--- a/assignment_2/infomcv_assignment_2_report.docx
+++ b/assignment_2/infomcv_assignment_2_report.docx
@@ -255,13 +255,7 @@
         <w:rPr>
           <w:lang w:val="en-GB"/>
         </w:rPr>
-        <w:t xml:space="preserve">, with the origin at </w:t>
-      </w:r>
-      <w:r>
-        <w:rPr>
-          <w:lang w:val="en-GB"/>
-        </w:rPr>
-        <w:t>[-</w:t>
+        <w:t>, with the origin at [-</w:t>
       </w:r>
       <w:r>
         <w:rPr>
@@ -315,13 +309,7 @@
         <w:rPr>
           <w:lang w:val="en-GB"/>
         </w:rPr>
-        <w:t xml:space="preserve">grid looks roughly like </w:t>
-      </w:r>
-      <w:r>
-        <w:rPr>
-          <w:lang w:val="en-GB"/>
-        </w:rPr>
-        <w:t>{[</w:t>
+        <w:t>grid looks roughly like {[</w:t>
       </w:r>
       <w:r>
         <w:rPr>
@@ -393,21 +381,7 @@
         <w:rPr>
           <w:lang w:val="en-GB"/>
         </w:rPr>
-        <w:t xml:space="preserve">. This has the same dimensions as the coordinate grid, but makes sure the horse is </w:t>
-      </w:r>
-      <w:proofErr w:type="spellStart"/>
-      <w:r>
-        <w:rPr>
-          <w:lang w:val="en-GB"/>
-        </w:rPr>
-        <w:t>centered</w:t>
-      </w:r>
-      <w:proofErr w:type="spellEnd"/>
-      <w:r>
-        <w:rPr>
-          <w:lang w:val="en-GB"/>
-        </w:rPr>
-        <w:t xml:space="preserve"> on the space, and that the voxel coordinates are whole numbers that work well with the library.</w:t>
+        <w:t>. This has the same dimensions as the coordinate grid, but makes sure the horse is centered on the space, and that the voxel coordinates are whole numbers that work well with the library.</w:t>
       </w:r>
     </w:p>
     <w:p>
@@ -421,41 +395,13 @@
         <w:rPr>
           <w:lang w:val="en-GB"/>
         </w:rPr>
-        <w:t xml:space="preserve">Then, we project all the points in the 3D coordinate grid onto the 2D image frame, using the different camera in- and </w:t>
-      </w:r>
-      <w:proofErr w:type="spellStart"/>
-      <w:r>
-        <w:rPr>
-          <w:lang w:val="en-GB"/>
-        </w:rPr>
-        <w:t>extrinsics</w:t>
-      </w:r>
-      <w:proofErr w:type="spellEnd"/>
-      <w:r>
-        <w:rPr>
-          <w:lang w:val="en-GB"/>
-        </w:rPr>
-        <w:t xml:space="preserve">. </w:t>
-      </w:r>
-      <w:r>
-        <w:rPr>
-          <w:lang w:val="en-GB"/>
-        </w:rPr>
-        <w:t>This gives us (</w:t>
-      </w:r>
-      <w:proofErr w:type="spellStart"/>
-      <w:r>
-        <w:rPr>
-          <w:lang w:val="en-GB"/>
-        </w:rPr>
-        <w:t>x,y</w:t>
-      </w:r>
-      <w:proofErr w:type="spellEnd"/>
-      <w:r>
-        <w:rPr>
-          <w:lang w:val="en-GB"/>
-        </w:rPr>
-        <w:t>) pixel coordinates for each voxel, as seen from the images. We make sure that any points falling outside of the</w:t>
+        <w:t xml:space="preserve">Then, we project all the points in the 3D coordinate grid onto the 2D image frame, using the different camera in- and extrinsics. </w:t>
+      </w:r>
+      <w:r>
+        <w:rPr>
+          <w:lang w:val="en-GB"/>
+        </w:rPr>
+        <w:t>This gives us (x,y) pixel coordinates for each voxel, as seen from the images. We make sure that any points falling outside of the</w:t>
       </w:r>
       <w:r>
         <w:rPr>
@@ -576,21 +522,12 @@
           <w:lang w:val="en-GB"/>
         </w:rPr>
       </w:pPr>
-      <w:proofErr w:type="spellStart"/>
       <w:r>
         <w:rPr>
           <w:rFonts w:eastAsiaTheme="minorEastAsia"/>
           <w:lang w:val="en-GB"/>
         </w:rPr>
-        <w:t>Rmat</w:t>
-      </w:r>
-      <w:proofErr w:type="spellEnd"/>
-      <w:r>
-        <w:rPr>
-          <w:rFonts w:eastAsiaTheme="minorEastAsia"/>
-          <w:lang w:val="en-GB"/>
-        </w:rPr>
-        <w:t xml:space="preserve">: </w:t>
+        <w:t xml:space="preserve">Rmat: </w:t>
       </w:r>
       <m:oMath>
         <m:d>
@@ -722,21 +659,12 @@
         </w:rPr>
         <w:t xml:space="preserve"> </w:t>
       </w:r>
-      <w:proofErr w:type="spellStart"/>
       <w:r>
         <w:rPr>
           <w:rFonts w:eastAsiaTheme="minorEastAsia"/>
           <w:lang w:val="en-GB"/>
         </w:rPr>
-        <w:t>Tvec</w:t>
-      </w:r>
-      <w:proofErr w:type="spellEnd"/>
-      <w:r>
-        <w:rPr>
-          <w:rFonts w:eastAsiaTheme="minorEastAsia"/>
-          <w:lang w:val="en-GB"/>
-        </w:rPr>
-        <w:t xml:space="preserve">: </w:t>
+        <w:t xml:space="preserve">Tvec: </w:t>
       </w:r>
       <m:oMath>
         <m:d>
@@ -819,26 +747,18 @@
       <w:pPr>
         <w:pStyle w:val="NoSpacing"/>
         <w:rPr>
+          <w:b/>
+          <w:bCs/>
           <w:lang w:val="en-GB"/>
         </w:rPr>
       </w:pPr>
       <w:r>
         <w:rPr>
-          <w:lang w:val="en-GB"/>
-        </w:rPr>
-        <w:t xml:space="preserve">Camera </w:t>
-      </w:r>
-      <w:r>
-        <w:rPr>
-          <w:lang w:val="en-GB"/>
-        </w:rPr>
-        <w:t>2</w:t>
-      </w:r>
-      <w:r>
-        <w:rPr>
-          <w:lang w:val="en-GB"/>
-        </w:rPr>
-        <w:t>:</w:t>
+          <w:b/>
+          <w:bCs/>
+          <w:lang w:val="en-GB"/>
+        </w:rPr>
+        <w:t>Camera 2:</w:t>
       </w:r>
     </w:p>
     <w:p>
@@ -848,21 +768,12 @@
           <w:lang w:val="en-GB"/>
         </w:rPr>
       </w:pPr>
-      <w:proofErr w:type="spellStart"/>
       <w:r>
         <w:rPr>
           <w:rFonts w:eastAsiaTheme="minorEastAsia"/>
           <w:lang w:val="en-GB"/>
         </w:rPr>
-        <w:t>Rmat</w:t>
-      </w:r>
-      <w:proofErr w:type="spellEnd"/>
-      <w:r>
-        <w:rPr>
-          <w:rFonts w:eastAsiaTheme="minorEastAsia"/>
-          <w:lang w:val="en-GB"/>
-        </w:rPr>
-        <w:t xml:space="preserve">: </w:t>
+        <w:t xml:space="preserve">Rmat: </w:t>
       </w:r>
       <m:oMath>
         <m:d>
@@ -992,23 +903,7 @@
           <w:rFonts w:eastAsiaTheme="minorEastAsia"/>
           <w:lang w:val="en-GB"/>
         </w:rPr>
-        <w:t xml:space="preserve"> </w:t>
-      </w:r>
-      <w:proofErr w:type="spellStart"/>
-      <w:r>
-        <w:rPr>
-          <w:rFonts w:eastAsiaTheme="minorEastAsia"/>
-          <w:lang w:val="en-GB"/>
-        </w:rPr>
-        <w:t>Tvec</w:t>
-      </w:r>
-      <w:proofErr w:type="spellEnd"/>
-      <w:r>
-        <w:rPr>
-          <w:rFonts w:eastAsiaTheme="minorEastAsia"/>
-          <w:lang w:val="en-GB"/>
-        </w:rPr>
-        <w:t xml:space="preserve">: </w:t>
+        <w:t xml:space="preserve"> Tvec: </w:t>
       </w:r>
       <m:oMath>
         <m:d>
@@ -1091,26 +986,18 @@
       <w:pPr>
         <w:pStyle w:val="NoSpacing"/>
         <w:rPr>
+          <w:b/>
+          <w:bCs/>
           <w:lang w:val="en-GB"/>
         </w:rPr>
       </w:pPr>
       <w:r>
         <w:rPr>
-          <w:lang w:val="en-GB"/>
-        </w:rPr>
-        <w:t xml:space="preserve">Camera </w:t>
-      </w:r>
-      <w:r>
-        <w:rPr>
-          <w:lang w:val="en-GB"/>
-        </w:rPr>
-        <w:t>3</w:t>
-      </w:r>
-      <w:r>
-        <w:rPr>
-          <w:lang w:val="en-GB"/>
-        </w:rPr>
-        <w:t>:</w:t>
+          <w:b/>
+          <w:bCs/>
+          <w:lang w:val="en-GB"/>
+        </w:rPr>
+        <w:t>Camera 3:</w:t>
       </w:r>
     </w:p>
     <w:p>
@@ -1120,21 +1007,12 @@
           <w:lang w:val="en-GB"/>
         </w:rPr>
       </w:pPr>
-      <w:proofErr w:type="spellStart"/>
       <w:r>
         <w:rPr>
           <w:rFonts w:eastAsiaTheme="minorEastAsia"/>
           <w:lang w:val="en-GB"/>
         </w:rPr>
-        <w:t>Rmat</w:t>
-      </w:r>
-      <w:proofErr w:type="spellEnd"/>
-      <w:r>
-        <w:rPr>
-          <w:rFonts w:eastAsiaTheme="minorEastAsia"/>
-          <w:lang w:val="en-GB"/>
-        </w:rPr>
-        <w:t xml:space="preserve">: </w:t>
+        <w:t xml:space="preserve">Rmat: </w:t>
       </w:r>
       <m:oMath>
         <m:d>
@@ -1264,23 +1142,7 @@
           <w:rFonts w:eastAsiaTheme="minorEastAsia"/>
           <w:lang w:val="en-GB"/>
         </w:rPr>
-        <w:t xml:space="preserve"> </w:t>
-      </w:r>
-      <w:proofErr w:type="spellStart"/>
-      <w:r>
-        <w:rPr>
-          <w:rFonts w:eastAsiaTheme="minorEastAsia"/>
-          <w:lang w:val="en-GB"/>
-        </w:rPr>
-        <w:t>Tvec</w:t>
-      </w:r>
-      <w:proofErr w:type="spellEnd"/>
-      <w:r>
-        <w:rPr>
-          <w:rFonts w:eastAsiaTheme="minorEastAsia"/>
-          <w:lang w:val="en-GB"/>
-        </w:rPr>
-        <w:t xml:space="preserve">: </w:t>
+        <w:t xml:space="preserve"> Tvec: </w:t>
       </w:r>
       <m:oMath>
         <m:d>
@@ -1363,26 +1225,18 @@
       <w:pPr>
         <w:pStyle w:val="NoSpacing"/>
         <w:rPr>
+          <w:b/>
+          <w:bCs/>
           <w:lang w:val="en-GB"/>
         </w:rPr>
       </w:pPr>
       <w:r>
         <w:rPr>
-          <w:lang w:val="en-GB"/>
-        </w:rPr>
-        <w:t xml:space="preserve">Camera </w:t>
-      </w:r>
-      <w:r>
-        <w:rPr>
-          <w:lang w:val="en-GB"/>
-        </w:rPr>
-        <w:t>4</w:t>
-      </w:r>
-      <w:r>
-        <w:rPr>
-          <w:lang w:val="en-GB"/>
-        </w:rPr>
-        <w:t>:</w:t>
+          <w:b/>
+          <w:bCs/>
+          <w:lang w:val="en-GB"/>
+        </w:rPr>
+        <w:t>Camera 4:</w:t>
       </w:r>
     </w:p>
     <w:p>
@@ -1392,21 +1246,12 @@
           <w:lang w:val="en-GB"/>
         </w:rPr>
       </w:pPr>
-      <w:proofErr w:type="spellStart"/>
       <w:r>
         <w:rPr>
           <w:rFonts w:eastAsiaTheme="minorEastAsia"/>
           <w:lang w:val="en-GB"/>
         </w:rPr>
-        <w:t>Rmat</w:t>
-      </w:r>
-      <w:proofErr w:type="spellEnd"/>
-      <w:r>
-        <w:rPr>
-          <w:rFonts w:eastAsiaTheme="minorEastAsia"/>
-          <w:lang w:val="en-GB"/>
-        </w:rPr>
-        <w:t xml:space="preserve">: </w:t>
+        <w:t xml:space="preserve">Rmat: </w:t>
       </w:r>
       <m:oMath>
         <m:d>
@@ -1536,23 +1381,7 @@
           <w:rFonts w:eastAsiaTheme="minorEastAsia"/>
           <w:lang w:val="en-GB"/>
         </w:rPr>
-        <w:t xml:space="preserve"> </w:t>
-      </w:r>
-      <w:proofErr w:type="spellStart"/>
-      <w:r>
-        <w:rPr>
-          <w:rFonts w:eastAsiaTheme="minorEastAsia"/>
-          <w:lang w:val="en-GB"/>
-        </w:rPr>
-        <w:t>Tvec</w:t>
-      </w:r>
-      <w:proofErr w:type="spellEnd"/>
-      <w:r>
-        <w:rPr>
-          <w:rFonts w:eastAsiaTheme="minorEastAsia"/>
-          <w:lang w:val="en-GB"/>
-        </w:rPr>
-        <w:t xml:space="preserve">: </w:t>
+        <w:t xml:space="preserve"> Tvec: </w:t>
       </w:r>
       <m:oMath>
         <m:d>
@@ -1752,13 +1581,7 @@
         <w:rPr>
           <w:lang w:val="en-GB"/>
         </w:rPr>
-        <w:t xml:space="preserve"> as </w:t>
-      </w:r>
-      <w:r>
-        <w:rPr>
-          <w:lang w:val="en-GB"/>
-        </w:rPr>
-        <w:t xml:space="preserve"> </w:t>
+        <w:t xml:space="preserve"> as  </w:t>
       </w:r>
       <m:oMath>
         <m:sSub>
@@ -1967,35 +1790,7 @@
               <w:rFonts w:ascii="Cambria Math" w:hAnsi="Cambria Math"/>
               <w:lang w:val="en-GB"/>
             </w:rPr>
-            <m:t xml:space="preserve"> </m:t>
-          </m:r>
-          <m:r>
-            <w:rPr>
-              <w:rFonts w:ascii="Cambria Math" w:hAnsi="Cambria Math"/>
-              <w:lang w:val="en-GB"/>
-            </w:rPr>
-            <m:t>|</m:t>
-          </m:r>
-          <m:r>
-            <w:rPr>
-              <w:rFonts w:ascii="Cambria Math" w:hAnsi="Cambria Math"/>
-              <w:lang w:val="en-GB"/>
-            </w:rPr>
-            <m:t xml:space="preserve"> </m:t>
-          </m:r>
-          <m:r>
-            <w:rPr>
-              <w:rFonts w:ascii="Cambria Math" w:hAnsi="Cambria Math"/>
-              <w:lang w:val="en-GB"/>
-            </w:rPr>
-            <m:t>Hue</m:t>
-          </m:r>
-          <m:r>
-            <w:rPr>
-              <w:rFonts w:ascii="Cambria Math" w:hAnsi="Cambria Math"/>
-              <w:lang w:val="en-GB"/>
-            </w:rPr>
-            <m:t>&lt;</m:t>
+            <m:t xml:space="preserve"> | Hue&lt;</m:t>
           </m:r>
           <m:d>
             <m:dPr>
@@ -2149,14 +1944,7 @@
               <w:rFonts w:ascii="Cambria Math" w:hAnsi="Cambria Math"/>
               <w:lang w:val="en-GB"/>
             </w:rPr>
-            <m:t>,</m:t>
-          </m:r>
-          <m:r>
-            <w:rPr>
-              <w:rFonts w:ascii="Cambria Math" w:hAnsi="Cambria Math"/>
-              <w:lang w:val="en-GB"/>
-            </w:rPr>
-            <m:t xml:space="preserve"> </m:t>
+            <m:t xml:space="preserve">, </m:t>
           </m:r>
         </m:oMath>
       </m:oMathPara>
@@ -2279,14 +2067,7 @@
                 <w:rFonts w:ascii="Cambria Math" w:eastAsiaTheme="minorEastAsia" w:hAnsi="Cambria Math"/>
                 <w:lang w:val="en-GB"/>
               </w:rPr>
-              <m:t xml:space="preserve">  </m:t>
-            </m:r>
-            <m:r>
-              <w:rPr>
-                <w:rFonts w:ascii="Cambria Math" w:eastAsiaTheme="minorEastAsia" w:hAnsi="Cambria Math"/>
-                <w:lang w:val="en-GB"/>
-              </w:rPr>
-              <m:t>IsForeground</m:t>
+              <m:t xml:space="preserve">  IsForeground</m:t>
             </m:r>
             <m:d>
               <m:dPr>
@@ -2351,14 +2132,7 @@
             <w:rFonts w:ascii="Cambria Math" w:eastAsiaTheme="minorEastAsia" w:hAnsi="Cambria Math"/>
             <w:lang w:val="en-GB"/>
           </w:rPr>
-          <m:t xml:space="preserve"> </m:t>
-        </m:r>
-        <m:r>
-          <w:rPr>
-            <w:rFonts w:ascii="Cambria Math" w:eastAsiaTheme="minorEastAsia" w:hAnsi="Cambria Math"/>
-            <w:lang w:val="en-GB"/>
-          </w:rPr>
-          <m:t>IsForeground(pixe</m:t>
+          <m:t xml:space="preserve"> IsForeground(pixe</m:t>
         </m:r>
         <m:sSub>
           <m:sSubPr>
@@ -2425,23 +2199,7 @@
           <w:rFonts w:eastAsiaTheme="minorEastAsia"/>
           <w:lang w:val="en-GB"/>
         </w:rPr>
-        <w:t xml:space="preserve">where </w:t>
-      </w:r>
-      <w:proofErr w:type="spellStart"/>
-      <w:r>
-        <w:rPr>
-          <w:rFonts w:eastAsiaTheme="minorEastAsia"/>
-          <w:lang w:val="en-GB"/>
-        </w:rPr>
-        <w:t>IsForeground</w:t>
-      </w:r>
-      <w:proofErr w:type="spellEnd"/>
-      <w:r>
-        <w:rPr>
-          <w:rFonts w:eastAsiaTheme="minorEastAsia"/>
-          <w:lang w:val="en-GB"/>
-        </w:rPr>
-        <w:t xml:space="preserve">() refers to the formula above. </w:t>
+        <w:t xml:space="preserve">where IsForeground() refers to the formula above. </w:t>
       </w:r>
       <w:r>
         <w:rPr>
@@ -2477,6 +2235,7 @@
       </w:pPr>
       <w:r>
         <w:rPr>
+          <w:noProof/>
           <w:lang w:val="en-GB"/>
         </w:rPr>
         <mc:AlternateContent>
@@ -2526,19 +2285,7 @@
                               </w:rPr>
                             </w:pPr>
                             <w:r>
-                              <w:t xml:space="preserve">Figure </w:t>
-                            </w:r>
-                            <w:r>
-                              <w:t>4</w:t>
-                            </w:r>
-                            <w:r>
-                              <w:t xml:space="preserve">: Camera </w:t>
-                            </w:r>
-                            <w:r>
-                              <w:t>4</w:t>
-                            </w:r>
-                            <w:r>
-                              <w:t>.</w:t>
+                              <w:t>Figure 4: Camera 4.</w:t>
                             </w:r>
                           </w:p>
                         </w:txbxContent>
@@ -2599,6 +2346,7 @@
       </w:r>
       <w:r>
         <w:rPr>
+          <w:noProof/>
           <w:lang w:val="en-GB"/>
         </w:rPr>
         <mc:AlternateContent>
@@ -2666,13 +2414,7 @@
                               <w:fldChar w:fldCharType="end"/>
                             </w:r>
                             <w:r>
-                              <w:t xml:space="preserve">: Camera </w:t>
-                            </w:r>
-                            <w:r>
-                              <w:t>1</w:t>
-                            </w:r>
-                            <w:r>
-                              <w:t>.</w:t>
+                              <w:t>: Camera 1.</w:t>
                             </w:r>
                           </w:p>
                         </w:txbxContent>
@@ -2741,10 +2483,11 @@
       </w:r>
       <w:r>
         <w:rPr>
+          <w:noProof/>
           <w:lang w:val="en-GB"/>
         </w:rPr>
         <w:drawing>
-          <wp:anchor distT="0" distB="0" distL="114300" distR="114300" simplePos="0" relativeHeight="251664384" behindDoc="0" locked="0" layoutInCell="1" allowOverlap="1" wp14:anchorId="21CD7C89" wp14:editId="19A6CE29">
+          <wp:anchor distT="0" distB="0" distL="114300" distR="114300" simplePos="0" relativeHeight="251664384" behindDoc="0" locked="0" layoutInCell="1" allowOverlap="1" wp14:anchorId="21CD7C89" wp14:editId="1C026E62">
             <wp:simplePos x="0" y="0"/>
             <wp:positionH relativeFrom="margin">
               <wp:posOffset>-635</wp:posOffset>
@@ -2808,6 +2551,7 @@
       </w:r>
       <w:r>
         <w:rPr>
+          <w:noProof/>
           <w:lang w:val="en-GB"/>
         </w:rPr>
         <mc:AlternateContent>
@@ -2914,10 +2658,11 @@
       </w:r>
       <w:r>
         <w:rPr>
+          <w:noProof/>
           <w:lang w:val="en-GB"/>
         </w:rPr>
         <w:drawing>
-          <wp:anchor distT="0" distB="0" distL="114300" distR="114300" simplePos="0" relativeHeight="251667456" behindDoc="0" locked="0" layoutInCell="1" allowOverlap="1" wp14:anchorId="2692D553" wp14:editId="5421A764">
+          <wp:anchor distT="0" distB="0" distL="114300" distR="114300" simplePos="0" relativeHeight="251667456" behindDoc="0" locked="0" layoutInCell="1" allowOverlap="1" wp14:anchorId="2692D553" wp14:editId="1CB30CE5">
             <wp:simplePos x="0" y="0"/>
             <wp:positionH relativeFrom="margin">
               <wp:posOffset>3102090</wp:posOffset>
@@ -2982,10 +2727,11 @@
       <w:r>
         <w:rPr>
           <w:rFonts w:eastAsiaTheme="minorEastAsia"/>
+          <w:noProof/>
           <w:lang w:val="en-GB"/>
         </w:rPr>
         <w:drawing>
-          <wp:anchor distT="0" distB="0" distL="114300" distR="114300" simplePos="0" relativeHeight="251658240" behindDoc="0" locked="0" layoutInCell="1" allowOverlap="1" wp14:anchorId="015017C5" wp14:editId="39D25CF2">
+          <wp:anchor distT="0" distB="0" distL="114300" distR="114300" simplePos="0" relativeHeight="251658240" behindDoc="0" locked="0" layoutInCell="1" allowOverlap="1" wp14:anchorId="015017C5" wp14:editId="3F64E507">
             <wp:simplePos x="0" y="0"/>
             <wp:positionH relativeFrom="margin">
               <wp:align>left</wp:align>
@@ -3049,10 +2795,11 @@
       </w:r>
       <w:r>
         <w:rPr>
+          <w:noProof/>
           <w:lang w:val="en-GB"/>
         </w:rPr>
         <w:drawing>
-          <wp:anchor distT="0" distB="0" distL="114300" distR="114300" simplePos="0" relativeHeight="251659264" behindDoc="0" locked="0" layoutInCell="1" allowOverlap="1" wp14:anchorId="42CD74E3" wp14:editId="564484F5">
+          <wp:anchor distT="0" distB="0" distL="114300" distR="114300" simplePos="0" relativeHeight="251659264" behindDoc="0" locked="0" layoutInCell="1" allowOverlap="1" wp14:anchorId="42CD74E3" wp14:editId="6D06F7FF">
             <wp:simplePos x="0" y="0"/>
             <wp:positionH relativeFrom="column">
               <wp:posOffset>3054350</wp:posOffset>
@@ -3116,6 +2863,7 @@
       </w:r>
       <w:r>
         <w:rPr>
+          <w:noProof/>
           <w:lang w:val="en-GB"/>
         </w:rPr>
         <mc:AlternateContent>
@@ -3337,37 +3085,13 @@
         <w:rPr>
           <w:lang w:val="en-GB"/>
         </w:rPr>
-        <w:t>0.5</w:t>
-      </w:r>
-      <w:r>
-        <w:rPr>
-          <w:lang w:val="en-GB"/>
-        </w:rPr>
-        <w:t xml:space="preserve"> through</w:t>
-      </w:r>
-      <w:r>
-        <w:rPr>
-          <w:lang w:val="en-GB"/>
-        </w:rPr>
-        <w:t xml:space="preserve"> 10.0</w:t>
-      </w:r>
-      <w:r>
-        <w:rPr>
-          <w:lang w:val="en-GB"/>
-        </w:rPr>
-        <w:t xml:space="preserve"> (in 8 steps) were tried (</w:t>
-      </w:r>
-      <w:r>
-        <w:rPr>
-          <w:lang w:val="en-GB"/>
-        </w:rPr>
-        <w:t>1.679.616</w:t>
-      </w:r>
-      <w:r>
-        <w:rPr>
-          <w:lang w:val="en-GB"/>
-        </w:rPr>
-        <w:t xml:space="preserve"> combinations)</w:t>
+        <w:t>0.5 through 10.0 (in 8 steps) were tried (</w:t>
+      </w:r>
+      <w:r>
+        <w:rPr>
+          <w:lang w:val="en-GB"/>
+        </w:rPr>
+        <w:t>1.679.616 combinations)</w:t>
       </w:r>
       <w:r>
         <w:rPr>
@@ -3567,25 +3291,7 @@
           <w:iCs/>
           <w:lang w:val="en-GB"/>
         </w:rPr>
-        <w:t xml:space="preserve"> without having our points </w:t>
-      </w:r>
-      <w:proofErr w:type="spellStart"/>
-      <w:r>
-        <w:rPr>
-          <w:i/>
-          <w:iCs/>
-          <w:lang w:val="en-GB"/>
-        </w:rPr>
-        <w:t>reducted</w:t>
-      </w:r>
-      <w:proofErr w:type="spellEnd"/>
-      <w:r>
-        <w:rPr>
-          <w:i/>
-          <w:iCs/>
-          <w:lang w:val="en-GB"/>
-        </w:rPr>
-        <w:t>.</w:t>
+        <w:t xml:space="preserve"> without having our points reducted.</w:t>
       </w:r>
     </w:p>
     <w:p>
@@ -3607,7 +3313,31 @@
         <w:rPr>
           <w:lang w:val="en-GB"/>
         </w:rPr>
-        <w:t>TODO</w:t>
+        <w:t xml:space="preserve">As stated before, for each camera, we have a set of 2D coordinates corresponding to each voxel. At the end of the projection step we have an equally long list of </w:t>
+      </w:r>
+      <w:r>
+        <w:rPr>
+          <w:lang w:val="en-GB"/>
+        </w:rPr>
+        <w:t xml:space="preserve">True False values, where True means the voxel should be drawn. We then simply apply this </w:t>
+      </w:r>
+      <w:r>
+        <w:rPr>
+          <w:lang w:val="en-GB"/>
+        </w:rPr>
+        <w:t xml:space="preserve">list as a mask to the 2D coordinates, leaving a set of coordinates for each video, that are visible from each camera. We extract all of the colour values from all these pixels and average them over all camera views. </w:t>
+      </w:r>
+      <w:r>
+        <w:rPr>
+          <w:lang w:val="en-GB"/>
+        </w:rPr>
+        <w:t>This leaves a set of colour values corresponding to each voxel</w:t>
+      </w:r>
+      <w:r>
+        <w:rPr>
+          <w:lang w:val="en-GB"/>
+        </w:rPr>
+        <w:t xml:space="preserve">, as the average of all camera views. </w:t>
       </w:r>
     </w:p>
     <w:p>
@@ -3619,286 +3349,21 @@
       </w:pPr>
       <w:r>
         <w:rPr>
-          <w:b/>
-          <w:bCs/>
-          <w:lang w:val="en-GB"/>
-        </w:rPr>
-        <w:t xml:space="preserve">Choice task 5: </w:t>
-      </w:r>
-      <w:r>
-        <w:rPr>
-          <w:lang w:val="en-GB"/>
-        </w:rPr>
-        <w:t>For this choice task, Ronald primarily expected us</w:t>
-      </w:r>
-      <w:r>
-        <w:rPr>
-          <w:i/>
-          <w:iCs/>
-          <w:lang w:val="en-GB"/>
-        </w:rPr>
-        <w:t xml:space="preserve"> </w:t>
-      </w:r>
-      <w:r>
-        <w:rPr>
-          <w:lang w:val="en-GB"/>
-        </w:rPr>
-        <w:t>to apply the XOR idea mentioned in the lecture. However, we came to a different result with a different method. When discussing this on the 3</w:t>
-      </w:r>
-      <w:r>
-        <w:rPr>
-          <w:vertAlign w:val="superscript"/>
-          <w:lang w:val="en-GB"/>
-        </w:rPr>
-        <w:t>rd</w:t>
-      </w:r>
-      <w:r>
-        <w:rPr>
-          <w:lang w:val="en-GB"/>
-        </w:rPr>
-        <w:t xml:space="preserve"> of march with Ronald, we concluded together that our alternative would equally be legible for full marks, provided adequate execution.</w:t>
-      </w:r>
-      <w:r>
-        <w:rPr>
-          <w:lang w:val="en-GB"/>
-        </w:rPr>
-        <w:br/>
-        <w:t>Our method works as follows. First, we pre-load and pre-mask all the videos</w:t>
-      </w:r>
-      <w:r>
-        <w:rPr>
-          <w:lang w:val="en-GB"/>
-        </w:rPr>
-        <w:t>. Then we pre-define all the</w:t>
-      </w:r>
-      <w:r>
-        <w:rPr>
-          <w:lang w:val="en-GB"/>
-        </w:rPr>
-        <w:t xml:space="preserve"> 3D IRL coordinates in the voxel grid. We project these points onto each camera, based on their in- and </w:t>
-      </w:r>
-      <w:proofErr w:type="spellStart"/>
-      <w:r>
-        <w:rPr>
-          <w:lang w:val="en-GB"/>
-        </w:rPr>
-        <w:t>extrinsics</w:t>
-      </w:r>
-      <w:proofErr w:type="spellEnd"/>
-      <w:r>
-        <w:rPr>
-          <w:lang w:val="en-GB"/>
-        </w:rPr>
-        <w:t>. This leaves a set of (</w:t>
-      </w:r>
-      <w:proofErr w:type="spellStart"/>
-      <w:r>
-        <w:rPr>
-          <w:lang w:val="en-GB"/>
-        </w:rPr>
-        <w:t>x,y</w:t>
-      </w:r>
-      <w:proofErr w:type="spellEnd"/>
-      <w:r>
-        <w:rPr>
-          <w:lang w:val="en-GB"/>
-        </w:rPr>
-        <w:t>) coordinates</w:t>
-      </w:r>
-      <w:r>
-        <w:rPr>
-          <w:lang w:val="en-GB"/>
-        </w:rPr>
-        <w:t xml:space="preserve"> for every single pixel corresponding to each voxel, one set per camera. </w:t>
-      </w:r>
-      <w:r>
-        <w:rPr>
-          <w:lang w:val="en-GB"/>
-        </w:rPr>
-        <w:t>We then set the (</w:t>
-      </w:r>
-      <w:proofErr w:type="spellStart"/>
-      <w:r>
-        <w:rPr>
-          <w:lang w:val="en-GB"/>
-        </w:rPr>
-        <w:t>x,y</w:t>
-      </w:r>
-      <w:proofErr w:type="spellEnd"/>
-      <w:r>
-        <w:rPr>
-          <w:lang w:val="en-GB"/>
-        </w:rPr>
-        <w:t xml:space="preserve">) coordinates of pixels that are not within the range of the image to (0,0) to prevent out of bounds errors (the pixel at 0,0 is always background in all videos). This leaves </w:t>
-      </w:r>
-      <w:r>
-        <w:rPr>
-          <w:lang w:val="en-GB"/>
-        </w:rPr>
-        <w:t>4</w:t>
-      </w:r>
-      <w:r>
-        <w:rPr>
-          <w:lang w:val="en-GB"/>
-        </w:rPr>
-        <w:t xml:space="preserve"> set</w:t>
-      </w:r>
-      <w:r>
-        <w:rPr>
-          <w:lang w:val="en-GB"/>
-        </w:rPr>
-        <w:t xml:space="preserve">s </w:t>
-      </w:r>
-      <w:r>
-        <w:rPr>
-          <w:lang w:val="en-GB"/>
-        </w:rPr>
-        <w:t xml:space="preserve">of </w:t>
-      </w:r>
-      <w:r>
-        <w:rPr>
-          <w:lang w:val="en-GB"/>
-        </w:rPr>
-        <w:t xml:space="preserve">96 x 128 x 96 </w:t>
-      </w:r>
-      <w:r>
-        <w:rPr>
-          <w:lang w:val="en-GB"/>
-        </w:rPr>
-        <w:t>(the voxel</w:t>
-      </w:r>
-      <w:r>
-        <w:rPr>
-          <w:lang w:val="en-GB"/>
-        </w:rPr>
-        <w:t xml:space="preserve"> space </w:t>
-      </w:r>
-      <w:r>
-        <w:rPr>
-          <w:lang w:val="en-GB"/>
-        </w:rPr>
-        <w:t>dimensions)</w:t>
-      </w:r>
-      <w:r>
-        <w:rPr>
-          <w:lang w:val="en-GB"/>
-        </w:rPr>
-        <w:t xml:space="preserve"> </w:t>
-      </w:r>
-      <w:r>
-        <w:rPr>
-          <w:lang w:val="en-GB"/>
-        </w:rPr>
-        <w:t xml:space="preserve">= </w:t>
-      </w:r>
-      <w:r>
-        <w:rPr>
-          <w:lang w:val="en-GB"/>
-        </w:rPr>
-        <w:t>1.179.648</w:t>
-      </w:r>
-      <w:r>
-        <w:rPr>
-          <w:lang w:val="en-GB"/>
-        </w:rPr>
-        <w:t xml:space="preserve"> </w:t>
-      </w:r>
-      <w:r>
-        <w:rPr>
-          <w:lang w:val="en-GB"/>
-        </w:rPr>
-        <w:t>coordinates. We lastly round the coordinates to integers. When processing a single frame, all of these coordinates can directly be used</w:t>
-      </w:r>
-      <w:r>
-        <w:rPr>
-          <w:lang w:val="en-GB"/>
-        </w:rPr>
-        <w:t xml:space="preserve"> as indexes in the masked frames, returning 4 lists of </w:t>
-      </w:r>
-      <w:r>
-        <w:rPr>
-          <w:lang w:val="en-GB"/>
-        </w:rPr>
-        <w:t>1.179.648</w:t>
-      </w:r>
-      <w:r>
-        <w:rPr>
-          <w:lang w:val="en-GB"/>
-        </w:rPr>
-        <w:t xml:space="preserve"> True-False values</w:t>
-      </w:r>
-      <w:r>
-        <w:rPr>
-          <w:lang w:val="en-GB"/>
-        </w:rPr>
-        <w:t>.</w:t>
-      </w:r>
-      <w:r>
-        <w:rPr>
-          <w:lang w:val="en-GB"/>
-        </w:rPr>
-        <w:t xml:space="preserve"> These are all processed at the exact same time using </w:t>
-      </w:r>
-      <w:r>
-        <w:rPr>
-          <w:lang w:val="en-GB"/>
-        </w:rPr>
-        <w:t>N</w:t>
-      </w:r>
-      <w:r>
-        <w:rPr>
-          <w:lang w:val="en-GB"/>
-        </w:rPr>
-        <w:t>um</w:t>
-      </w:r>
-      <w:r>
-        <w:rPr>
-          <w:lang w:val="en-GB"/>
-        </w:rPr>
-        <w:t>Py</w:t>
-      </w:r>
-      <w:r>
-        <w:rPr>
-          <w:lang w:val="en-GB"/>
-        </w:rPr>
-        <w:t xml:space="preserve"> parallelisation. We can then combine these 4 lists into 1 using an AND gate, leaving only True values for voxels that are visible from all 4 cameras. This mask can then be applied to the </w:t>
-      </w:r>
-      <w:r>
-        <w:rPr>
-          <w:lang w:val="en-GB"/>
-        </w:rPr>
-        <w:t>2</w:t>
-      </w:r>
-      <w:r>
-        <w:rPr>
-          <w:vertAlign w:val="superscript"/>
-          <w:lang w:val="en-GB"/>
-        </w:rPr>
-        <w:t>nd</w:t>
-      </w:r>
-      <w:r>
-        <w:rPr>
-          <w:lang w:val="en-GB"/>
-        </w:rPr>
-        <w:t xml:space="preserve"> voxel space we initialised (but did not yet mention in this choice task section). This voxel space </w:t>
-      </w:r>
-      <w:r>
-        <w:rPr>
-          <w:lang w:val="en-GB"/>
-        </w:rPr>
-        <w:t xml:space="preserve">consists of </w:t>
-      </w:r>
-      <w:r>
-        <w:rPr>
-          <w:lang w:val="en-GB"/>
-        </w:rPr>
-        <w:t>1.179.648</w:t>
-      </w:r>
-      <w:r>
-        <w:rPr>
-          <w:lang w:val="en-GB"/>
-        </w:rPr>
-        <w:t xml:space="preserve"> voxels, matching the coordinate system of the GitHub library we were tasked to use. Applying the list of True-False values as a mask to this voxel space yields us the coordinates of the voxels that should be turned on.</w:t>
+          <w:lang w:val="en-GB"/>
+        </w:rPr>
+        <w:t>Note here that this does not take into account if the voxel is directly visible from a camera perspective, only if the voxel is within the foreground line of sight. It can be obstructed</w:t>
+      </w:r>
+      <w:r>
+        <w:rPr>
+          <w:lang w:val="en-GB"/>
+        </w:rPr>
+        <w:t>. This means that some of the voxels will be coloured according to camera views that do not directly observe it. The colour value will therefore be skewed towards the value of the outer voxel that is obstructing it, as seen from that camera. We are aware this will not yield us full marks</w:t>
+      </w:r>
+      <w:r>
+        <w:rPr>
+          <w:lang w:val="en-GB"/>
+        </w:rPr>
+        <w:t>, only making us eligible for a maximum of 8.</w:t>
       </w:r>
     </w:p>
     <w:p>
@@ -3910,45 +3375,226 @@
       </w:pPr>
       <w:r>
         <w:rPr>
-          <w:lang w:val="en-GB"/>
-        </w:rPr>
-        <w:t xml:space="preserve">This means we do not apply the XOR method, but instead we process </w:t>
-      </w:r>
-      <w:r>
-        <w:rPr>
-          <w:lang w:val="en-GB"/>
-        </w:rPr>
-        <w:t>every single frame in O(1) time, as the compute time does not get slower when processing more or less pixels (provided they can all fit in RAM</w:t>
-      </w:r>
-      <w:r>
-        <w:rPr>
-          <w:lang w:val="en-GB"/>
-        </w:rPr>
-        <w:t xml:space="preserve">). This is all optimised using NumPy. </w:t>
-      </w:r>
-      <w:r>
-        <w:rPr>
-          <w:lang w:val="en-GB"/>
-        </w:rPr>
-        <w:t xml:space="preserve">Adding a XOR method would require index-wise separation, therefore adding more steps or math to convert the </w:t>
-      </w:r>
-      <w:r>
-        <w:rPr>
-          <w:lang w:val="en-GB"/>
-        </w:rPr>
-        <w:t xml:space="preserve">foreground pixel indices to voxel coordinates. This would therefore be more computationally intensive, and not save time (though it would significantly save on memory). Like stated at the start, we talked to Ronal about </w:t>
-      </w:r>
-      <w:r>
-        <w:rPr>
-          <w:lang w:val="en-GB"/>
-        </w:rPr>
-        <w:t xml:space="preserve">our method </w:t>
-      </w:r>
-      <w:r>
-        <w:rPr>
-          <w:lang w:val="en-GB"/>
-        </w:rPr>
-        <w:t>and both concluded that we showed an in-depth understanding of this choice task, even though we ended up with a different implementation.</w:t>
+          <w:b/>
+          <w:bCs/>
+          <w:lang w:val="en-GB"/>
+        </w:rPr>
+        <w:t xml:space="preserve">Choice task 5: </w:t>
+      </w:r>
+      <w:r>
+        <w:rPr>
+          <w:lang w:val="en-GB"/>
+        </w:rPr>
+        <w:t>For this choice task, Ronald primarily expected us</w:t>
+      </w:r>
+      <w:r>
+        <w:rPr>
+          <w:i/>
+          <w:iCs/>
+          <w:lang w:val="en-GB"/>
+        </w:rPr>
+        <w:t xml:space="preserve"> </w:t>
+      </w:r>
+      <w:r>
+        <w:rPr>
+          <w:lang w:val="en-GB"/>
+        </w:rPr>
+        <w:t>to apply the XOR idea mentioned in the lecture. However, we came to a different result with a different method. When discussing this on the 3</w:t>
+      </w:r>
+      <w:r>
+        <w:rPr>
+          <w:vertAlign w:val="superscript"/>
+          <w:lang w:val="en-GB"/>
+        </w:rPr>
+        <w:t>rd</w:t>
+      </w:r>
+      <w:r>
+        <w:rPr>
+          <w:lang w:val="en-GB"/>
+        </w:rPr>
+        <w:t xml:space="preserve"> of march with Ronald, we concluded together that our alternative would equally be legible for full marks, provided adequate execution.</w:t>
+      </w:r>
+      <w:r>
+        <w:rPr>
+          <w:lang w:val="en-GB"/>
+        </w:rPr>
+        <w:br/>
+        <w:t>Our method works as follows. First, we pre-load and pre-mask all the videos</w:t>
+      </w:r>
+      <w:r>
+        <w:rPr>
+          <w:lang w:val="en-GB"/>
+        </w:rPr>
+        <w:t>. Then we pre-define all the</w:t>
+      </w:r>
+      <w:r>
+        <w:rPr>
+          <w:lang w:val="en-GB"/>
+        </w:rPr>
+        <w:t xml:space="preserve"> 3D IRL coordinates in the voxel grid. We project these points onto each camera, based on their in- and extrinsics. This leaves a set of (x,y) coordinates</w:t>
+      </w:r>
+      <w:r>
+        <w:rPr>
+          <w:lang w:val="en-GB"/>
+        </w:rPr>
+        <w:t xml:space="preserve"> for every single pixel corresponding to each voxel, one set per camera. </w:t>
+      </w:r>
+      <w:r>
+        <w:rPr>
+          <w:lang w:val="en-GB"/>
+        </w:rPr>
+        <w:t xml:space="preserve">We then set the (x,y) coordinates of pixels that are not within the range of the image to (0,0) to prevent out of bounds errors (the pixel at 0,0 is always background in all videos). This leaves </w:t>
+      </w:r>
+      <w:r>
+        <w:rPr>
+          <w:lang w:val="en-GB"/>
+        </w:rPr>
+        <w:t>4</w:t>
+      </w:r>
+      <w:r>
+        <w:rPr>
+          <w:lang w:val="en-GB"/>
+        </w:rPr>
+        <w:t xml:space="preserve"> set</w:t>
+      </w:r>
+      <w:r>
+        <w:rPr>
+          <w:lang w:val="en-GB"/>
+        </w:rPr>
+        <w:t xml:space="preserve">s </w:t>
+      </w:r>
+      <w:r>
+        <w:rPr>
+          <w:lang w:val="en-GB"/>
+        </w:rPr>
+        <w:t xml:space="preserve">of </w:t>
+      </w:r>
+      <w:r>
+        <w:rPr>
+          <w:lang w:val="en-GB"/>
+        </w:rPr>
+        <w:t xml:space="preserve">96 x 128 x 96 </w:t>
+      </w:r>
+      <w:r>
+        <w:rPr>
+          <w:lang w:val="en-GB"/>
+        </w:rPr>
+        <w:t xml:space="preserve">(the voxel space dimensions) </w:t>
+      </w:r>
+      <w:r>
+        <w:rPr>
+          <w:lang w:val="en-GB"/>
+        </w:rPr>
+        <w:t xml:space="preserve">= </w:t>
+      </w:r>
+      <w:r>
+        <w:rPr>
+          <w:lang w:val="en-GB"/>
+        </w:rPr>
+        <w:t>1.179.648</w:t>
+      </w:r>
+      <w:r>
+        <w:rPr>
+          <w:lang w:val="en-GB"/>
+        </w:rPr>
+        <w:t xml:space="preserve"> </w:t>
+      </w:r>
+      <w:r>
+        <w:rPr>
+          <w:lang w:val="en-GB"/>
+        </w:rPr>
+        <w:t>coordinates. We lastly round the coordinates to integers. When processing a single frame, all of these coordinates can directly be used</w:t>
+      </w:r>
+      <w:r>
+        <w:rPr>
+          <w:lang w:val="en-GB"/>
+        </w:rPr>
+        <w:t xml:space="preserve"> as indexes in the masked frames, returning 4 lists of </w:t>
+      </w:r>
+      <w:r>
+        <w:rPr>
+          <w:lang w:val="en-GB"/>
+        </w:rPr>
+        <w:t>1.179.648</w:t>
+      </w:r>
+      <w:r>
+        <w:rPr>
+          <w:lang w:val="en-GB"/>
+        </w:rPr>
+        <w:t xml:space="preserve"> True-False values</w:t>
+      </w:r>
+      <w:r>
+        <w:rPr>
+          <w:lang w:val="en-GB"/>
+        </w:rPr>
+        <w:t>.</w:t>
+      </w:r>
+      <w:r>
+        <w:rPr>
+          <w:lang w:val="en-GB"/>
+        </w:rPr>
+        <w:t xml:space="preserve"> These are all processed at the exact same time using </w:t>
+      </w:r>
+      <w:r>
+        <w:rPr>
+          <w:lang w:val="en-GB"/>
+        </w:rPr>
+        <w:t>N</w:t>
+      </w:r>
+      <w:r>
+        <w:rPr>
+          <w:lang w:val="en-GB"/>
+        </w:rPr>
+        <w:t>um</w:t>
+      </w:r>
+      <w:r>
+        <w:rPr>
+          <w:lang w:val="en-GB"/>
+        </w:rPr>
+        <w:t>Py</w:t>
+      </w:r>
+      <w:r>
+        <w:rPr>
+          <w:lang w:val="en-GB"/>
+        </w:rPr>
+        <w:t xml:space="preserve"> parallelisation. We can then combine these 4 lists into 1 using an AND gate, leaving only True values for voxels that are visible from all 4 cameras. This mask can then be applied to the </w:t>
+      </w:r>
+      <w:r>
+        <w:rPr>
+          <w:lang w:val="en-GB"/>
+        </w:rPr>
+        <w:t>2</w:t>
+      </w:r>
+      <w:r>
+        <w:rPr>
+          <w:vertAlign w:val="superscript"/>
+          <w:lang w:val="en-GB"/>
+        </w:rPr>
+        <w:t>nd</w:t>
+      </w:r>
+      <w:r>
+        <w:rPr>
+          <w:lang w:val="en-GB"/>
+        </w:rPr>
+        <w:t xml:space="preserve"> voxel space we initialised (but did not yet mention in this choice task section). This voxel space </w:t>
+      </w:r>
+      <w:r>
+        <w:rPr>
+          <w:lang w:val="en-GB"/>
+        </w:rPr>
+        <w:t xml:space="preserve">consists of </w:t>
+      </w:r>
+      <w:r>
+        <w:rPr>
+          <w:lang w:val="en-GB"/>
+        </w:rPr>
+        <w:t>1.179.648</w:t>
+      </w:r>
+      <w:r>
+        <w:rPr>
+          <w:lang w:val="en-GB"/>
+        </w:rPr>
+        <w:t xml:space="preserve"> voxels, matching the coordinate system of the GitHub library we were tasked to use. Applying the list of True-False values as a mask to this voxel space yields us the coordinates of the voxels that should be turned on.</w:t>
       </w:r>
     </w:p>
     <w:p>
@@ -3960,104 +3606,46 @@
       </w:pPr>
       <w:r>
         <w:rPr>
-          <w:b/>
-          <w:bCs/>
-          <w:lang w:val="en-GB"/>
-        </w:rPr>
-        <w:t>Choice task 6:</w:t>
-      </w:r>
-      <w:r>
-        <w:rPr>
-          <w:lang w:val="en-GB"/>
-        </w:rPr>
-        <w:t xml:space="preserve"> This task also refers to speeding up processing, yet</w:t>
-      </w:r>
-      <w:r>
-        <w:rPr>
-          <w:lang w:val="en-GB"/>
-        </w:rPr>
-        <w:t xml:space="preserve"> we already talked about the voxel reconstruction in task 5. We have however parallelised almost all parts of the assignment. For example, the background subtraction and the threshold optimisation. We used NumPy again to </w:t>
-      </w:r>
-      <w:r>
-        <w:rPr>
           <w:lang w:val="en-GB"/>
         </w:rPr>
         <w:lastRenderedPageBreak/>
-        <w:t xml:space="preserve">process all the frames of a camera view at once. The video </w:t>
-      </w:r>
-      <w:r>
-        <w:rPr>
-          <w:lang w:val="en-GB"/>
-        </w:rPr>
-        <w:t xml:space="preserve">was </w:t>
-      </w:r>
-      <w:r>
-        <w:rPr>
-          <w:lang w:val="en-GB"/>
-        </w:rPr>
-        <w:t>loaded in a NumPy array of shape (</w:t>
-      </w:r>
-      <w:proofErr w:type="spellStart"/>
-      <w:r>
-        <w:rPr>
-          <w:lang w:val="en-GB"/>
-        </w:rPr>
-        <w:t>n_frames</w:t>
-      </w:r>
-      <w:proofErr w:type="spellEnd"/>
-      <w:r>
-        <w:rPr>
-          <w:lang w:val="en-GB"/>
-        </w:rPr>
-        <w:t>, width, height, 3)</w:t>
-      </w:r>
-      <w:r>
-        <w:rPr>
-          <w:lang w:val="en-GB"/>
-        </w:rPr>
-        <w:t>. All operations were performed on this entire video object (if possible). Starting with fitting the Gaussians. For this, we simply extracted the means and variances along axis 0</w:t>
-      </w:r>
-      <w:r>
-        <w:rPr>
-          <w:lang w:val="en-GB"/>
-        </w:rPr>
-        <w:t xml:space="preserve">, processing all frames at once. </w:t>
-      </w:r>
-      <w:r>
-        <w:rPr>
-          <w:lang w:val="en-GB"/>
-        </w:rPr>
-        <w:t>Then we</w:t>
-      </w:r>
-      <w:r>
-        <w:rPr>
-          <w:lang w:val="en-GB"/>
-        </w:rPr>
-        <w:t xml:space="preserve"> separate out the 3 colour channels and all at once, we can apply the thresholds to each entire video</w:t>
-      </w:r>
-      <w:r>
-        <w:rPr>
-          <w:lang w:val="en-GB"/>
-        </w:rPr>
-        <w:t>. This is not done frame by frame, but in O(1) time</w:t>
-      </w:r>
-      <w:r>
-        <w:rPr>
-          <w:lang w:val="en-GB"/>
-        </w:rPr>
-        <w:t xml:space="preserve">, per colour channel. </w:t>
-      </w:r>
-      <w:r>
-        <w:rPr>
-          <w:lang w:val="en-GB"/>
-        </w:rPr>
-        <w:t xml:space="preserve"> </w:t>
-      </w:r>
-      <w:r>
-        <w:rPr>
-          <w:lang w:val="en-GB"/>
-        </w:rPr>
-        <w:t xml:space="preserve">Sadly, post-processing has to be done frame by frame, as the OpenCV functions do not support entire videos. </w:t>
+        <w:t xml:space="preserve">This means we do not apply the XOR method, but instead we process </w:t>
+      </w:r>
+      <w:r>
+        <w:rPr>
+          <w:lang w:val="en-GB"/>
+        </w:rPr>
+        <w:t>every single frame in O(1) time, as the compute time does not get slower when processing more or less pixels (provided they can all fit in RAM</w:t>
+      </w:r>
+      <w:r>
+        <w:rPr>
+          <w:lang w:val="en-GB"/>
+        </w:rPr>
+        <w:t xml:space="preserve">). This is all optimised using NumPy. </w:t>
+      </w:r>
+      <w:r>
+        <w:rPr>
+          <w:lang w:val="en-GB"/>
+        </w:rPr>
+        <w:t xml:space="preserve">Adding a XOR method would require index-wise separation, therefore adding more steps or math to convert the </w:t>
+      </w:r>
+      <w:r>
+        <w:rPr>
+          <w:lang w:val="en-GB"/>
+        </w:rPr>
+        <w:t xml:space="preserve">foreground pixel indices to voxel coordinates. This would therefore be more computationally intensive, and not save time (though it would significantly save on memory). Like stated at the start, we talked to Ronal about </w:t>
+      </w:r>
+      <w:r>
+        <w:rPr>
+          <w:lang w:val="en-GB"/>
+        </w:rPr>
+        <w:t xml:space="preserve">our method </w:t>
+      </w:r>
+      <w:r>
+        <w:rPr>
+          <w:lang w:val="en-GB"/>
+        </w:rPr>
+        <w:t>and both concluded that we showed an in-depth understanding of this choice task, even though we ended up with a different implementation.</w:t>
       </w:r>
     </w:p>
     <w:p>
@@ -4069,49 +3657,83 @@
       </w:pPr>
       <w:r>
         <w:rPr>
-          <w:lang w:val="en-GB"/>
-        </w:rPr>
-        <w:t xml:space="preserve">Lastly, we also parallelised the process of finding optimal thresholds, using grid search. For this, we used </w:t>
-      </w:r>
-      <w:proofErr w:type="spellStart"/>
-      <w:r>
-        <w:rPr>
-          <w:lang w:val="en-GB"/>
-        </w:rPr>
-        <w:t>JobLib</w:t>
-      </w:r>
-      <w:proofErr w:type="spellEnd"/>
-      <w:r>
-        <w:rPr>
-          <w:lang w:val="en-GB"/>
-        </w:rPr>
-        <w:t xml:space="preserve"> to spawn multiple processes, equally spreading the tasks in the grid amongst them. This way, we sped up the process of finding the optimal thresholds </w:t>
-      </w:r>
-      <w:r>
-        <w:rPr>
-          <w:lang w:val="en-GB"/>
-        </w:rPr>
-        <w:t xml:space="preserve">by 16 times (on a 16 core </w:t>
-      </w:r>
-      <w:proofErr w:type="spellStart"/>
-      <w:r>
-        <w:rPr>
-          <w:lang w:val="en-GB"/>
-        </w:rPr>
-        <w:t>cpu</w:t>
-      </w:r>
-      <w:proofErr w:type="spellEnd"/>
-      <w:r>
-        <w:rPr>
-          <w:lang w:val="en-GB"/>
-        </w:rPr>
-        <w:t>).</w:t>
-      </w:r>
-      <w:r>
-        <w:rPr>
-          <w:lang w:val="en-GB"/>
-        </w:rPr>
-        <w:t xml:space="preserve"> This is the only way we could realistically optimise all thresholds, as even now it took ~4 hours per camera perspective.</w:t>
+          <w:b/>
+          <w:bCs/>
+          <w:lang w:val="en-GB"/>
+        </w:rPr>
+        <w:t>Choice task 6:</w:t>
+      </w:r>
+      <w:r>
+        <w:rPr>
+          <w:lang w:val="en-GB"/>
+        </w:rPr>
+        <w:t xml:space="preserve"> This task also refers to speeding up processing, yet</w:t>
+      </w:r>
+      <w:r>
+        <w:rPr>
+          <w:lang w:val="en-GB"/>
+        </w:rPr>
+        <w:t xml:space="preserve"> we already talked about the voxel reconstruction in task 5. We have however parallelised almost all parts of the assignment. For example, the background subtraction and the threshold optimisation. We used NumPy again to process all the frames of a camera view at once. The video </w:t>
+      </w:r>
+      <w:r>
+        <w:rPr>
+          <w:lang w:val="en-GB"/>
+        </w:rPr>
+        <w:t xml:space="preserve">was </w:t>
+      </w:r>
+      <w:r>
+        <w:rPr>
+          <w:lang w:val="en-GB"/>
+        </w:rPr>
+        <w:t>loaded in a NumPy array of shape (n_frames, width, height, 3)</w:t>
+      </w:r>
+      <w:r>
+        <w:rPr>
+          <w:lang w:val="en-GB"/>
+        </w:rPr>
+        <w:t>. All operations were performed on this entire video object (if possible). Starting with fitting the Gaussians. For this, we simply extracted the means and variances along axis 0</w:t>
+      </w:r>
+      <w:r>
+        <w:rPr>
+          <w:lang w:val="en-GB"/>
+        </w:rPr>
+        <w:t xml:space="preserve">, processing all frames at once. </w:t>
+      </w:r>
+      <w:r>
+        <w:rPr>
+          <w:lang w:val="en-GB"/>
+        </w:rPr>
+        <w:t>Then we</w:t>
+      </w:r>
+      <w:r>
+        <w:rPr>
+          <w:lang w:val="en-GB"/>
+        </w:rPr>
+        <w:t xml:space="preserve"> separate out the 3 colour channels and all at once, we can apply the thresholds to each entire video</w:t>
+      </w:r>
+      <w:r>
+        <w:rPr>
+          <w:lang w:val="en-GB"/>
+        </w:rPr>
+        <w:t>. This is not done frame by frame, but in O(1) time</w:t>
+      </w:r>
+      <w:r>
+        <w:rPr>
+          <w:lang w:val="en-GB"/>
+        </w:rPr>
+        <w:t xml:space="preserve">, per colour channel. </w:t>
+      </w:r>
+      <w:r>
+        <w:rPr>
+          <w:lang w:val="en-GB"/>
+        </w:rPr>
+        <w:t xml:space="preserve"> </w:t>
+      </w:r>
+      <w:r>
+        <w:rPr>
+          <w:lang w:val="en-GB"/>
+        </w:rPr>
+        <w:t xml:space="preserve">Sadly, post-processing has to be done frame by frame, as the OpenCV functions do not support entire videos. </w:t>
       </w:r>
     </w:p>
     <w:p>
@@ -4123,6 +3745,32 @@
       </w:pPr>
       <w:r>
         <w:rPr>
+          <w:lang w:val="en-GB"/>
+        </w:rPr>
+        <w:t xml:space="preserve">Lastly, we also parallelised the process of finding optimal thresholds, using grid search. For this, we used JobLib to spawn multiple processes, equally spreading the tasks in the grid amongst them. This way, we sped up the process of finding the optimal thresholds </w:t>
+      </w:r>
+      <w:r>
+        <w:rPr>
+          <w:lang w:val="en-GB"/>
+        </w:rPr>
+        <w:t>by 16 times (on a 16 core cpu).</w:t>
+      </w:r>
+      <w:r>
+        <w:rPr>
+          <w:lang w:val="en-GB"/>
+        </w:rPr>
+        <w:t xml:space="preserve"> This is the only way we could realistically optimise all thresholds, as even now it took ~4 hours per camera perspective.</w:t>
+      </w:r>
+    </w:p>
+    <w:p>
+      <w:pPr>
+        <w:pStyle w:val="NoSpacing"/>
+        <w:rPr>
+          <w:lang w:val="en-GB"/>
+        </w:rPr>
+      </w:pPr>
+      <w:r>
+        <w:rPr>
           <w:b/>
           <w:bCs/>
           <w:lang w:val="en-GB"/>
@@ -4133,33 +3781,8 @@
         <w:rPr>
           <w:lang w:val="en-GB"/>
         </w:rPr>
-        <w:t xml:space="preserve">For this task, we first put all </w:t>
-      </w:r>
-      <w:r>
-        <w:rPr>
-          <w:lang w:val="en-GB"/>
-        </w:rPr>
-        <w:t xml:space="preserve">of </w:t>
-      </w:r>
-      <w:r>
-        <w:rPr>
-          <w:lang w:val="en-GB"/>
-        </w:rPr>
-        <w:t>our images</w:t>
-      </w:r>
-      <w:r>
-        <w:rPr>
-          <w:lang w:val="en-GB"/>
-        </w:rPr>
-        <w:t xml:space="preserve">, for each camera, </w:t>
-      </w:r>
-      <w:r>
-        <w:rPr>
-          <w:lang w:val="en-GB"/>
-        </w:rPr>
-        <w:t xml:space="preserve">through the </w:t>
-      </w:r>
-      <w:proofErr w:type="spellStart"/>
+        <w:t xml:space="preserve">For this task, we first put all of our images, for each camera, through the </w:t>
+      </w:r>
       <w:r>
         <w:rPr>
           <w:i/>
@@ -4168,36 +3791,11 @@
         </w:rPr>
         <w:t>calibrateCamera</w:t>
       </w:r>
-      <w:proofErr w:type="spellEnd"/>
-      <w:r>
-        <w:rPr>
-          <w:lang w:val="en-GB"/>
-        </w:rPr>
-        <w:t xml:space="preserve"> function. This function returns a re-projection error. </w:t>
-      </w:r>
-      <w:r>
-        <w:rPr>
-          <w:lang w:val="en-GB"/>
-        </w:rPr>
-        <w:t>Doing this for all cameras gave us 4 baselines</w:t>
-      </w:r>
-      <w:r>
-        <w:rPr>
-          <w:lang w:val="en-GB"/>
-        </w:rPr>
-        <w:t>. Then, step by step, we took out individual images and calibrated the other</w:t>
-      </w:r>
-      <w:r>
-        <w:rPr>
-          <w:lang w:val="en-GB"/>
-        </w:rPr>
-        <w:t>s</w:t>
-      </w:r>
-      <w:r>
-        <w:rPr>
-          <w:lang w:val="en-GB"/>
-        </w:rPr>
-        <w:t xml:space="preserve"> together. This also gave an error. If the calibration was worse than before, this image was labelled as rejected. After testing each individual image, we left out all images that negatively impacted the error and calibrated again. </w:t>
+      <w:r>
+        <w:rPr>
+          <w:lang w:val="en-GB"/>
+        </w:rPr>
+        <w:t xml:space="preserve"> function. This function returns a re-projection error. Doing this for all cameras gave us 4 baselines. Then, step by step, we took out individual images and calibrated the others together. This also gave an error. If the calibration was worse than before, this image was labelled as rejected. After testing each individual image, we left out all images that negatively impacted the error and calibrated again. </w:t>
       </w:r>
       <w:r>
         <w:rPr>
@@ -4712,35 +4310,7 @@
         <w:rPr>
           <w:lang w:val="en-GB"/>
         </w:rPr>
-        <w:t>(Link to a video (</w:t>
-      </w:r>
-      <w:proofErr w:type="spellStart"/>
-      <w:r>
-        <w:rPr>
-          <w:lang w:val="en-GB"/>
-        </w:rPr>
-        <w:t>Youtube</w:t>
-      </w:r>
-      <w:proofErr w:type="spellEnd"/>
-      <w:r>
-        <w:rPr>
-          <w:lang w:val="en-GB"/>
-        </w:rPr>
-        <w:t xml:space="preserve">, Vimeo, </w:t>
-      </w:r>
-      <w:proofErr w:type="spellStart"/>
-      <w:r>
-        <w:rPr>
-          <w:lang w:val="en-GB"/>
-        </w:rPr>
-        <w:t>Wetransfer</w:t>
-      </w:r>
-      <w:proofErr w:type="spellEnd"/>
-      <w:r>
-        <w:rPr>
-          <w:lang w:val="en-GB"/>
-        </w:rPr>
-        <w:t>, etc.) clearly showing the 3D reconstruction of the input videos. Make sure the link is accessible by r.w.poppe@uu.nl and m.doyran@uu.nl.)</w:t>
+        <w:t>(Link to a video (Youtube, Vimeo, Wetransfer, etc.) clearly showing the 3D reconstruction of the input videos. Make sure the link is accessible by r.w.poppe@uu.nl and m.doyran@uu.nl.)</w:t>
       </w:r>
     </w:p>
     <w:sectPr>
@@ -5158,6 +4728,7 @@
   <w:style w:type="character" w:default="1" w:styleId="DefaultParagraphFont">
     <w:name w:val="Default Paragraph Font"/>
     <w:uiPriority w:val="1"/>
+    <w:semiHidden/>
     <w:unhideWhenUsed/>
   </w:style>
   <w:style w:type="table" w:default="1" w:styleId="TableNormal">

--- a/assignment_2/infomcv_assignment_2_report.docx
+++ b/assignment_2/infomcv_assignment_2_report.docx
@@ -4,63 +4,62 @@
   <w:body>
     <w:p>
       <w:pPr>
-        <w:pStyle w:val="NoSpacing"/>
+        <w:pStyle w:val="Geenafstand"/>
         <w:jc w:val="center"/>
         <w:rPr>
           <w:b/>
           <w:sz w:val="28"/>
-          <w:lang w:val="en-GB"/>
         </w:rPr>
       </w:pPr>
       <w:r>
         <w:rPr>
           <w:b/>
           <w:sz w:val="28"/>
-          <w:lang w:val="en-GB"/>
         </w:rPr>
         <w:t>INFOMCV Assignment 2</w:t>
       </w:r>
     </w:p>
     <w:p>
       <w:pPr>
-        <w:pStyle w:val="NoSpacing"/>
+        <w:pStyle w:val="Geenafstand"/>
         <w:jc w:val="center"/>
         <w:rPr>
           <w:b/>
           <w:sz w:val="28"/>
-          <w:lang w:val="en-GB"/>
         </w:rPr>
       </w:pPr>
       <w:r>
         <w:rPr>
           <w:b/>
           <w:sz w:val="28"/>
-          <w:lang w:val="en-GB"/>
-        </w:rPr>
-        <w:t>Authors (Group number)</w:t>
+        </w:rPr>
+        <w:t>Bas de Blok &amp; Joris H</w:t>
+      </w:r>
+      <w:r>
+        <w:rPr>
+          <w:b/>
+          <w:sz w:val="28"/>
+        </w:rPr>
+        <w:t>eemskerk (group 69)</w:t>
       </w:r>
     </w:p>
     <w:p>
       <w:pPr>
-        <w:pStyle w:val="NoSpacing"/>
+        <w:pStyle w:val="Geenafstand"/>
         <w:rPr>
           <w:b/>
           <w:sz w:val="28"/>
-          <w:lang w:val="en-GB"/>
         </w:rPr>
       </w:pPr>
     </w:p>
     <w:p>
       <w:pPr>
-        <w:pStyle w:val="NoSpacing"/>
-        <w:rPr>
-          <w:lang w:val="en-GB"/>
-        </w:rPr>
+        <w:pStyle w:val="Geenafstand"/>
       </w:pPr>
     </w:p>
     <w:p>
       <w:pPr>
-        <w:pStyle w:val="NoSpacing"/>
+        <w:pStyle w:val="Geenafstand"/>
         <w:rPr>
           <w:b/>
           <w:sz w:val="24"/>
@@ -78,7 +77,7 @@
     </w:p>
     <w:p>
       <w:pPr>
-        <w:pStyle w:val="NoSpacing"/>
+        <w:pStyle w:val="Geenafstand"/>
         <w:rPr>
           <w:lang w:val="en-GB"/>
         </w:rPr>
@@ -120,7 +119,7 @@
     </w:p>
     <w:p>
       <w:pPr>
-        <w:pStyle w:val="NoSpacing"/>
+        <w:pStyle w:val="Geenafstand"/>
         <w:rPr>
           <w:lang w:val="en-GB"/>
         </w:rPr>
@@ -166,7 +165,7 @@
     </w:p>
     <w:p>
       <w:pPr>
-        <w:pStyle w:val="NoSpacing"/>
+        <w:pStyle w:val="Geenafstand"/>
         <w:rPr>
           <w:lang w:val="en-GB"/>
         </w:rPr>
@@ -177,7 +176,15 @@
           <w:bCs/>
           <w:lang w:val="en-GB"/>
         </w:rPr>
-        <w:t>Voxel model:</w:t>
+        <w:t>Building the v</w:t>
+      </w:r>
+      <w:r>
+        <w:rPr>
+          <w:b/>
+          <w:bCs/>
+          <w:lang w:val="en-GB"/>
+        </w:rPr>
+        <w:t>oxel model:</w:t>
       </w:r>
       <w:r>
         <w:rPr>
@@ -189,7 +196,19 @@
         <w:rPr>
           <w:lang w:val="en-GB"/>
         </w:rPr>
-        <w:t>first create a 3D grid in the real world coordinate system (e.g., {[</w:t>
+        <w:t xml:space="preserve">first create a 3D grid in the </w:t>
+      </w:r>
+      <w:r>
+        <w:rPr>
+          <w:lang w:val="en-GB"/>
+        </w:rPr>
+        <w:t>real-world</w:t>
+      </w:r>
+      <w:r>
+        <w:rPr>
+          <w:lang w:val="en-GB"/>
+        </w:rPr>
+        <w:t xml:space="preserve"> coordinate system (e.g., {[</w:t>
       </w:r>
       <w:r>
         <w:rPr>
@@ -381,12 +400,24 @@
         <w:rPr>
           <w:lang w:val="en-GB"/>
         </w:rPr>
-        <w:t>. This has the same dimensions as the coordinate grid, but makes sure the horse is centered on the space, and that the voxel coordinates are whole numbers that work well with the library.</w:t>
+        <w:t xml:space="preserve">. This has the same dimensions as the coordinate grid, but makes sure the horse is </w:t>
+      </w:r>
+      <w:r>
+        <w:rPr>
+          <w:lang w:val="en-GB"/>
+        </w:rPr>
+        <w:t>centred</w:t>
+      </w:r>
+      <w:r>
+        <w:rPr>
+          <w:lang w:val="en-GB"/>
+        </w:rPr>
+        <w:t xml:space="preserve"> on the space, and that the voxel coordinates are whole numbers that work well with the library.</w:t>
       </w:r>
     </w:p>
     <w:p>
       <w:pPr>
-        <w:pStyle w:val="NoSpacing"/>
+        <w:pStyle w:val="Geenafstand"/>
         <w:rPr>
           <w:lang w:val="en-GB"/>
         </w:rPr>
@@ -401,7 +432,19 @@
         <w:rPr>
           <w:lang w:val="en-GB"/>
         </w:rPr>
-        <w:t>This gives us (x,y) pixel coordinates for each voxel, as seen from the images. We make sure that any points falling outside of the</w:t>
+        <w:t>This gives us (x,</w:t>
+      </w:r>
+      <w:r>
+        <w:rPr>
+          <w:lang w:val="en-GB"/>
+        </w:rPr>
+        <w:t xml:space="preserve"> </w:t>
+      </w:r>
+      <w:r>
+        <w:rPr>
+          <w:lang w:val="en-GB"/>
+        </w:rPr>
+        <w:t>y) pixel coordinates for each voxel, as seen from the images. We make sure that any points falling outside of the</w:t>
       </w:r>
       <w:r>
         <w:rPr>
@@ -412,7 +455,7 @@
     </w:p>
     <w:p>
       <w:pPr>
-        <w:pStyle w:val="NoSpacing"/>
+        <w:pStyle w:val="Geenafstand"/>
         <w:rPr>
           <w:lang w:val="en-GB"/>
         </w:rPr>
@@ -450,22 +493,7 @@
     </w:p>
     <w:p>
       <w:pPr>
-        <w:pStyle w:val="NoSpacing"/>
-        <w:rPr>
-          <w:lang w:val="en-GB"/>
-        </w:rPr>
-      </w:pPr>
-      <w:r>
-        <w:rPr>
-          <w:highlight w:val="yellow"/>
-          <w:lang w:val="en-GB"/>
-        </w:rPr>
-        <w:t>(Briefly explain your background subtraction method, your postprocessing and how you build the voxel model. Approx. half a page.)</w:t>
-      </w:r>
-    </w:p>
-    <w:p>
-      <w:pPr>
-        <w:pStyle w:val="NoSpacing"/>
+        <w:pStyle w:val="Geenafstand"/>
         <w:rPr>
           <w:lang w:val="en-GB"/>
         </w:rPr>
@@ -473,7 +501,7 @@
     </w:p>
     <w:p>
       <w:pPr>
-        <w:pStyle w:val="NoSpacing"/>
+        <w:pStyle w:val="Geenafstand"/>
         <w:rPr>
           <w:b/>
           <w:sz w:val="24"/>
@@ -486,38 +514,82 @@
           <w:sz w:val="24"/>
           <w:lang w:val="en-GB"/>
         </w:rPr>
-        <w:t>Extrinsic parameters</w:t>
+        <w:t>Calibration</w:t>
       </w:r>
     </w:p>
     <w:p>
       <w:pPr>
-        <w:pStyle w:val="NoSpacing"/>
-        <w:rPr>
-          <w:b/>
+        <w:pStyle w:val="Geenafstand"/>
+        <w:rPr>
+          <w:lang w:val="en-GB"/>
+        </w:rPr>
+      </w:pPr>
+      <w:r>
+        <w:rPr>
           <w:bCs/>
-          <w:lang w:val="en-GB"/>
-        </w:rPr>
-      </w:pPr>
-      <w:r>
-        <w:rPr>
-          <w:b/>
-          <w:bCs/>
-          <w:lang w:val="en-GB"/>
-        </w:rPr>
-        <w:t>Camera 1</w:t>
-      </w:r>
-      <w:r>
-        <w:rPr>
-          <w:b/>
-          <w:bCs/>
-          <w:lang w:val="en-GB"/>
-        </w:rPr>
-        <w:t>:</w:t>
+          <w:szCs w:val="20"/>
+          <w:lang w:val="en-GB"/>
+        </w:rPr>
+        <w:t xml:space="preserve">For each camera we determined the camera intrinsics by calibrating the camera on the provided intrinsic calibration video. We used a stride of 50 to walk through all the frames and of these we only used the frames that were automatically detected by the </w:t>
+      </w:r>
+      <w:r>
+        <w:rPr>
+          <w:lang w:val="en-GB"/>
+        </w:rPr>
+        <w:t>OpenCV</w:t>
+      </w:r>
+      <w:r>
+        <w:rPr>
+          <w:lang w:val="en-GB"/>
+        </w:rPr>
+        <w:t xml:space="preserve"> functions.</w:t>
       </w:r>
     </w:p>
     <w:p>
       <w:pPr>
-        <w:pStyle w:val="NoSpacing"/>
+        <w:pStyle w:val="Geenafstand"/>
+        <w:rPr>
+          <w:bCs/>
+          <w:szCs w:val="20"/>
+          <w:lang w:val="en-GB"/>
+        </w:rPr>
+      </w:pPr>
+      <w:r>
+        <w:rPr>
+          <w:lang w:val="en-GB"/>
+        </w:rPr>
+        <w:t>To calibrate the extrinsics for each camera we used a video where a checkerboard is present in the same real-world place across all cameras. We then took the first frame of the video to click on all the corners of the checkerboard in the same order across all cameras. These points were used alongside the intrinsics to determine the extrinsics of each camera. The extrinsics we found were:</w:t>
+      </w:r>
+    </w:p>
+    <w:p>
+      <w:pPr>
+        <w:pStyle w:val="Geenafstand"/>
+        <w:rPr>
+          <w:b/>
+          <w:bCs/>
+          <w:lang w:val="en-GB"/>
+        </w:rPr>
+      </w:pPr>
+      <w:r>
+        <w:rPr>
+          <w:b/>
+          <w:bCs/>
+          <w:lang w:val="en-GB"/>
+        </w:rPr>
+        <w:t>Camera 1</w:t>
+      </w:r>
+      <w:r>
+        <w:rPr>
+          <w:b/>
+          <w:bCs/>
+          <w:lang w:val="en-GB"/>
+        </w:rPr>
+        <w:t>:</w:t>
+      </w:r>
+    </w:p>
+    <w:p>
+      <w:pPr>
+        <w:pStyle w:val="Geenafstand"/>
         <w:rPr>
           <w:lang w:val="en-GB"/>
         </w:rPr>
@@ -745,7 +817,7 @@
     </w:p>
     <w:p>
       <w:pPr>
-        <w:pStyle w:val="NoSpacing"/>
+        <w:pStyle w:val="Geenafstand"/>
         <w:rPr>
           <w:b/>
           <w:bCs/>
@@ -763,7 +835,7 @@
     </w:p>
     <w:p>
       <w:pPr>
-        <w:pStyle w:val="NoSpacing"/>
+        <w:pStyle w:val="Geenafstand"/>
         <w:rPr>
           <w:lang w:val="en-GB"/>
         </w:rPr>
@@ -984,7 +1056,7 @@
     </w:p>
     <w:p>
       <w:pPr>
-        <w:pStyle w:val="NoSpacing"/>
+        <w:pStyle w:val="Geenafstand"/>
         <w:rPr>
           <w:b/>
           <w:bCs/>
@@ -1002,7 +1074,7 @@
     </w:p>
     <w:p>
       <w:pPr>
-        <w:pStyle w:val="NoSpacing"/>
+        <w:pStyle w:val="Geenafstand"/>
         <w:rPr>
           <w:lang w:val="en-GB"/>
         </w:rPr>
@@ -1223,25 +1295,36 @@
     </w:p>
     <w:p>
       <w:pPr>
-        <w:pStyle w:val="NoSpacing"/>
+        <w:pStyle w:val="Geenafstand"/>
         <w:rPr>
           <w:b/>
           <w:bCs/>
           <w:lang w:val="en-GB"/>
         </w:rPr>
       </w:pPr>
-      <w:r>
-        <w:rPr>
-          <w:b/>
-          <w:bCs/>
-          <w:lang w:val="en-GB"/>
-        </w:rPr>
-        <w:t>Camera 4:</w:t>
-      </w:r>
     </w:p>
     <w:p>
       <w:pPr>
-        <w:pStyle w:val="NoSpacing"/>
+        <w:pStyle w:val="Geenafstand"/>
+        <w:rPr>
+          <w:b/>
+          <w:bCs/>
+          <w:lang w:val="en-GB"/>
+        </w:rPr>
+      </w:pPr>
+      <w:r>
+        <w:rPr>
+          <w:b/>
+          <w:bCs/>
+          <w:lang w:val="en-GB"/>
+        </w:rPr>
+        <w:lastRenderedPageBreak/>
+        <w:t>Camera 4:</w:t>
+      </w:r>
+    </w:p>
+    <w:p>
+      <w:pPr>
+        <w:pStyle w:val="Geenafstand"/>
         <w:rPr>
           <w:lang w:val="en-GB"/>
         </w:rPr>
@@ -1462,50 +1545,33 @@
     </w:p>
     <w:p>
       <w:pPr>
-        <w:pStyle w:val="NoSpacing"/>
-        <w:rPr>
-          <w:highlight w:val="yellow"/>
+        <w:pStyle w:val="Geenafstand"/>
+        <w:rPr>
           <w:lang w:val="en-GB"/>
         </w:rPr>
       </w:pPr>
     </w:p>
     <w:p>
       <w:pPr>
-        <w:pStyle w:val="NoSpacing"/>
-        <w:rPr>
+        <w:pStyle w:val="Geenafstand"/>
+        <w:rPr>
+          <w:b/>
+          <w:sz w:val="24"/>
           <w:lang w:val="en-GB"/>
         </w:rPr>
       </w:pPr>
       <w:r>
         <w:rPr>
-          <w:highlight w:val="yellow"/>
-          <w:lang w:val="en-GB"/>
-        </w:rPr>
-        <w:t>(Include rotation matrix and translation for each of the four cameras. Approx. one third of a page.)</w:t>
+          <w:b/>
+          <w:sz w:val="24"/>
+          <w:lang w:val="en-GB"/>
+        </w:rPr>
+        <w:t>Background subtraction</w:t>
       </w:r>
     </w:p>
     <w:p>
       <w:pPr>
-        <w:pStyle w:val="NoSpacing"/>
-        <w:rPr>
-          <w:b/>
-          <w:sz w:val="24"/>
-          <w:lang w:val="en-GB"/>
-        </w:rPr>
-      </w:pPr>
-      <w:r>
-        <w:rPr>
-          <w:b/>
-          <w:sz w:val="24"/>
-          <w:lang w:val="en-GB"/>
-        </w:rPr>
-        <w:lastRenderedPageBreak/>
-        <w:t>Background subtraction</w:t>
-      </w:r>
-    </w:p>
-    <w:p>
-      <w:pPr>
-        <w:pStyle w:val="NoSpacing"/>
+        <w:pStyle w:val="Geenafstand"/>
         <w:rPr>
           <w:lang w:val="en-GB"/>
         </w:rPr>
@@ -1623,7 +1689,7 @@
     </w:p>
     <w:p>
       <w:pPr>
-        <w:pStyle w:val="NoSpacing"/>
+        <w:pStyle w:val="Geenafstand"/>
         <w:rPr>
           <w:rFonts w:eastAsiaTheme="minorEastAsia"/>
           <w:lang w:val="en-GB"/>
@@ -1951,7 +2017,7 @@
     </w:p>
     <w:p>
       <w:pPr>
-        <w:pStyle w:val="NoSpacing"/>
+        <w:pStyle w:val="Geenafstand"/>
         <w:rPr>
           <w:rFonts w:eastAsiaTheme="minorEastAsia"/>
           <w:lang w:val="en-GB"/>
@@ -2188,7 +2254,7 @@
     </w:p>
     <w:p>
       <w:pPr>
-        <w:pStyle w:val="NoSpacing"/>
+        <w:pStyle w:val="Geenafstand"/>
         <w:rPr>
           <w:rFonts w:eastAsiaTheme="minorEastAsia"/>
           <w:lang w:val="en-GB"/>
@@ -2206,33 +2272,1104 @@
           <w:rFonts w:eastAsiaTheme="minorEastAsia"/>
           <w:lang w:val="en-GB"/>
         </w:rPr>
-        <w:t xml:space="preserve">So, if only one channel determines the pixel to be foreground, that is enough. </w:t>
+        <w:t>So, if only one channel determines the pixel to be foreground, that is enough.</w:t>
       </w:r>
     </w:p>
     <w:p>
       <w:pPr>
-        <w:pStyle w:val="NoSpacing"/>
+        <w:pStyle w:val="Geenafstand"/>
         <w:rPr>
           <w:rFonts w:eastAsiaTheme="minorEastAsia"/>
           <w:lang w:val="en-GB"/>
         </w:rPr>
       </w:pPr>
-      <w:r>
-        <w:rPr>
-          <w:rFonts w:eastAsiaTheme="minorEastAsia"/>
-          <w:lang w:val="en-GB"/>
-        </w:rPr>
-        <w:t>For how these threshold values are found, see choice task 2 below.</w:t>
-      </w:r>
     </w:p>
     <w:p>
       <w:pPr>
-        <w:pStyle w:val="NoSpacing"/>
+        <w:pStyle w:val="Geenafstand"/>
         <w:rPr>
           <w:rFonts w:eastAsiaTheme="minorEastAsia"/>
           <w:lang w:val="en-GB"/>
         </w:rPr>
       </w:pPr>
+      <w:r>
+        <w:rPr>
+          <w:rFonts w:eastAsiaTheme="minorEastAsia"/>
+          <w:lang w:val="en-GB"/>
+        </w:rPr>
+        <w:t>The threshold values used in this project are:</w:t>
+      </w:r>
+    </w:p>
+    <w:tbl>
+      <w:tblPr>
+        <w:tblStyle w:val="Tabelraster"/>
+        <w:tblW w:w="0" w:type="auto"/>
+        <w:tblLook w:val="04A0" w:firstRow="1" w:lastRow="0" w:firstColumn="1" w:lastColumn="0" w:noHBand="0" w:noVBand="1"/>
+      </w:tblPr>
+      <w:tblGrid>
+        <w:gridCol w:w="1980"/>
+        <w:gridCol w:w="1378"/>
+        <w:gridCol w:w="1886"/>
+        <w:gridCol w:w="1886"/>
+        <w:gridCol w:w="1886"/>
+      </w:tblGrid>
+      <w:tr>
+        <w:tc>
+          <w:tcPr>
+            <w:tcW w:w="1980" w:type="dxa"/>
+          </w:tcPr>
+          <w:p>
+            <w:pPr>
+              <w:pStyle w:val="Geenafstand"/>
+              <w:rPr>
+                <w:rFonts w:eastAsiaTheme="minorEastAsia"/>
+                <w:lang w:val="en-GB"/>
+              </w:rPr>
+            </w:pPr>
+          </w:p>
+        </w:tc>
+        <w:tc>
+          <w:tcPr>
+            <w:tcW w:w="1378" w:type="dxa"/>
+          </w:tcPr>
+          <w:p>
+            <w:pPr>
+              <w:pStyle w:val="Geenafstand"/>
+              <w:rPr>
+                <w:rFonts w:eastAsiaTheme="minorEastAsia"/>
+                <w:b/>
+                <w:bCs/>
+              </w:rPr>
+            </w:pPr>
+            <w:r>
+              <w:rPr>
+                <w:rFonts w:eastAsiaTheme="minorEastAsia"/>
+                <w:b/>
+                <w:bCs/>
+              </w:rPr>
+              <w:t>Camera 1</w:t>
+            </w:r>
+          </w:p>
+        </w:tc>
+        <w:tc>
+          <w:tcPr>
+            <w:tcW w:w="1886" w:type="dxa"/>
+          </w:tcPr>
+          <w:p>
+            <w:pPr>
+              <w:pStyle w:val="Geenafstand"/>
+              <w:rPr>
+                <w:rFonts w:eastAsiaTheme="minorEastAsia"/>
+                <w:b/>
+                <w:bCs/>
+              </w:rPr>
+            </w:pPr>
+            <w:r>
+              <w:rPr>
+                <w:rFonts w:eastAsiaTheme="minorEastAsia"/>
+                <w:b/>
+                <w:bCs/>
+              </w:rPr>
+              <w:t>Camera 2</w:t>
+            </w:r>
+          </w:p>
+        </w:tc>
+        <w:tc>
+          <w:tcPr>
+            <w:tcW w:w="1886" w:type="dxa"/>
+          </w:tcPr>
+          <w:p>
+            <w:pPr>
+              <w:pStyle w:val="Geenafstand"/>
+              <w:rPr>
+                <w:rFonts w:eastAsiaTheme="minorEastAsia"/>
+                <w:b/>
+                <w:bCs/>
+              </w:rPr>
+            </w:pPr>
+            <w:r>
+              <w:rPr>
+                <w:rFonts w:eastAsiaTheme="minorEastAsia"/>
+                <w:b/>
+                <w:bCs/>
+              </w:rPr>
+              <w:t>Camera 3</w:t>
+            </w:r>
+          </w:p>
+        </w:tc>
+        <w:tc>
+          <w:tcPr>
+            <w:tcW w:w="1886" w:type="dxa"/>
+          </w:tcPr>
+          <w:p>
+            <w:pPr>
+              <w:pStyle w:val="Geenafstand"/>
+              <w:rPr>
+                <w:rFonts w:eastAsiaTheme="minorEastAsia"/>
+                <w:b/>
+                <w:bCs/>
+              </w:rPr>
+            </w:pPr>
+            <w:r>
+              <w:rPr>
+                <w:rFonts w:eastAsiaTheme="minorEastAsia"/>
+                <w:b/>
+                <w:bCs/>
+              </w:rPr>
+              <w:t>Camera 4</w:t>
+            </w:r>
+          </w:p>
+        </w:tc>
+      </w:tr>
+      <w:tr>
+        <w:tc>
+          <w:tcPr>
+            <w:tcW w:w="1980" w:type="dxa"/>
+          </w:tcPr>
+          <w:p>
+            <w:pPr>
+              <w:pStyle w:val="Geenafstand"/>
+              <w:rPr>
+                <w:rFonts w:eastAsiaTheme="minorEastAsia"/>
+                <w:lang w:val="en-GB"/>
+              </w:rPr>
+            </w:pPr>
+            <w:r>
+              <w:rPr>
+                <w:rFonts w:eastAsiaTheme="minorEastAsia"/>
+                <w:lang w:val="en-GB"/>
+              </w:rPr>
+              <w:t>Hue</w:t>
+            </w:r>
+            <w:r>
+              <w:rPr>
+                <w:rFonts w:eastAsiaTheme="minorEastAsia"/>
+                <w:vertAlign w:val="subscript"/>
+                <w:lang w:val="en-GB"/>
+              </w:rPr>
+              <w:t>upper</w:t>
+            </w:r>
+          </w:p>
+        </w:tc>
+        <w:tc>
+          <w:tcPr>
+            <w:tcW w:w="1378" w:type="dxa"/>
+          </w:tcPr>
+          <w:p>
+            <w:pPr>
+              <w:pStyle w:val="Geenafstand"/>
+              <w:rPr>
+                <w:rFonts w:eastAsiaTheme="minorEastAsia"/>
+              </w:rPr>
+            </w:pPr>
+            <w:r>
+              <w:rPr>
+                <w:rFonts w:eastAsiaTheme="minorEastAsia"/>
+              </w:rPr>
+              <w:t>5.92</w:t>
+            </w:r>
+            <w:r>
+              <w:rPr>
+                <w:rFonts w:eastAsiaTheme="minorEastAsia"/>
+              </w:rPr>
+              <w:t>9</w:t>
+            </w:r>
+          </w:p>
+        </w:tc>
+        <w:tc>
+          <w:tcPr>
+            <w:tcW w:w="1886" w:type="dxa"/>
+          </w:tcPr>
+          <w:p>
+            <w:pPr>
+              <w:pStyle w:val="Geenafstand"/>
+              <w:rPr>
+                <w:rFonts w:eastAsiaTheme="minorEastAsia"/>
+              </w:rPr>
+            </w:pPr>
+            <w:r>
+              <w:rPr>
+                <w:rFonts w:eastAsiaTheme="minorEastAsia"/>
+              </w:rPr>
+              <w:t>10.0</w:t>
+            </w:r>
+          </w:p>
+        </w:tc>
+        <w:tc>
+          <w:tcPr>
+            <w:tcW w:w="1886" w:type="dxa"/>
+          </w:tcPr>
+          <w:p>
+            <w:pPr>
+              <w:pStyle w:val="Geenafstand"/>
+              <w:rPr>
+                <w:rFonts w:eastAsiaTheme="minorEastAsia"/>
+              </w:rPr>
+            </w:pPr>
+            <w:r>
+              <w:rPr>
+                <w:rFonts w:eastAsiaTheme="minorEastAsia"/>
+              </w:rPr>
+              <w:t>10.0</w:t>
+            </w:r>
+          </w:p>
+        </w:tc>
+        <w:tc>
+          <w:tcPr>
+            <w:tcW w:w="1886" w:type="dxa"/>
+          </w:tcPr>
+          <w:p>
+            <w:pPr>
+              <w:pStyle w:val="Geenafstand"/>
+              <w:rPr>
+                <w:rFonts w:eastAsiaTheme="minorEastAsia"/>
+              </w:rPr>
+            </w:pPr>
+            <w:r>
+              <w:rPr>
+                <w:rFonts w:eastAsiaTheme="minorEastAsia"/>
+              </w:rPr>
+              <w:t>8.64</w:t>
+            </w:r>
+            <w:r>
+              <w:rPr>
+                <w:rFonts w:eastAsiaTheme="minorEastAsia"/>
+              </w:rPr>
+              <w:t>3</w:t>
+            </w:r>
+          </w:p>
+        </w:tc>
+      </w:tr>
+      <w:tr>
+        <w:tc>
+          <w:tcPr>
+            <w:tcW w:w="1980" w:type="dxa"/>
+          </w:tcPr>
+          <w:p>
+            <w:pPr>
+              <w:pStyle w:val="Geenafstand"/>
+              <w:rPr>
+                <w:rFonts w:eastAsiaTheme="minorEastAsia"/>
+                <w:vertAlign w:val="subscript"/>
+                <w:lang w:val="en-GB"/>
+              </w:rPr>
+            </w:pPr>
+            <w:r>
+              <w:rPr>
+                <w:rFonts w:eastAsiaTheme="minorEastAsia"/>
+                <w:lang w:val="en-GB"/>
+              </w:rPr>
+              <w:t>Hue</w:t>
+            </w:r>
+            <w:r>
+              <w:rPr>
+                <w:rFonts w:eastAsiaTheme="minorEastAsia"/>
+                <w:vertAlign w:val="subscript"/>
+                <w:lang w:val="en-GB"/>
+              </w:rPr>
+              <w:t>lower</w:t>
+            </w:r>
+          </w:p>
+        </w:tc>
+        <w:tc>
+          <w:tcPr>
+            <w:tcW w:w="1378" w:type="dxa"/>
+          </w:tcPr>
+          <w:p>
+            <w:pPr>
+              <w:pStyle w:val="Geenafstand"/>
+              <w:rPr>
+                <w:rFonts w:eastAsiaTheme="minorEastAsia"/>
+              </w:rPr>
+            </w:pPr>
+            <w:r>
+              <w:rPr>
+                <w:rFonts w:eastAsiaTheme="minorEastAsia"/>
+              </w:rPr>
+              <w:t>10.0</w:t>
+            </w:r>
+          </w:p>
+        </w:tc>
+        <w:tc>
+          <w:tcPr>
+            <w:tcW w:w="1886" w:type="dxa"/>
+          </w:tcPr>
+          <w:p>
+            <w:pPr>
+              <w:pStyle w:val="Geenafstand"/>
+              <w:rPr>
+                <w:rFonts w:eastAsiaTheme="minorEastAsia"/>
+              </w:rPr>
+            </w:pPr>
+            <w:r>
+              <w:rPr>
+                <w:rFonts w:eastAsiaTheme="minorEastAsia"/>
+              </w:rPr>
+              <w:t>10.0</w:t>
+            </w:r>
+          </w:p>
+        </w:tc>
+        <w:tc>
+          <w:tcPr>
+            <w:tcW w:w="1886" w:type="dxa"/>
+          </w:tcPr>
+          <w:p>
+            <w:pPr>
+              <w:pStyle w:val="Geenafstand"/>
+              <w:rPr>
+                <w:rFonts w:eastAsiaTheme="minorEastAsia"/>
+              </w:rPr>
+            </w:pPr>
+            <w:r>
+              <w:rPr>
+                <w:rFonts w:eastAsiaTheme="minorEastAsia"/>
+              </w:rPr>
+              <w:t>10.0</w:t>
+            </w:r>
+          </w:p>
+        </w:tc>
+        <w:tc>
+          <w:tcPr>
+            <w:tcW w:w="1886" w:type="dxa"/>
+          </w:tcPr>
+          <w:p>
+            <w:pPr>
+              <w:pStyle w:val="Geenafstand"/>
+              <w:rPr>
+                <w:rFonts w:eastAsiaTheme="minorEastAsia"/>
+              </w:rPr>
+            </w:pPr>
+            <w:r>
+              <w:rPr>
+                <w:rFonts w:eastAsiaTheme="minorEastAsia"/>
+              </w:rPr>
+              <w:t>8.64</w:t>
+            </w:r>
+            <w:r>
+              <w:rPr>
+                <w:rFonts w:eastAsiaTheme="minorEastAsia"/>
+              </w:rPr>
+              <w:t>3</w:t>
+            </w:r>
+          </w:p>
+        </w:tc>
+      </w:tr>
+      <w:tr>
+        <w:tc>
+          <w:tcPr>
+            <w:tcW w:w="1980" w:type="dxa"/>
+          </w:tcPr>
+          <w:p>
+            <w:pPr>
+              <w:pStyle w:val="Geenafstand"/>
+              <w:rPr>
+                <w:rFonts w:eastAsiaTheme="minorEastAsia"/>
+                <w:lang w:val="en-GB"/>
+              </w:rPr>
+            </w:pPr>
+            <w:r>
+              <w:rPr>
+                <w:rFonts w:eastAsiaTheme="minorEastAsia"/>
+                <w:lang w:val="en-GB"/>
+              </w:rPr>
+              <w:t>Saturation</w:t>
+            </w:r>
+            <w:r>
+              <w:rPr>
+                <w:rFonts w:eastAsiaTheme="minorEastAsia"/>
+                <w:vertAlign w:val="subscript"/>
+                <w:lang w:val="en-GB"/>
+              </w:rPr>
+              <w:t>upper</w:t>
+            </w:r>
+          </w:p>
+        </w:tc>
+        <w:tc>
+          <w:tcPr>
+            <w:tcW w:w="1378" w:type="dxa"/>
+          </w:tcPr>
+          <w:p>
+            <w:pPr>
+              <w:pStyle w:val="Geenafstand"/>
+              <w:rPr>
+                <w:rFonts w:eastAsiaTheme="minorEastAsia"/>
+              </w:rPr>
+            </w:pPr>
+            <w:r>
+              <w:rPr>
+                <w:rFonts w:eastAsiaTheme="minorEastAsia"/>
+              </w:rPr>
+              <w:t>8.64</w:t>
+            </w:r>
+            <w:r>
+              <w:rPr>
+                <w:rFonts w:eastAsiaTheme="minorEastAsia"/>
+              </w:rPr>
+              <w:t>3</w:t>
+            </w:r>
+          </w:p>
+        </w:tc>
+        <w:tc>
+          <w:tcPr>
+            <w:tcW w:w="1886" w:type="dxa"/>
+          </w:tcPr>
+          <w:p>
+            <w:pPr>
+              <w:pStyle w:val="Geenafstand"/>
+              <w:rPr>
+                <w:rFonts w:eastAsiaTheme="minorEastAsia"/>
+              </w:rPr>
+            </w:pPr>
+            <w:r>
+              <w:rPr>
+                <w:rFonts w:eastAsiaTheme="minorEastAsia"/>
+              </w:rPr>
+              <w:t>10.0</w:t>
+            </w:r>
+          </w:p>
+        </w:tc>
+        <w:tc>
+          <w:tcPr>
+            <w:tcW w:w="1886" w:type="dxa"/>
+          </w:tcPr>
+          <w:p>
+            <w:pPr>
+              <w:pStyle w:val="Geenafstand"/>
+              <w:rPr>
+                <w:rFonts w:eastAsiaTheme="minorEastAsia"/>
+              </w:rPr>
+            </w:pPr>
+            <w:r>
+              <w:rPr>
+                <w:rFonts w:eastAsiaTheme="minorEastAsia"/>
+              </w:rPr>
+              <w:t>8.64</w:t>
+            </w:r>
+            <w:r>
+              <w:rPr>
+                <w:rFonts w:eastAsiaTheme="minorEastAsia"/>
+              </w:rPr>
+              <w:t>3</w:t>
+            </w:r>
+          </w:p>
+        </w:tc>
+        <w:tc>
+          <w:tcPr>
+            <w:tcW w:w="1886" w:type="dxa"/>
+          </w:tcPr>
+          <w:p>
+            <w:pPr>
+              <w:pStyle w:val="Geenafstand"/>
+              <w:rPr>
+                <w:rFonts w:eastAsiaTheme="minorEastAsia"/>
+              </w:rPr>
+            </w:pPr>
+            <w:r>
+              <w:rPr>
+                <w:rFonts w:eastAsiaTheme="minorEastAsia"/>
+              </w:rPr>
+              <w:t>8.64</w:t>
+            </w:r>
+            <w:r>
+              <w:rPr>
+                <w:rFonts w:eastAsiaTheme="minorEastAsia"/>
+              </w:rPr>
+              <w:t>3</w:t>
+            </w:r>
+          </w:p>
+        </w:tc>
+      </w:tr>
+      <w:tr>
+        <w:tc>
+          <w:tcPr>
+            <w:tcW w:w="1980" w:type="dxa"/>
+          </w:tcPr>
+          <w:p>
+            <w:pPr>
+              <w:pStyle w:val="Geenafstand"/>
+              <w:rPr>
+                <w:rFonts w:eastAsiaTheme="minorEastAsia"/>
+                <w:lang w:val="en-GB"/>
+              </w:rPr>
+            </w:pPr>
+            <w:r>
+              <w:rPr>
+                <w:rFonts w:eastAsiaTheme="minorEastAsia"/>
+                <w:lang w:val="en-GB"/>
+              </w:rPr>
+              <w:t>Saturation</w:t>
+            </w:r>
+            <w:r>
+              <w:rPr>
+                <w:rFonts w:eastAsiaTheme="minorEastAsia"/>
+                <w:vertAlign w:val="subscript"/>
+                <w:lang w:val="en-GB"/>
+              </w:rPr>
+              <w:t>lower</w:t>
+            </w:r>
+          </w:p>
+        </w:tc>
+        <w:tc>
+          <w:tcPr>
+            <w:tcW w:w="1378" w:type="dxa"/>
+          </w:tcPr>
+          <w:p>
+            <w:pPr>
+              <w:pStyle w:val="Geenafstand"/>
+              <w:rPr>
+                <w:rFonts w:eastAsiaTheme="minorEastAsia"/>
+              </w:rPr>
+            </w:pPr>
+            <w:r>
+              <w:rPr>
+                <w:rFonts w:eastAsiaTheme="minorEastAsia"/>
+              </w:rPr>
+              <w:t>7.28</w:t>
+            </w:r>
+            <w:r>
+              <w:rPr>
+                <w:rFonts w:eastAsiaTheme="minorEastAsia"/>
+              </w:rPr>
+              <w:t>6</w:t>
+            </w:r>
+          </w:p>
+        </w:tc>
+        <w:tc>
+          <w:tcPr>
+            <w:tcW w:w="1886" w:type="dxa"/>
+          </w:tcPr>
+          <w:p>
+            <w:pPr>
+              <w:pStyle w:val="Geenafstand"/>
+              <w:rPr>
+                <w:rFonts w:eastAsiaTheme="minorEastAsia"/>
+              </w:rPr>
+            </w:pPr>
+            <w:r>
+              <w:rPr>
+                <w:rFonts w:eastAsiaTheme="minorEastAsia"/>
+              </w:rPr>
+              <w:t>6.0</w:t>
+            </w:r>
+          </w:p>
+        </w:tc>
+        <w:tc>
+          <w:tcPr>
+            <w:tcW w:w="1886" w:type="dxa"/>
+          </w:tcPr>
+          <w:p>
+            <w:pPr>
+              <w:pStyle w:val="Geenafstand"/>
+              <w:rPr>
+                <w:rFonts w:eastAsiaTheme="minorEastAsia"/>
+              </w:rPr>
+            </w:pPr>
+            <w:r>
+              <w:rPr>
+                <w:rFonts w:eastAsiaTheme="minorEastAsia"/>
+              </w:rPr>
+              <w:t>9.0</w:t>
+            </w:r>
+          </w:p>
+        </w:tc>
+        <w:tc>
+          <w:tcPr>
+            <w:tcW w:w="1886" w:type="dxa"/>
+          </w:tcPr>
+          <w:p>
+            <w:pPr>
+              <w:pStyle w:val="Geenafstand"/>
+              <w:rPr>
+                <w:rFonts w:eastAsiaTheme="minorEastAsia"/>
+              </w:rPr>
+            </w:pPr>
+            <w:r>
+              <w:rPr>
+                <w:rFonts w:eastAsiaTheme="minorEastAsia"/>
+              </w:rPr>
+              <w:t>8.64</w:t>
+            </w:r>
+            <w:r>
+              <w:rPr>
+                <w:rFonts w:eastAsiaTheme="minorEastAsia"/>
+              </w:rPr>
+              <w:t>3</w:t>
+            </w:r>
+          </w:p>
+        </w:tc>
+      </w:tr>
+      <w:tr>
+        <w:tc>
+          <w:tcPr>
+            <w:tcW w:w="1980" w:type="dxa"/>
+          </w:tcPr>
+          <w:p>
+            <w:pPr>
+              <w:pStyle w:val="Geenafstand"/>
+              <w:rPr>
+                <w:rFonts w:eastAsiaTheme="minorEastAsia"/>
+                <w:lang w:val="en-GB"/>
+              </w:rPr>
+            </w:pPr>
+            <w:r>
+              <w:rPr>
+                <w:rFonts w:eastAsiaTheme="minorEastAsia"/>
+                <w:lang w:val="en-GB"/>
+              </w:rPr>
+              <w:t>Value</w:t>
+            </w:r>
+            <w:r>
+              <w:rPr>
+                <w:rFonts w:eastAsiaTheme="minorEastAsia"/>
+                <w:vertAlign w:val="subscript"/>
+                <w:lang w:val="en-GB"/>
+              </w:rPr>
+              <w:t>upper</w:t>
+            </w:r>
+          </w:p>
+        </w:tc>
+        <w:tc>
+          <w:tcPr>
+            <w:tcW w:w="1378" w:type="dxa"/>
+          </w:tcPr>
+          <w:p>
+            <w:pPr>
+              <w:pStyle w:val="Geenafstand"/>
+              <w:rPr>
+                <w:rFonts w:eastAsiaTheme="minorEastAsia"/>
+              </w:rPr>
+            </w:pPr>
+            <w:r>
+              <w:rPr>
+                <w:rFonts w:eastAsiaTheme="minorEastAsia"/>
+              </w:rPr>
+              <w:t>7.28</w:t>
+            </w:r>
+            <w:r>
+              <w:rPr>
+                <w:rFonts w:eastAsiaTheme="minorEastAsia"/>
+              </w:rPr>
+              <w:t>6</w:t>
+            </w:r>
+          </w:p>
+        </w:tc>
+        <w:tc>
+          <w:tcPr>
+            <w:tcW w:w="1886" w:type="dxa"/>
+          </w:tcPr>
+          <w:p>
+            <w:pPr>
+              <w:pStyle w:val="Geenafstand"/>
+              <w:rPr>
+                <w:rFonts w:eastAsiaTheme="minorEastAsia"/>
+              </w:rPr>
+            </w:pPr>
+            <w:r>
+              <w:rPr>
+                <w:rFonts w:eastAsiaTheme="minorEastAsia"/>
+              </w:rPr>
+              <w:t>10.0</w:t>
+            </w:r>
+          </w:p>
+        </w:tc>
+        <w:tc>
+          <w:tcPr>
+            <w:tcW w:w="1886" w:type="dxa"/>
+          </w:tcPr>
+          <w:p>
+            <w:pPr>
+              <w:pStyle w:val="Geenafstand"/>
+              <w:rPr>
+                <w:rFonts w:eastAsiaTheme="minorEastAsia"/>
+              </w:rPr>
+            </w:pPr>
+            <w:r>
+              <w:rPr>
+                <w:rFonts w:eastAsiaTheme="minorEastAsia"/>
+              </w:rPr>
+              <w:t>5.92</w:t>
+            </w:r>
+            <w:r>
+              <w:rPr>
+                <w:rFonts w:eastAsiaTheme="minorEastAsia"/>
+              </w:rPr>
+              <w:t>9</w:t>
+            </w:r>
+          </w:p>
+        </w:tc>
+        <w:tc>
+          <w:tcPr>
+            <w:tcW w:w="1886" w:type="dxa"/>
+          </w:tcPr>
+          <w:p>
+            <w:pPr>
+              <w:pStyle w:val="Geenafstand"/>
+              <w:rPr>
+                <w:rFonts w:eastAsiaTheme="minorEastAsia"/>
+              </w:rPr>
+            </w:pPr>
+            <w:r>
+              <w:rPr>
+                <w:rFonts w:eastAsiaTheme="minorEastAsia"/>
+              </w:rPr>
+              <w:t>5.92</w:t>
+            </w:r>
+            <w:r>
+              <w:rPr>
+                <w:rFonts w:eastAsiaTheme="minorEastAsia"/>
+              </w:rPr>
+              <w:t>9</w:t>
+            </w:r>
+          </w:p>
+        </w:tc>
+      </w:tr>
+      <w:tr>
+        <w:tc>
+          <w:tcPr>
+            <w:tcW w:w="1980" w:type="dxa"/>
+          </w:tcPr>
+          <w:p>
+            <w:pPr>
+              <w:pStyle w:val="Geenafstand"/>
+              <w:rPr>
+                <w:rFonts w:eastAsiaTheme="minorEastAsia"/>
+                <w:lang w:val="en-GB"/>
+              </w:rPr>
+            </w:pPr>
+            <w:r>
+              <w:rPr>
+                <w:rFonts w:eastAsiaTheme="minorEastAsia"/>
+                <w:lang w:val="en-GB"/>
+              </w:rPr>
+              <w:t>Value</w:t>
+            </w:r>
+            <w:r>
+              <w:rPr>
+                <w:rFonts w:eastAsiaTheme="minorEastAsia"/>
+                <w:vertAlign w:val="subscript"/>
+                <w:lang w:val="en-GB"/>
+              </w:rPr>
+              <w:t>lower</w:t>
+            </w:r>
+          </w:p>
+        </w:tc>
+        <w:tc>
+          <w:tcPr>
+            <w:tcW w:w="1378" w:type="dxa"/>
+          </w:tcPr>
+          <w:p>
+            <w:pPr>
+              <w:pStyle w:val="Geenafstand"/>
+              <w:rPr>
+                <w:rFonts w:eastAsiaTheme="minorEastAsia"/>
+              </w:rPr>
+            </w:pPr>
+            <w:r>
+              <w:rPr>
+                <w:rFonts w:eastAsiaTheme="minorEastAsia"/>
+                <w:lang w:val="en-GB"/>
+              </w:rPr>
+              <w:t>10.0</w:t>
+            </w:r>
+          </w:p>
+        </w:tc>
+        <w:tc>
+          <w:tcPr>
+            <w:tcW w:w="1886" w:type="dxa"/>
+          </w:tcPr>
+          <w:p>
+            <w:pPr>
+              <w:pStyle w:val="Geenafstand"/>
+              <w:rPr>
+                <w:rFonts w:eastAsiaTheme="minorEastAsia"/>
+              </w:rPr>
+            </w:pPr>
+            <w:r>
+              <w:rPr>
+                <w:rFonts w:eastAsiaTheme="minorEastAsia"/>
+              </w:rPr>
+              <w:t>4.571</w:t>
+            </w:r>
+          </w:p>
+        </w:tc>
+        <w:tc>
+          <w:tcPr>
+            <w:tcW w:w="1886" w:type="dxa"/>
+          </w:tcPr>
+          <w:p>
+            <w:pPr>
+              <w:pStyle w:val="Geenafstand"/>
+              <w:rPr>
+                <w:rFonts w:eastAsiaTheme="minorEastAsia"/>
+              </w:rPr>
+            </w:pPr>
+            <w:r>
+              <w:rPr>
+                <w:rFonts w:eastAsiaTheme="minorEastAsia"/>
+              </w:rPr>
+              <w:t>10.0</w:t>
+            </w:r>
+          </w:p>
+        </w:tc>
+        <w:tc>
+          <w:tcPr>
+            <w:tcW w:w="1886" w:type="dxa"/>
+          </w:tcPr>
+          <w:p>
+            <w:pPr>
+              <w:pStyle w:val="Geenafstand"/>
+              <w:rPr>
+                <w:rFonts w:eastAsiaTheme="minorEastAsia"/>
+              </w:rPr>
+            </w:pPr>
+            <w:r>
+              <w:rPr>
+                <w:rFonts w:eastAsiaTheme="minorEastAsia"/>
+              </w:rPr>
+              <w:t>10.0</w:t>
+            </w:r>
+          </w:p>
+        </w:tc>
+      </w:tr>
+    </w:tbl>
+    <w:p>
+      <w:pPr>
+        <w:pStyle w:val="Geenafstand"/>
+        <w:rPr>
+          <w:rFonts w:eastAsiaTheme="minorEastAsia"/>
+        </w:rPr>
+      </w:pPr>
+    </w:p>
+    <w:p>
+      <w:pPr>
+        <w:pStyle w:val="Geenafstand"/>
+        <w:rPr>
+          <w:rFonts w:eastAsiaTheme="minorEastAsia"/>
+          <w:lang w:val="en-GB"/>
+        </w:rPr>
+      </w:pPr>
+      <w:r>
+        <w:rPr>
+          <w:rFonts w:eastAsiaTheme="minorEastAsia"/>
+          <w:lang w:val="en-GB"/>
+        </w:rPr>
+        <w:t>For how these threshold values are found, see choice task 2 below.</w:t>
+      </w:r>
+    </w:p>
+    <w:p>
+      <w:pPr>
+        <w:pStyle w:val="Geenafstand"/>
+        <w:rPr>
+          <w:lang w:val="en-GB"/>
+        </w:rPr>
+      </w:pPr>
+      <w:r>
+        <w:rPr>
+          <w:rFonts w:eastAsiaTheme="minorEastAsia"/>
+          <w:lang w:val="en-GB"/>
+        </w:rPr>
+        <w:t xml:space="preserve">Once a </w:t>
+      </w:r>
+      <w:r>
+        <w:rPr>
+          <w:rFonts w:eastAsiaTheme="minorEastAsia"/>
+          <w:lang w:val="en-GB"/>
+        </w:rPr>
+        <w:t xml:space="preserve">single frame is processed, and the foreground extracted, we apply some post-processing. Specifically, we first apply some erosion and then dilation. This will shrink the shapes in the image, removing isolated pixels or very small clusters. Then the dilation will fill back the pixels of any shapes that were not small enough to completely disappear. Then, we do the same but </w:t>
+      </w:r>
+      <w:r>
+        <w:rPr>
+          <w:rFonts w:eastAsiaTheme="minorEastAsia"/>
+          <w:lang w:val="en-GB"/>
+        </w:rPr>
+        <w:t xml:space="preserve">in </w:t>
+      </w:r>
+      <w:r>
+        <w:rPr>
+          <w:rFonts w:eastAsiaTheme="minorEastAsia"/>
+          <w:lang w:val="en-GB"/>
+        </w:rPr>
+        <w:t>reverse, first applying the dilation to fill up small gaps</w:t>
+      </w:r>
+      <w:r>
+        <w:rPr>
+          <w:rFonts w:eastAsiaTheme="minorEastAsia"/>
+          <w:lang w:val="en-GB"/>
+        </w:rPr>
+        <w:t xml:space="preserve">. After which erosion makes sure we are not needlessly padding the image. </w:t>
+      </w:r>
+      <w:r>
+        <w:rPr>
+          <w:rFonts w:eastAsiaTheme="minorEastAsia"/>
+          <w:lang w:val="en-GB"/>
+        </w:rPr>
+        <w:t>Then</w:t>
+      </w:r>
+      <w:r>
+        <w:rPr>
+          <w:rFonts w:eastAsiaTheme="minorEastAsia"/>
+          <w:lang w:val="en-GB"/>
+        </w:rPr>
+        <w:t xml:space="preserve">, we use blob detection to </w:t>
+      </w:r>
+      <w:r>
+        <w:rPr>
+          <w:rFonts w:eastAsiaTheme="minorEastAsia"/>
+          <w:lang w:val="en-GB"/>
+        </w:rPr>
+        <w:t>find all the connected shapes of white pixels. The largest of these shapes is assumed to be the object we aim to extract, and is therefore the only object kept. This removes things such as the chessboard in the background of the video from camera 3.</w:t>
+      </w:r>
+      <w:r>
+        <w:rPr>
+          <w:rFonts w:eastAsiaTheme="minorEastAsia"/>
+          <w:lang w:val="en-GB"/>
+        </w:rPr>
+        <w:t xml:space="preserve"> Lastly for camera’s 2, 3 and 4 we defined a vertical range for each camera where large gaps were present inside the foreground masks. Within this range we applied dilation to fill up these gaps, followed by erosion to ensure we don’t needlessly pad the image.</w:t>
+      </w:r>
+    </w:p>
+    <w:p>
+      <w:pPr>
+        <w:pStyle w:val="Geenafstand"/>
+        <w:rPr>
+          <w:lang w:val="en-GB"/>
+        </w:rPr>
+      </w:pPr>
+      <w:r>
+        <w:rPr>
+          <w:rFonts w:eastAsiaTheme="minorEastAsia"/>
+          <w:noProof/>
+          <w:lang w:val="en-GB"/>
+        </w:rPr>
+        <w:drawing>
+          <wp:anchor distT="0" distB="0" distL="114300" distR="114300" simplePos="0" relativeHeight="251659264" behindDoc="0" locked="0" layoutInCell="1" allowOverlap="1" wp14:anchorId="1663923E" wp14:editId="4AC644E2">
+            <wp:simplePos x="0" y="0"/>
+            <wp:positionH relativeFrom="margin">
+              <wp:posOffset>15875</wp:posOffset>
+            </wp:positionH>
+            <wp:positionV relativeFrom="paragraph">
+              <wp:posOffset>706120</wp:posOffset>
+            </wp:positionV>
+            <wp:extent cx="2618509" cy="1975636"/>
+            <wp:effectExtent l="0" t="0" r="0" b="5715"/>
+            <wp:wrapTopAndBottom/>
+            <wp:docPr id="380901840" name="Picture 1" descr="Afbeelding met zwart-wit, silhouet, schaduw, kunst&#10;&#10;Door AI gegenereerde inhoud is mogelijk onjuist."/>
+            <wp:cNvGraphicFramePr>
+              <a:graphicFrameLocks xmlns:a="http://schemas.openxmlformats.org/drawingml/2006/main" noChangeAspect="1"/>
+            </wp:cNvGraphicFramePr>
+            <a:graphic xmlns:a="http://schemas.openxmlformats.org/drawingml/2006/main">
+              <a:graphicData uri="http://schemas.openxmlformats.org/drawingml/2006/picture">
+                <pic:pic xmlns:pic="http://schemas.openxmlformats.org/drawingml/2006/picture">
+                  <pic:nvPicPr>
+                    <pic:cNvPr id="380901840" name="Picture 1" descr="Afbeelding met zwart-wit, silhouet, schaduw, kunst&#10;&#10;Door AI gegenereerde inhoud is mogelijk onjuist."/>
+                    <pic:cNvPicPr>
+                      <a:picLocks noChangeAspect="1" noChangeArrowheads="1"/>
+                    </pic:cNvPicPr>
+                  </pic:nvPicPr>
+                  <pic:blipFill>
+                    <a:blip r:embed="rId4" cstate="print">
+                      <a:extLst>
+                        <a:ext uri="{28A0092B-C50C-407E-A947-70E740481C1C}">
+                          <a14:useLocalDpi xmlns:a14="http://schemas.microsoft.com/office/drawing/2010/main" val="0"/>
+                        </a:ext>
+                      </a:extLst>
+                    </a:blip>
+                    <a:srcRect/>
+                    <a:stretch>
+                      <a:fillRect/>
+                    </a:stretch>
+                  </pic:blipFill>
+                  <pic:spPr bwMode="auto">
+                    <a:xfrm>
+                      <a:off x="0" y="0"/>
+                      <a:ext cx="2618509" cy="1975636"/>
+                    </a:xfrm>
+                    <a:prstGeom prst="rect">
+                      <a:avLst/>
+                    </a:prstGeom>
+                    <a:noFill/>
+                    <a:ln>
+                      <a:noFill/>
+                    </a:ln>
+                  </pic:spPr>
+                </pic:pic>
+              </a:graphicData>
+            </a:graphic>
+            <wp14:sizeRelH relativeFrom="margin">
+              <wp14:pctWidth>0</wp14:pctWidth>
+            </wp14:sizeRelH>
+            <wp14:sizeRelV relativeFrom="margin">
+              <wp14:pctHeight>0</wp14:pctHeight>
+            </wp14:sizeRelV>
+          </wp:anchor>
+        </w:drawing>
+      </w:r>
+      <w:r>
+        <w:rPr>
+          <w:noProof/>
+          <w:lang w:val="en-GB"/>
+        </w:rPr>
+        <w:drawing>
+          <wp:anchor distT="0" distB="0" distL="114300" distR="114300" simplePos="0" relativeHeight="251660288" behindDoc="0" locked="0" layoutInCell="1" allowOverlap="1" wp14:anchorId="3EE30990" wp14:editId="7F78FDDE">
+            <wp:simplePos x="0" y="0"/>
+            <wp:positionH relativeFrom="column">
+              <wp:posOffset>3057525</wp:posOffset>
+            </wp:positionH>
+            <wp:positionV relativeFrom="paragraph">
+              <wp:posOffset>706120</wp:posOffset>
+            </wp:positionV>
+            <wp:extent cx="2623820" cy="1980565"/>
+            <wp:effectExtent l="0" t="0" r="5080" b="635"/>
+            <wp:wrapTopAndBottom/>
+            <wp:docPr id="1084888635" name="Picture 2" descr="Afbeelding met silhouet&#10;&#10;Door AI gegenereerde inhoud is mogelijk onjuist."/>
+            <wp:cNvGraphicFramePr>
+              <a:graphicFrameLocks xmlns:a="http://schemas.openxmlformats.org/drawingml/2006/main" noChangeAspect="1"/>
+            </wp:cNvGraphicFramePr>
+            <a:graphic xmlns:a="http://schemas.openxmlformats.org/drawingml/2006/main">
+              <a:graphicData uri="http://schemas.openxmlformats.org/drawingml/2006/picture">
+                <pic:pic xmlns:pic="http://schemas.openxmlformats.org/drawingml/2006/picture">
+                  <pic:nvPicPr>
+                    <pic:cNvPr id="1084888635" name="Picture 2" descr="Afbeelding met silhouet&#10;&#10;Door AI gegenereerde inhoud is mogelijk onjuist."/>
+                    <pic:cNvPicPr>
+                      <a:picLocks noChangeAspect="1" noChangeArrowheads="1"/>
+                    </pic:cNvPicPr>
+                  </pic:nvPicPr>
+                  <pic:blipFill>
+                    <a:blip r:embed="rId5" cstate="print">
+                      <a:extLst>
+                        <a:ext uri="{28A0092B-C50C-407E-A947-70E740481C1C}">
+                          <a14:useLocalDpi xmlns:a14="http://schemas.microsoft.com/office/drawing/2010/main" val="0"/>
+                        </a:ext>
+                      </a:extLst>
+                    </a:blip>
+                    <a:stretch>
+                      <a:fillRect/>
+                    </a:stretch>
+                  </pic:blipFill>
+                  <pic:spPr bwMode="auto">
+                    <a:xfrm>
+                      <a:off x="0" y="0"/>
+                      <a:ext cx="2623820" cy="1980565"/>
+                    </a:xfrm>
+                    <a:prstGeom prst="rect">
+                      <a:avLst/>
+                    </a:prstGeom>
+                    <a:noFill/>
+                    <a:ln>
+                      <a:noFill/>
+                    </a:ln>
+                  </pic:spPr>
+                </pic:pic>
+              </a:graphicData>
+            </a:graphic>
+            <wp14:sizeRelH relativeFrom="margin">
+              <wp14:pctWidth>0</wp14:pctWidth>
+            </wp14:sizeRelH>
+            <wp14:sizeRelV relativeFrom="margin">
+              <wp14:pctHeight>0</wp14:pctHeight>
+            </wp14:sizeRelV>
+          </wp:anchor>
+        </w:drawing>
+      </w:r>
       <w:r>
         <w:rPr>
           <w:noProof/>
@@ -2241,18 +3378,18 @@
         <mc:AlternateContent>
           <mc:Choice Requires="wps">
             <w:drawing>
-              <wp:anchor distT="0" distB="0" distL="114300" distR="114300" simplePos="0" relativeHeight="251671552" behindDoc="0" locked="0" layoutInCell="1" allowOverlap="1" wp14:anchorId="3AD94711" wp14:editId="10B9AED3">
+              <wp:anchor distT="0" distB="0" distL="114300" distR="114300" simplePos="0" relativeHeight="251661312" behindDoc="0" locked="0" layoutInCell="1" allowOverlap="1" wp14:anchorId="47F7EF07" wp14:editId="13A70AAD">
                 <wp:simplePos x="0" y="0"/>
-                <wp:positionH relativeFrom="margin">
-                  <wp:posOffset>3102610</wp:posOffset>
+                <wp:positionH relativeFrom="column">
+                  <wp:posOffset>3056255</wp:posOffset>
                 </wp:positionH>
                 <wp:positionV relativeFrom="paragraph">
-                  <wp:posOffset>5832013</wp:posOffset>
+                  <wp:posOffset>2694940</wp:posOffset>
                 </wp:positionV>
                 <wp:extent cx="2625090" cy="635"/>
                 <wp:effectExtent l="0" t="0" r="3810" b="0"/>
                 <wp:wrapTopAndBottom/>
-                <wp:docPr id="1161491834" name="Text Box 1"/>
+                <wp:docPr id="43711048" name="Text Box 1"/>
                 <wp:cNvGraphicFramePr/>
                 <a:graphic xmlns:a="http://schemas.openxmlformats.org/drawingml/2006/main">
                   <a:graphicData uri="http://schemas.microsoft.com/office/word/2010/wordprocessingShape">
@@ -2277,7 +3414,7 @@
                         <w:txbxContent>
                           <w:p>
                             <w:pPr>
-                              <w:pStyle w:val="Caption"/>
+                              <w:pStyle w:val="Bijschrift"/>
                               <w:jc w:val="center"/>
                               <w:rPr>
                                 <w:sz w:val="22"/>
@@ -2285,7 +3422,7 @@
                               </w:rPr>
                             </w:pPr>
                             <w:r>
-                              <w:t>Figure 4: Camera 4.</w:t>
+                              <w:t>Figure 2: Camera 2.</w:t>
                             </w:r>
                           </w:p>
                         </w:txbxContent>
@@ -2304,16 +3441,16 @@
           </mc:Choice>
           <mc:Fallback>
             <w:pict>
-              <v:shapetype w14:anchorId="3AD94711" id="_x0000_t202" coordsize="21600,21600" o:spt="202" path="m,l,21600r21600,l21600,xe">
+              <v:shapetype w14:anchorId="47F7EF07" id="_x0000_t202" coordsize="21600,21600" o:spt="202" path="m,l,21600r21600,l21600,xe">
                 <v:stroke joinstyle="miter"/>
                 <v:path gradientshapeok="t" o:connecttype="rect"/>
               </v:shapetype>
-              <v:shape id="Text Box 1" o:spid="_x0000_s1026" type="#_x0000_t202" style="position:absolute;margin-left:244.3pt;margin-top:459.2pt;width:206.7pt;height:.05pt;z-index:251671552;visibility:visible;mso-wrap-style:square;mso-wrap-distance-left:9pt;mso-wrap-distance-top:0;mso-wrap-distance-right:9pt;mso-wrap-distance-bottom:0;mso-position-horizontal:absolute;mso-position-horizontal-relative:margin;mso-position-vertical:absolute;mso-position-vertical-relative:text;v-text-anchor:top" o:gfxdata="UEsDBBQABgAIAAAAIQC2gziS/gAAAOEBAAATAAAAW0NvbnRlbnRfVHlwZXNdLnhtbJSRQU7DMBBF&#10;90jcwfIWJU67QAgl6YK0S0CoHGBkTxKLZGx5TGhvj5O2G0SRWNoz/78nu9wcxkFMGNg6quQqL6RA&#10;0s5Y6ir5vt9lD1JwBDIwOMJKHpHlpr69KfdHjyxSmriSfYz+USnWPY7AufNIadK6MEJMx9ApD/oD&#10;OlTrorhX2lFEilmcO2RdNtjC5xDF9pCuTyYBB5bi6bQ4syoJ3g9WQ0ymaiLzg5KdCXlKLjvcW893&#10;SUOqXwnz5DrgnHtJTxOsQfEKIT7DmDSUCaxw7Rqn8787ZsmRM9e2VmPeBN4uqYvTtW7jvijg9N/y&#10;JsXecLq0q+WD6m8AAAD//wMAUEsDBBQABgAIAAAAIQA4/SH/1gAAAJQBAAALAAAAX3JlbHMvLnJl&#10;bHOkkMFqwzAMhu+DvYPRfXGawxijTi+j0GvpHsDYimMaW0Yy2fr2M4PBMnrbUb/Q94l/f/hMi1qR&#10;JVI2sOt6UJgd+ZiDgffL8ekFlFSbvV0oo4EbChzGx4f9GRdb25HMsYhqlCwG5lrLq9biZkxWOiqY&#10;22YiTra2kYMu1l1tQD30/bPm3wwYN0x18gb45AdQl1tp5j/sFB2T0FQ7R0nTNEV3j6o9feQzro1i&#10;OWA14Fm+Q8a1a8+Bvu/d/dMb2JY5uiPbhG/ktn4cqGU/er3pcvwCAAD//wMAUEsDBBQABgAIAAAA&#10;IQDVXUL0FQIAADgEAAAOAAAAZHJzL2Uyb0RvYy54bWysU8Fu2zAMvQ/YPwi6L04yNNiMOEWWIsOA&#10;oC2QDj0rshQbkEWNUmJ3Xz9KtpOu22nYRaZF6lF872l52zWGnRX6GmzBZ5MpZ8pKKGt7LPj3p+2H&#10;T5z5IGwpDFhV8Bfl+e3q/btl63I1hwpMqZARiPV56wpeheDyLPOyUo3wE3DKUlIDNiLQLx6zEkVL&#10;6I3J5tPpImsBS4cglfe0e9cn+Srha61keNDaq8BMweluIa2Y1kNcs9VS5EcUrqrlcA3xD7doRG2p&#10;6QXqTgTBTlj/AdXUEsGDDhMJTQZa11KlGWia2fTNNPtKOJVmIXK8u9Dk/x+svD/v3SOy0H2BjgSM&#10;hLTO55424zydxiZ+6aaM8kThy4U21QUmaXO+mN9MP1NKUm7x8SZiZNejDn34qqBhMSg4kiaJKnHe&#10;+dCXjiWxkwdTl9vamPgTExuD7CxIv7aqgxrAf6syNtZaiKd6wLiTXeeIUegO3TDcAcoXmhmht4N3&#10;cltTo53w4VEg6U+zkKfDAy3aQFtwGCLOKsCff9uP9SQLZTlryU8F9z9OAhVn5pslwaL5xgDH4DAG&#10;9tRsgEac0WtxMoV0AIMZQ43QPJPV17ELpYSV1KvgYQw3oXc1PRWp1utURBZzIuzs3skIPRL61D0L&#10;dIMcgVS8h9FpIn+jSl+bdHHrUyCKk2SR0J7FgWeyZxJ9eErR/6//U9X1wa9+AQAA//8DAFBLAwQU&#10;AAYACAAAACEAFDf3nuEAAAALAQAADwAAAGRycy9kb3ducmV2LnhtbEyPsU7DMBCGdyTewTokFkSd&#10;lhClaZyqqmCApSJ0YXPja5wSnyPbacPbY1hgvLtP/31/uZ5Mz87ofGdJwHyWAENqrOqoFbB/f77P&#10;gfkgScneEgr4Qg/r6vqqlIWyF3rDcx1aFkPIF1KADmEoOPeNRiP9zA5I8Xa0zsgQR9dy5eQlhpue&#10;L5Ik40Z2FD9oOeBWY/NZj0bALv3Y6bvx+PS6SR/cy37cZqe2FuL2ZtqsgAWcwh8MP/pRHarodLAj&#10;Kc96AWmeZxEVsJznKbBILJNFbHf43TwCr0r+v0P1DQAA//8DAFBLAQItABQABgAIAAAAIQC2gziS&#10;/gAAAOEBAAATAAAAAAAAAAAAAAAAAAAAAABbQ29udGVudF9UeXBlc10ueG1sUEsBAi0AFAAGAAgA&#10;AAAhADj9If/WAAAAlAEAAAsAAAAAAAAAAAAAAAAALwEAAF9yZWxzLy5yZWxzUEsBAi0AFAAGAAgA&#10;AAAhANVdQvQVAgAAOAQAAA4AAAAAAAAAAAAAAAAALgIAAGRycy9lMm9Eb2MueG1sUEsBAi0AFAAG&#10;AAgAAAAhABQ3957hAAAACwEAAA8AAAAAAAAAAAAAAAAAbwQAAGRycy9kb3ducmV2LnhtbFBLBQYA&#10;AAAABAAEAPMAAAB9BQAAAAA=&#10;" stroked="f">
+              <v:shape id="Text Box 1" o:spid="_x0000_s1026" type="#_x0000_t202" style="position:absolute;margin-left:240.65pt;margin-top:212.2pt;width:206.7pt;height:.05pt;z-index:251661312;visibility:visible;mso-wrap-style:square;mso-wrap-distance-left:9pt;mso-wrap-distance-top:0;mso-wrap-distance-right:9pt;mso-wrap-distance-bottom:0;mso-position-horizontal:absolute;mso-position-horizontal-relative:text;mso-position-vertical:absolute;mso-position-vertical-relative:text;v-text-anchor:top" o:gfxdata="UEsDBBQABgAIAAAAIQC2gziS/gAAAOEBAAATAAAAW0NvbnRlbnRfVHlwZXNdLnhtbJSRQU7DMBBF&#10;90jcwfIWJU67QAgl6YK0S0CoHGBkTxKLZGx5TGhvj5O2G0SRWNoz/78nu9wcxkFMGNg6quQqL6RA&#10;0s5Y6ir5vt9lD1JwBDIwOMJKHpHlpr69KfdHjyxSmriSfYz+USnWPY7AufNIadK6MEJMx9ApD/oD&#10;OlTrorhX2lFEilmcO2RdNtjC5xDF9pCuTyYBB5bi6bQ4syoJ3g9WQ0ymaiLzg5KdCXlKLjvcW893&#10;SUOqXwnz5DrgnHtJTxOsQfEKIT7DmDSUCaxw7Rqn8787ZsmRM9e2VmPeBN4uqYvTtW7jvijg9N/y&#10;JsXecLq0q+WD6m8AAAD//wMAUEsDBBQABgAIAAAAIQA4/SH/1gAAAJQBAAALAAAAX3JlbHMvLnJl&#10;bHOkkMFqwzAMhu+DvYPRfXGawxijTi+j0GvpHsDYimMaW0Yy2fr2M4PBMnrbUb/Q94l/f/hMi1qR&#10;JVI2sOt6UJgd+ZiDgffL8ekFlFSbvV0oo4EbChzGx4f9GRdb25HMsYhqlCwG5lrLq9biZkxWOiqY&#10;22YiTra2kYMu1l1tQD30/bPm3wwYN0x18gb45AdQl1tp5j/sFB2T0FQ7R0nTNEV3j6o9feQzro1i&#10;OWA14Fm+Q8a1a8+Bvu/d/dMb2JY5uiPbhG/ktn4cqGU/er3pcvwCAAD//wMAUEsDBBQABgAIAAAA&#10;IQDVXUL0FQIAADgEAAAOAAAAZHJzL2Uyb0RvYy54bWysU8Fu2zAMvQ/YPwi6L04yNNiMOEWWIsOA&#10;oC2QDj0rshQbkEWNUmJ3Xz9KtpOu22nYRaZF6lF872l52zWGnRX6GmzBZ5MpZ8pKKGt7LPj3p+2H&#10;T5z5IGwpDFhV8Bfl+e3q/btl63I1hwpMqZARiPV56wpeheDyLPOyUo3wE3DKUlIDNiLQLx6zEkVL&#10;6I3J5tPpImsBS4cglfe0e9cn+Srha61keNDaq8BMweluIa2Y1kNcs9VS5EcUrqrlcA3xD7doRG2p&#10;6QXqTgTBTlj/AdXUEsGDDhMJTQZa11KlGWia2fTNNPtKOJVmIXK8u9Dk/x+svD/v3SOy0H2BjgSM&#10;hLTO55424zydxiZ+6aaM8kThy4U21QUmaXO+mN9MP1NKUm7x8SZiZNejDn34qqBhMSg4kiaJKnHe&#10;+dCXjiWxkwdTl9vamPgTExuD7CxIv7aqgxrAf6syNtZaiKd6wLiTXeeIUegO3TDcAcoXmhmht4N3&#10;cltTo53w4VEg6U+zkKfDAy3aQFtwGCLOKsCff9uP9SQLZTlryU8F9z9OAhVn5pslwaL5xgDH4DAG&#10;9tRsgEac0WtxMoV0AIMZQ43QPJPV17ELpYSV1KvgYQw3oXc1PRWp1utURBZzIuzs3skIPRL61D0L&#10;dIMcgVS8h9FpIn+jSl+bdHHrUyCKk2SR0J7FgWeyZxJ9eErR/6//U9X1wa9+AQAA//8DAFBLAwQU&#10;AAYACAAAACEA3ou9ruEAAAALAQAADwAAAGRycy9kb3ducmV2LnhtbEyPPU/DMBCGdyT+g3VILKh1&#10;2poSQpyqqmCgS0Xahc2Nr3EgtqPYacO/52CB7T4evfdcvhpty87Yh8Y7CbNpAgxd5XXjagmH/csk&#10;BRaiclq13qGELwywKq6vcpVpf3FveC5jzSjEhUxJMDF2GeehMmhVmPoOHe1OvrcqUtvXXPfqQuG2&#10;5fMkWXKrGkcXjOpwY7D6LAcrYSfed+ZuOD1v12LRvx6GzfKjLqW8vRnXT8AijvEPhh99UoeCnI5+&#10;cDqwVoJIZwtCqZgLAYyI9FE8ADv+Tu6BFzn//0PxDQAA//8DAFBLAQItABQABgAIAAAAIQC2gziS&#10;/gAAAOEBAAATAAAAAAAAAAAAAAAAAAAAAABbQ29udGVudF9UeXBlc10ueG1sUEsBAi0AFAAGAAgA&#10;AAAhADj9If/WAAAAlAEAAAsAAAAAAAAAAAAAAAAALwEAAF9yZWxzLy5yZWxzUEsBAi0AFAAGAAgA&#10;AAAhANVdQvQVAgAAOAQAAA4AAAAAAAAAAAAAAAAALgIAAGRycy9lMm9Eb2MueG1sUEsBAi0AFAAG&#10;AAgAAAAhAN6Lva7hAAAACwEAAA8AAAAAAAAAAAAAAAAAbwQAAGRycy9kb3ducmV2LnhtbFBLBQYA&#10;AAAABAAEAPMAAAB9BQAAAAA=&#10;" stroked="f">
                 <v:textbox style="mso-fit-shape-to-text:t" inset="0,0,0,0">
                   <w:txbxContent>
                     <w:p>
                       <w:pPr>
-                        <w:pStyle w:val="Caption"/>
+                        <w:pStyle w:val="Bijschrift"/>
                         <w:jc w:val="center"/>
                         <w:rPr>
                           <w:sz w:val="22"/>
@@ -2321,24 +3458,12 @@
                         </w:rPr>
                       </w:pPr>
                       <w:r>
-                        <w:t xml:space="preserve">Figure </w:t>
-                      </w:r>
-                      <w:r>
-                        <w:t>4</w:t>
-                      </w:r>
-                      <w:r>
-                        <w:t xml:space="preserve">: Camera </w:t>
-                      </w:r>
-                      <w:r>
-                        <w:t>4</w:t>
-                      </w:r>
-                      <w:r>
-                        <w:t>.</w:t>
+                        <w:t>Figure 2: Camera 2.</w:t>
                       </w:r>
                     </w:p>
                   </w:txbxContent>
                 </v:textbox>
-                <w10:wrap type="topAndBottom" anchorx="margin"/>
+                <w10:wrap type="topAndBottom"/>
               </v:shape>
             </w:pict>
           </mc:Fallback>
@@ -2352,13 +3477,13 @@
         <mc:AlternateContent>
           <mc:Choice Requires="wps">
             <w:drawing>
-              <wp:anchor distT="0" distB="0" distL="114300" distR="114300" simplePos="0" relativeHeight="251669504" behindDoc="0" locked="0" layoutInCell="1" allowOverlap="1" wp14:anchorId="6BE576E3" wp14:editId="0ED8BF2C">
+              <wp:anchor distT="0" distB="0" distL="114300" distR="114300" simplePos="0" relativeHeight="251665408" behindDoc="0" locked="0" layoutInCell="1" allowOverlap="1" wp14:anchorId="01F12561" wp14:editId="5F13E927">
                 <wp:simplePos x="0" y="0"/>
                 <wp:positionH relativeFrom="margin">
-                  <wp:posOffset>577</wp:posOffset>
+                  <wp:posOffset>635</wp:posOffset>
                 </wp:positionH>
                 <wp:positionV relativeFrom="paragraph">
-                  <wp:posOffset>3545840</wp:posOffset>
+                  <wp:posOffset>2694940</wp:posOffset>
                 </wp:positionV>
                 <wp:extent cx="2625090" cy="635"/>
                 <wp:effectExtent l="0" t="0" r="3810" b="0"/>
@@ -2388,7 +3513,7 @@
                         <w:txbxContent>
                           <w:p>
                             <w:pPr>
-                              <w:pStyle w:val="Caption"/>
+                              <w:pStyle w:val="Bijschrift"/>
                               <w:jc w:val="center"/>
                               <w:rPr>
                                 <w:sz w:val="22"/>
@@ -2433,12 +3558,12 @@
           </mc:Choice>
           <mc:Fallback>
             <w:pict>
-              <v:shape w14:anchorId="6BE576E3" id="_x0000_s1027" type="#_x0000_t202" style="position:absolute;margin-left:.05pt;margin-top:279.2pt;width:206.7pt;height:.05pt;z-index:251669504;visibility:visible;mso-wrap-style:square;mso-wrap-distance-left:9pt;mso-wrap-distance-top:0;mso-wrap-distance-right:9pt;mso-wrap-distance-bottom:0;mso-position-horizontal:absolute;mso-position-horizontal-relative:margin;mso-position-vertical:absolute;mso-position-vertical-relative:text;v-text-anchor:top" o:gfxdata="UEsDBBQABgAIAAAAIQC2gziS/gAAAOEBAAATAAAAW0NvbnRlbnRfVHlwZXNdLnhtbJSRQU7DMBBF&#10;90jcwfIWJU67QAgl6YK0S0CoHGBkTxKLZGx5TGhvj5O2G0SRWNoz/78nu9wcxkFMGNg6quQqL6RA&#10;0s5Y6ir5vt9lD1JwBDIwOMJKHpHlpr69KfdHjyxSmriSfYz+USnWPY7AufNIadK6MEJMx9ApD/oD&#10;OlTrorhX2lFEilmcO2RdNtjC5xDF9pCuTyYBB5bi6bQ4syoJ3g9WQ0ymaiLzg5KdCXlKLjvcW893&#10;SUOqXwnz5DrgnHtJTxOsQfEKIT7DmDSUCaxw7Rqn8787ZsmRM9e2VmPeBN4uqYvTtW7jvijg9N/y&#10;JsXecLq0q+WD6m8AAAD//wMAUEsDBBQABgAIAAAAIQA4/SH/1gAAAJQBAAALAAAAX3JlbHMvLnJl&#10;bHOkkMFqwzAMhu+DvYPRfXGawxijTi+j0GvpHsDYimMaW0Yy2fr2M4PBMnrbUb/Q94l/f/hMi1qR&#10;JVI2sOt6UJgd+ZiDgffL8ekFlFSbvV0oo4EbChzGx4f9GRdb25HMsYhqlCwG5lrLq9biZkxWOiqY&#10;22YiTra2kYMu1l1tQD30/bPm3wwYN0x18gb45AdQl1tp5j/sFB2T0FQ7R0nTNEV3j6o9feQzro1i&#10;OWA14Fm+Q8a1a8+Bvu/d/dMb2JY5uiPbhG/ktn4cqGU/er3pcvwCAAD//wMAUEsDBBQABgAIAAAA&#10;IQByrH40GAIAAD8EAAAOAAAAZHJzL2Uyb0RvYy54bWysU8Fu2zAMvQ/YPwi6L04yNNiMOEWWIsOA&#10;oC2QDj0rshwLkEWNUmJ3Xz9KtpOu22nYRaZJihTfe1zedo1hZ4Vegy34bDLlTFkJpbbHgn9/2n74&#10;xJkPwpbCgFUFf1Ge367ev1u2LldzqMGUChkVsT5vXcHrEFyeZV7WqhF+Ak5ZClaAjQj0i8esRNFS&#10;9cZk8+l0kbWApUOQynvy3vVBvkr1q0rJ8FBVXgVmCk5vC+nEdB7ima2WIj+icLWWwzPEP7yiEdpS&#10;00upOxEEO6H+o1SjJYKHKkwkNBlUlZYqzUDTzKZvptnXwqk0C4Hj3QUm///Kyvvz3j0iC90X6IjA&#10;CEjrfO7JGefpKmzil17KKE4QvlxgU11gkpzzxfxm+plCkmKLjzexRna96tCHrwoaFo2CI3GSoBLn&#10;nQ996pgSO3kwutxqY+JPDGwMsrMg/tpaBzUU/y3L2JhrId7qC0ZPdp0jWqE7dEyXr2Y8QPlCoyP0&#10;qvBObjX12wkfHgWSDGgkknZ4oKMy0BYcBouzGvDn3/wxn9ihKGctyarg/sdJoOLMfLPEW9TgaOBo&#10;HEbDnpoN0KQzWhonk0kXMJjRrBCaZ1L8OnahkLCSehU8jOYm9OKmjZFqvU5JpDQnws7unYylR1yf&#10;umeBbmAlEJn3MApO5G/I6XMTPW59CoR0Yi7i2qM4wE0qTdwPGxXX4PV/yrru/eoXAAAA//8DAFBL&#10;AwQUAAYACAAAACEAedvrSN8AAAAIAQAADwAAAGRycy9kb3ducmV2LnhtbEyPwW7CMBBE75X4B2uR&#10;eqnAoSQIpXEQQu2hvaAGLr2ZeInTxuvIdiD9+5pe2uPsrGbeFJvRdOyCzreWBCzmCTCk2qqWGgHH&#10;w8tsDcwHSUp2llDAN3rYlJO7QubKXukdL1VoWAwhn0sBOoQ+59zXGo30c9sjRe9snZEhStdw5eQ1&#10;hpuOPybJihvZUmzQssedxvqrGoyAffqx1w/D+fltmy7d63HYrT6bSoj76bh9AhZwDH/PcMOP6FBG&#10;ppMdSHnW3TQLArJsnQKLdrpYZsBOv5cMeFnw/wPKHwAAAP//AwBQSwECLQAUAAYACAAAACEAtoM4&#10;kv4AAADhAQAAEwAAAAAAAAAAAAAAAAAAAAAAW0NvbnRlbnRfVHlwZXNdLnhtbFBLAQItABQABgAI&#10;AAAAIQA4/SH/1gAAAJQBAAALAAAAAAAAAAAAAAAAAC8BAABfcmVscy8ucmVsc1BLAQItABQABgAI&#10;AAAAIQByrH40GAIAAD8EAAAOAAAAAAAAAAAAAAAAAC4CAABkcnMvZTJvRG9jLnhtbFBLAQItABQA&#10;BgAIAAAAIQB52+tI3wAAAAgBAAAPAAAAAAAAAAAAAAAAAHIEAABkcnMvZG93bnJldi54bWxQSwUG&#10;AAAAAAQABADzAAAAfgUAAAAA&#10;" stroked="f">
+              <v:shape w14:anchorId="01F12561" id="_x0000_s1027" type="#_x0000_t202" style="position:absolute;margin-left:.05pt;margin-top:212.2pt;width:206.7pt;height:.05pt;z-index:251665408;visibility:visible;mso-wrap-style:square;mso-wrap-distance-left:9pt;mso-wrap-distance-top:0;mso-wrap-distance-right:9pt;mso-wrap-distance-bottom:0;mso-position-horizontal:absolute;mso-position-horizontal-relative:margin;mso-position-vertical:absolute;mso-position-vertical-relative:text;v-text-anchor:top" o:gfxdata="UEsDBBQABgAIAAAAIQC2gziS/gAAAOEBAAATAAAAW0NvbnRlbnRfVHlwZXNdLnhtbJSRQU7DMBBF&#10;90jcwfIWJU67QAgl6YK0S0CoHGBkTxKLZGx5TGhvj5O2G0SRWNoz/78nu9wcxkFMGNg6quQqL6RA&#10;0s5Y6ir5vt9lD1JwBDIwOMJKHpHlpr69KfdHjyxSmriSfYz+USnWPY7AufNIadK6MEJMx9ApD/oD&#10;OlTrorhX2lFEilmcO2RdNtjC5xDF9pCuTyYBB5bi6bQ4syoJ3g9WQ0ymaiLzg5KdCXlKLjvcW893&#10;SUOqXwnz5DrgnHtJTxOsQfEKIT7DmDSUCaxw7Rqn8787ZsmRM9e2VmPeBN4uqYvTtW7jvijg9N/y&#10;JsXecLq0q+WD6m8AAAD//wMAUEsDBBQABgAIAAAAIQA4/SH/1gAAAJQBAAALAAAAX3JlbHMvLnJl&#10;bHOkkMFqwzAMhu+DvYPRfXGawxijTi+j0GvpHsDYimMaW0Yy2fr2M4PBMnrbUb/Q94l/f/hMi1qR&#10;JVI2sOt6UJgd+ZiDgffL8ekFlFSbvV0oo4EbChzGx4f9GRdb25HMsYhqlCwG5lrLq9biZkxWOiqY&#10;22YiTra2kYMu1l1tQD30/bPm3wwYN0x18gb45AdQl1tp5j/sFB2T0FQ7R0nTNEV3j6o9feQzro1i&#10;OWA14Fm+Q8a1a8+Bvu/d/dMb2JY5uiPbhG/ktn4cqGU/er3pcvwCAAD//wMAUEsDBBQABgAIAAAA&#10;IQByrH40GAIAAD8EAAAOAAAAZHJzL2Uyb0RvYy54bWysU8Fu2zAMvQ/YPwi6L04yNNiMOEWWIsOA&#10;oC2QDj0rshwLkEWNUmJ3Xz9KtpOu22nYRaZJihTfe1zedo1hZ4Vegy34bDLlTFkJpbbHgn9/2n74&#10;xJkPwpbCgFUFf1Ge367ev1u2LldzqMGUChkVsT5vXcHrEFyeZV7WqhF+Ak5ZClaAjQj0i8esRNFS&#10;9cZk8+l0kbWApUOQynvy3vVBvkr1q0rJ8FBVXgVmCk5vC+nEdB7ima2WIj+icLWWwzPEP7yiEdpS&#10;00upOxEEO6H+o1SjJYKHKkwkNBlUlZYqzUDTzKZvptnXwqk0C4Hj3QUm///Kyvvz3j0iC90X6IjA&#10;CEjrfO7JGefpKmzil17KKE4QvlxgU11gkpzzxfxm+plCkmKLjzexRna96tCHrwoaFo2CI3GSoBLn&#10;nQ996pgSO3kwutxqY+JPDGwMsrMg/tpaBzUU/y3L2JhrId7qC0ZPdp0jWqE7dEyXr2Y8QPlCoyP0&#10;qvBObjX12wkfHgWSDGgkknZ4oKMy0BYcBouzGvDn3/wxn9ihKGctyarg/sdJoOLMfLPEW9TgaOBo&#10;HEbDnpoN0KQzWhonk0kXMJjRrBCaZ1L8OnahkLCSehU8jOYm9OKmjZFqvU5JpDQnws7unYylR1yf&#10;umeBbmAlEJn3MApO5G/I6XMTPW59CoR0Yi7i2qM4wE0qTdwPGxXX4PV/yrru/eoXAAAA//8DAFBL&#10;AwQUAAYACAAAACEAjqVJlN4AAAAIAQAADwAAAGRycy9kb3ducmV2LnhtbEyPwU7DMBBE70j8g7VI&#10;XBB12roVCnGqqoIDXCpCL9zceBsH4nVkO234+7q9wHF2VjNvitVoO3ZEH1pHEqaTDBhS7XRLjYTd&#10;5+vjE7AQFWnVOUIJvxhgVd7eFCrX7kQfeKxiw1IIhVxJMDH2OeehNmhVmLgeKXkH562KSfqGa69O&#10;Kdx2fJZlS25VS6nBqB43BuufarAStuJrax6Gw8v7Wsz9227YLL+bSsr7u3H9DCziGP+e4YKf0KFM&#10;THs3kA6su2gWJYiZEMCSLabzBbD99bIAXhb8/4DyDAAA//8DAFBLAQItABQABgAIAAAAIQC2gziS&#10;/gAAAOEBAAATAAAAAAAAAAAAAAAAAAAAAABbQ29udGVudF9UeXBlc10ueG1sUEsBAi0AFAAGAAgA&#10;AAAhADj9If/WAAAAlAEAAAsAAAAAAAAAAAAAAAAALwEAAF9yZWxzLy5yZWxzUEsBAi0AFAAGAAgA&#10;AAAhAHKsfjQYAgAAPwQAAA4AAAAAAAAAAAAAAAAALgIAAGRycy9lMm9Eb2MueG1sUEsBAi0AFAAG&#10;AAgAAAAhAI6lSZTeAAAACAEAAA8AAAAAAAAAAAAAAAAAcgQAAGRycy9kb3ducmV2LnhtbFBLBQYA&#10;AAAABAAEAPMAAAB9BQAAAAA=&#10;" stroked="f">
                 <v:textbox style="mso-fit-shape-to-text:t" inset="0,0,0,0">
                   <w:txbxContent>
                     <w:p>
                       <w:pPr>
-                        <w:pStyle w:val="Caption"/>
+                        <w:pStyle w:val="Bijschrift"/>
                         <w:jc w:val="center"/>
                         <w:rPr>
                           <w:sz w:val="22"/>
@@ -2464,13 +3589,7 @@
                         <w:fldChar w:fldCharType="end"/>
                       </w:r>
                       <w:r>
-                        <w:t xml:space="preserve">: Camera </w:t>
-                      </w:r>
-                      <w:r>
-                        <w:t>1</w:t>
-                      </w:r>
-                      <w:r>
-                        <w:t>.</w:t>
+                        <w:t>: Camera 1.</w:t>
                       </w:r>
                     </w:p>
                   </w:txbxContent>
@@ -2481,94 +3600,37 @@
           </mc:Fallback>
         </mc:AlternateContent>
       </w:r>
+    </w:p>
+    <w:p>
+      <w:pPr>
+        <w:pStyle w:val="Geenafstand"/>
+        <w:rPr>
+          <w:b/>
+          <w:sz w:val="24"/>
+          <w:lang w:val="en-GB"/>
+        </w:rPr>
+      </w:pPr>
       <w:r>
         <w:rPr>
           <w:noProof/>
           <w:lang w:val="en-GB"/>
         </w:rPr>
-        <w:drawing>
-          <wp:anchor distT="0" distB="0" distL="114300" distR="114300" simplePos="0" relativeHeight="251664384" behindDoc="0" locked="0" layoutInCell="1" allowOverlap="1" wp14:anchorId="21CD7C89" wp14:editId="1C026E62">
-            <wp:simplePos x="0" y="0"/>
-            <wp:positionH relativeFrom="margin">
-              <wp:posOffset>-635</wp:posOffset>
-            </wp:positionH>
-            <wp:positionV relativeFrom="paragraph">
-              <wp:posOffset>3813810</wp:posOffset>
-            </wp:positionV>
-            <wp:extent cx="2625090" cy="1980565"/>
-            <wp:effectExtent l="0" t="0" r="3810" b="635"/>
-            <wp:wrapTopAndBottom/>
-            <wp:docPr id="1694190587" name="Picture 3"/>
-            <wp:cNvGraphicFramePr>
-              <a:graphicFrameLocks xmlns:a="http://schemas.openxmlformats.org/drawingml/2006/main" noChangeAspect="1"/>
-            </wp:cNvGraphicFramePr>
-            <a:graphic xmlns:a="http://schemas.openxmlformats.org/drawingml/2006/main">
-              <a:graphicData uri="http://schemas.openxmlformats.org/drawingml/2006/picture">
-                <pic:pic xmlns:pic="http://schemas.openxmlformats.org/drawingml/2006/picture">
-                  <pic:nvPicPr>
-                    <pic:cNvPr id="0" name="Picture 3"/>
-                    <pic:cNvPicPr>
-                      <a:picLocks noChangeAspect="1" noChangeArrowheads="1"/>
-                    </pic:cNvPicPr>
-                  </pic:nvPicPr>
-                  <pic:blipFill>
-                    <a:blip r:embed="rId4" cstate="print">
-                      <a:extLst>
-                        <a:ext uri="{28A0092B-C50C-407E-A947-70E740481C1C}">
-                          <a14:useLocalDpi xmlns:a14="http://schemas.microsoft.com/office/drawing/2010/main" val="0"/>
-                        </a:ext>
-                      </a:extLst>
-                    </a:blip>
-                    <a:srcRect/>
-                    <a:stretch>
-                      <a:fillRect/>
-                    </a:stretch>
-                  </pic:blipFill>
-                  <pic:spPr bwMode="auto">
-                    <a:xfrm>
-                      <a:off x="0" y="0"/>
-                      <a:ext cx="2625090" cy="1980565"/>
-                    </a:xfrm>
-                    <a:prstGeom prst="rect">
-                      <a:avLst/>
-                    </a:prstGeom>
-                    <a:noFill/>
-                    <a:ln>
-                      <a:noFill/>
-                    </a:ln>
-                  </pic:spPr>
-                </pic:pic>
-              </a:graphicData>
-            </a:graphic>
-            <wp14:sizeRelH relativeFrom="margin">
-              <wp14:pctWidth>0</wp14:pctWidth>
-            </wp14:sizeRelH>
-            <wp14:sizeRelV relativeFrom="margin">
-              <wp14:pctHeight>0</wp14:pctHeight>
-            </wp14:sizeRelV>
-          </wp:anchor>
-        </w:drawing>
-      </w:r>
-      <w:r>
-        <w:rPr>
-          <w:noProof/>
-          <w:lang w:val="en-GB"/>
-        </w:rPr>
+        <w:lastRenderedPageBreak/>
         <mc:AlternateContent>
           <mc:Choice Requires="wps">
             <w:drawing>
-              <wp:anchor distT="0" distB="0" distL="114300" distR="114300" simplePos="0" relativeHeight="251666432" behindDoc="0" locked="0" layoutInCell="1" allowOverlap="1" wp14:anchorId="3A9CA915" wp14:editId="60864235">
+              <wp:anchor distT="0" distB="0" distL="114300" distR="114300" simplePos="0" relativeHeight="251666432" behindDoc="0" locked="0" layoutInCell="1" allowOverlap="1" wp14:anchorId="27E41F6F" wp14:editId="69BE1808">
                 <wp:simplePos x="0" y="0"/>
-                <wp:positionH relativeFrom="column">
-                  <wp:posOffset>-635</wp:posOffset>
+                <wp:positionH relativeFrom="margin">
+                  <wp:align>right</wp:align>
                 </wp:positionH>
                 <wp:positionV relativeFrom="paragraph">
-                  <wp:posOffset>5847080</wp:posOffset>
+                  <wp:posOffset>1996440</wp:posOffset>
                 </wp:positionV>
                 <wp:extent cx="2625090" cy="635"/>
-                <wp:effectExtent l="0" t="0" r="0" b="0"/>
+                <wp:effectExtent l="0" t="0" r="3810" b="0"/>
                 <wp:wrapTopAndBottom/>
-                <wp:docPr id="205618673" name="Text Box 1"/>
+                <wp:docPr id="1161491834" name="Text Box 1"/>
                 <wp:cNvGraphicFramePr/>
                 <a:graphic xmlns:a="http://schemas.openxmlformats.org/drawingml/2006/main">
                   <a:graphicData uri="http://schemas.microsoft.com/office/word/2010/wordprocessingShape">
@@ -2593,7 +3655,7 @@
                         <w:txbxContent>
                           <w:p>
                             <w:pPr>
-                              <w:pStyle w:val="Caption"/>
+                              <w:pStyle w:val="Bijschrift"/>
                               <w:jc w:val="center"/>
                               <w:rPr>
                                 <w:sz w:val="22"/>
@@ -2601,13 +3663,7 @@
                               </w:rPr>
                             </w:pPr>
                             <w:r>
-                              <w:t xml:space="preserve">Figure </w:t>
-                            </w:r>
-                            <w:r>
-                              <w:t>3</w:t>
-                            </w:r>
-                            <w:r>
-                              <w:t>: Camera 3.</w:t>
+                              <w:t>Figure 4: Camera 4.</w:t>
                             </w:r>
                           </w:p>
                         </w:txbxContent>
@@ -2626,12 +3682,12 @@
           </mc:Choice>
           <mc:Fallback>
             <w:pict>
-              <v:shape w14:anchorId="3A9CA915" id="_x0000_s1028" type="#_x0000_t202" style="position:absolute;margin-left:-.05pt;margin-top:460.4pt;width:206.7pt;height:.05pt;z-index:251666432;visibility:visible;mso-wrap-style:square;mso-wrap-distance-left:9pt;mso-wrap-distance-top:0;mso-wrap-distance-right:9pt;mso-wrap-distance-bottom:0;mso-position-horizontal:absolute;mso-position-horizontal-relative:text;mso-position-vertical:absolute;mso-position-vertical-relative:text;v-text-anchor:top" o:gfxdata="UEsDBBQABgAIAAAAIQC2gziS/gAAAOEBAAATAAAAW0NvbnRlbnRfVHlwZXNdLnhtbJSRQU7DMBBF&#10;90jcwfIWJU67QAgl6YK0S0CoHGBkTxKLZGx5TGhvj5O2G0SRWNoz/78nu9wcxkFMGNg6quQqL6RA&#10;0s5Y6ir5vt9lD1JwBDIwOMJKHpHlpr69KfdHjyxSmriSfYz+USnWPY7AufNIadK6MEJMx9ApD/oD&#10;OlTrorhX2lFEilmcO2RdNtjC5xDF9pCuTyYBB5bi6bQ4syoJ3g9WQ0ymaiLzg5KdCXlKLjvcW893&#10;SUOqXwnz5DrgnHtJTxOsQfEKIT7DmDSUCaxw7Rqn8787ZsmRM9e2VmPeBN4uqYvTtW7jvijg9N/y&#10;JsXecLq0q+WD6m8AAAD//wMAUEsDBBQABgAIAAAAIQA4/SH/1gAAAJQBAAALAAAAX3JlbHMvLnJl&#10;bHOkkMFqwzAMhu+DvYPRfXGawxijTi+j0GvpHsDYimMaW0Yy2fr2M4PBMnrbUb/Q94l/f/hMi1qR&#10;JVI2sOt6UJgd+ZiDgffL8ekFlFSbvV0oo4EbChzGx4f9GRdb25HMsYhqlCwG5lrLq9biZkxWOiqY&#10;22YiTra2kYMu1l1tQD30/bPm3wwYN0x18gb45AdQl1tp5j/sFB2T0FQ7R0nTNEV3j6o9feQzro1i&#10;OWA14Fm+Q8a1a8+Bvu/d/dMb2JY5uiPbhG/ktn4cqGU/er3pcvwCAAD//wMAUEsDBBQABgAIAAAA&#10;IQDxRBNbGQIAAD8EAAAOAAAAZHJzL2Uyb0RvYy54bWysU01v2zAMvQ/YfxB0X5xkaLAZcYosRYYB&#10;QVsgHXpWZDkWIIsapcTufv0o2U66bqdhF5kWKX6897i87RrDzgq9Blvw2WTKmbISSm2PBf/+tP3w&#10;iTMfhC2FAasK/qI8v129f7dsXa7mUIMpFTJKYn3euoLXIbg8y7ysVSP8BJyy5KwAGxHoF49ZiaKl&#10;7I3J5tPpImsBS4cglfd0e9c7+Srlryolw0NVeRWYKTj1FtKJ6TzEM1stRX5E4WothzbEP3TRCG2p&#10;6CXVnQiCnVD/karREsFDFSYSmgyqSkuVZqBpZtM30+xr4VSahcDx7gKT/39p5f157x6Rhe4LdERg&#10;BKR1Pvd0GefpKmzilzpl5CcIXy6wqS4wSZfzxfxm+plcknyLjzcxR3Z96tCHrwoaFo2CI3GSoBLn&#10;nQ996BgSK3kwutxqY+JPdGwMsrMg/tpaBzUk/y3K2BhrIb7qE8ab7DpHtEJ36Jguqd1xxgOULzQ6&#10;Qq8K7+RWU72d8OFRIMmARiJphwc6KgNtwWGwOKsBf/7tPsYTO+TlrCVZFdz/OAlUnJlvlniLGhwN&#10;HI3DaNhTswGadEZL42Qy6QEGM5oVQvNMil/HKuQSVlKtgofR3IRe3LQxUq3XKYiU5kTY2b2TMfWI&#10;61P3LNANrAQi8x5GwYn8DTl9bKLHrU+BkE7MRVx7FAe4SaWJ+2Gj4hq8/k9R171f/QIAAP//AwBQ&#10;SwMEFAAGAAgAAAAhAEGsjUngAAAACQEAAA8AAABkcnMvZG93bnJldi54bWxMj8FOwzAQRO9I/IO1&#10;SFxQ66SJKprGqaoKDnCpCL305sbbOBDbke204e9ZuMBxZ0azb8rNZHp2QR86ZwWk8wQY2sapzrYC&#10;Du/Ps0dgIUqrZO8sCvjCAJvq9qaUhXJX+4aXOraMSmwopAAd41BwHhqNRoa5G9CSd3beyEinb7ny&#10;8krlpueLJFlyIztLH7QccKex+axHI2CfH/f6YTw/vW7zzL8cxt3yo62FuL+btmtgEaf4F4YffEKH&#10;iphObrQqsF7ALKWggNUioQXk52mWATv9KivgVcn/L6i+AQAA//8DAFBLAQItABQABgAIAAAAIQC2&#10;gziS/gAAAOEBAAATAAAAAAAAAAAAAAAAAAAAAABbQ29udGVudF9UeXBlc10ueG1sUEsBAi0AFAAG&#10;AAgAAAAhADj9If/WAAAAlAEAAAsAAAAAAAAAAAAAAAAALwEAAF9yZWxzLy5yZWxzUEsBAi0AFAAG&#10;AAgAAAAhAPFEE1sZAgAAPwQAAA4AAAAAAAAAAAAAAAAALgIAAGRycy9lMm9Eb2MueG1sUEsBAi0A&#10;FAAGAAgAAAAhAEGsjUngAAAACQEAAA8AAAAAAAAAAAAAAAAAcwQAAGRycy9kb3ducmV2LnhtbFBL&#10;BQYAAAAABAAEAPMAAACABQAAAAA=&#10;" stroked="f">
+              <v:shape w14:anchorId="27E41F6F" id="_x0000_s1028" type="#_x0000_t202" style="position:absolute;margin-left:155.5pt;margin-top:157.2pt;width:206.7pt;height:.05pt;z-index:251666432;visibility:visible;mso-wrap-style:square;mso-wrap-distance-left:9pt;mso-wrap-distance-top:0;mso-wrap-distance-right:9pt;mso-wrap-distance-bottom:0;mso-position-horizontal:right;mso-position-horizontal-relative:margin;mso-position-vertical:absolute;mso-position-vertical-relative:text;v-text-anchor:top" o:gfxdata="UEsDBBQABgAIAAAAIQC2gziS/gAAAOEBAAATAAAAW0NvbnRlbnRfVHlwZXNdLnhtbJSRQU7DMBBF&#10;90jcwfIWJU67QAgl6YK0S0CoHGBkTxKLZGx5TGhvj5O2G0SRWNoz/78nu9wcxkFMGNg6quQqL6RA&#10;0s5Y6ir5vt9lD1JwBDIwOMJKHpHlpr69KfdHjyxSmriSfYz+USnWPY7AufNIadK6MEJMx9ApD/oD&#10;OlTrorhX2lFEilmcO2RdNtjC5xDF9pCuTyYBB5bi6bQ4syoJ3g9WQ0ymaiLzg5KdCXlKLjvcW893&#10;SUOqXwnz5DrgnHtJTxOsQfEKIT7DmDSUCaxw7Rqn8787ZsmRM9e2VmPeBN4uqYvTtW7jvijg9N/y&#10;JsXecLq0q+WD6m8AAAD//wMAUEsDBBQABgAIAAAAIQA4/SH/1gAAAJQBAAALAAAAX3JlbHMvLnJl&#10;bHOkkMFqwzAMhu+DvYPRfXGawxijTi+j0GvpHsDYimMaW0Yy2fr2M4PBMnrbUb/Q94l/f/hMi1qR&#10;JVI2sOt6UJgd+ZiDgffL8ekFlFSbvV0oo4EbChzGx4f9GRdb25HMsYhqlCwG5lrLq9biZkxWOiqY&#10;22YiTra2kYMu1l1tQD30/bPm3wwYN0x18gb45AdQl1tp5j/sFB2T0FQ7R0nTNEV3j6o9feQzro1i&#10;OWA14Fm+Q8a1a8+Bvu/d/dMb2JY5uiPbhG/ktn4cqGU/er3pcvwCAAD//wMAUEsDBBQABgAIAAAA&#10;IQDxRBNbGQIAAD8EAAAOAAAAZHJzL2Uyb0RvYy54bWysU01v2zAMvQ/YfxB0X5xkaLAZcYosRYYB&#10;QVsgHXpWZDkWIIsapcTufv0o2U66bqdhF5kWKX6897i87RrDzgq9Blvw2WTKmbISSm2PBf/+tP3w&#10;iTMfhC2FAasK/qI8v129f7dsXa7mUIMpFTJKYn3euoLXIbg8y7ysVSP8BJyy5KwAGxHoF49ZiaKl&#10;7I3J5tPpImsBS4cglfd0e9c7+Srlryolw0NVeRWYKTj1FtKJ6TzEM1stRX5E4WothzbEP3TRCG2p&#10;6CXVnQiCnVD/karREsFDFSYSmgyqSkuVZqBpZtM30+xr4VSahcDx7gKT/39p5f157x6Rhe4LdERg&#10;BKR1Pvd0GefpKmzilzpl5CcIXy6wqS4wSZfzxfxm+plcknyLjzcxR3Z96tCHrwoaFo2CI3GSoBLn&#10;nQ996BgSK3kwutxqY+JPdGwMsrMg/tpaBzUk/y3K2BhrIb7qE8ab7DpHtEJ36Jguqd1xxgOULzQ6&#10;Qq8K7+RWU72d8OFRIMmARiJphwc6KgNtwWGwOKsBf/7tPsYTO+TlrCVZFdz/OAlUnJlvlniLGhwN&#10;HI3DaNhTswGadEZL42Qy6QEGM5oVQvNMil/HKuQSVlKtgofR3IRe3LQxUq3XKYiU5kTY2b2TMfWI&#10;61P3LNANrAQi8x5GwYn8DTl9bKLHrU+BkE7MRVx7FAe4SaWJ+2Gj4hq8/k9R171f/QIAAP//AwBQ&#10;SwMEFAAGAAgAAAAhAA+QVN3eAAAACAEAAA8AAABkcnMvZG93bnJldi54bWxMjzFPwzAQhXck/oN1&#10;SCyIOiGmQiFOVVUwwFI1dGFz42sciO3Idtrw7zlYYLu79/Tue9VqtgM7YYi9dxLyRQYMXet17zoJ&#10;+7fn2wdgMSmn1eAdSvjCCKv68qJSpfZnt8NTkzpGIS6WSoJJaSw5j61Bq+LCj+hIO/pgVaI1dFwH&#10;daZwO/C7LFtyq3pHH4wacWOw/WwmK2Er3rfmZjo+va5FEV7202b50TVSXl/N60dgCef0Z4YffEKH&#10;mpgOfnI6skECFUkSilwIYCSLvKDh8Hu5B15X/H+B+hsAAP//AwBQSwECLQAUAAYACAAAACEAtoM4&#10;kv4AAADhAQAAEwAAAAAAAAAAAAAAAAAAAAAAW0NvbnRlbnRfVHlwZXNdLnhtbFBLAQItABQABgAI&#10;AAAAIQA4/SH/1gAAAJQBAAALAAAAAAAAAAAAAAAAAC8BAABfcmVscy8ucmVsc1BLAQItABQABgAI&#10;AAAAIQDxRBNbGQIAAD8EAAAOAAAAAAAAAAAAAAAAAC4CAABkcnMvZTJvRG9jLnhtbFBLAQItABQA&#10;BgAIAAAAIQAPkFTd3gAAAAgBAAAPAAAAAAAAAAAAAAAAAHMEAABkcnMvZG93bnJldi54bWxQSwUG&#10;AAAAAAQABADzAAAAfgUAAAAA&#10;" stroked="f">
                 <v:textbox style="mso-fit-shape-to-text:t" inset="0,0,0,0">
                   <w:txbxContent>
                     <w:p>
                       <w:pPr>
-                        <w:pStyle w:val="Caption"/>
+                        <w:pStyle w:val="Bijschrift"/>
                         <w:jc w:val="center"/>
                         <w:rPr>
                           <w:sz w:val="22"/>
@@ -2639,18 +3695,12 @@
                         </w:rPr>
                       </w:pPr>
                       <w:r>
-                        <w:t xml:space="preserve">Figure </w:t>
-                      </w:r>
-                      <w:r>
-                        <w:t>3</w:t>
-                      </w:r>
-                      <w:r>
-                        <w:t>: Camera 3.</w:t>
+                        <w:t>Figure 4: Camera 4.</w:t>
                       </w:r>
                     </w:p>
                   </w:txbxContent>
                 </v:textbox>
-                <w10:wrap type="topAndBottom"/>
+                <w10:wrap type="topAndBottom" anchorx="margin"/>
               </v:shape>
             </w:pict>
           </mc:Fallback>
@@ -2661,19 +3711,114 @@
           <w:noProof/>
           <w:lang w:val="en-GB"/>
         </w:rPr>
+        <mc:AlternateContent>
+          <mc:Choice Requires="wps">
+            <w:drawing>
+              <wp:anchor distT="0" distB="0" distL="114300" distR="114300" simplePos="0" relativeHeight="251663360" behindDoc="0" locked="0" layoutInCell="1" allowOverlap="1" wp14:anchorId="48B61CCD" wp14:editId="33691040">
+                <wp:simplePos x="0" y="0"/>
+                <wp:positionH relativeFrom="margin">
+                  <wp:posOffset>129540</wp:posOffset>
+                </wp:positionH>
+                <wp:positionV relativeFrom="paragraph">
+                  <wp:posOffset>1988820</wp:posOffset>
+                </wp:positionV>
+                <wp:extent cx="2625090" cy="266700"/>
+                <wp:effectExtent l="0" t="0" r="3810" b="0"/>
+                <wp:wrapTopAndBottom/>
+                <wp:docPr id="205618673" name="Text Box 1"/>
+                <wp:cNvGraphicFramePr/>
+                <a:graphic xmlns:a="http://schemas.openxmlformats.org/drawingml/2006/main">
+                  <a:graphicData uri="http://schemas.microsoft.com/office/word/2010/wordprocessingShape">
+                    <wps:wsp>
+                      <wps:cNvSpPr txBox="1"/>
+                      <wps:spPr>
+                        <a:xfrm>
+                          <a:off x="0" y="0"/>
+                          <a:ext cx="2625090" cy="266700"/>
+                        </a:xfrm>
+                        <a:prstGeom prst="rect">
+                          <a:avLst/>
+                        </a:prstGeom>
+                        <a:solidFill>
+                          <a:prstClr val="white"/>
+                        </a:solidFill>
+                        <a:ln>
+                          <a:noFill/>
+                        </a:ln>
+                      </wps:spPr>
+                      <wps:txbx>
+                        <w:txbxContent>
+                          <w:p>
+                            <w:pPr>
+                              <w:pStyle w:val="Bijschrift"/>
+                              <w:jc w:val="center"/>
+                              <w:rPr>
+                                <w:sz w:val="22"/>
+                                <w:szCs w:val="22"/>
+                              </w:rPr>
+                            </w:pPr>
+                            <w:r>
+                              <w:t>Figure 3: Camera 3.</w:t>
+                            </w:r>
+                          </w:p>
+                        </w:txbxContent>
+                      </wps:txbx>
+                      <wps:bodyPr rot="0" spcFirstLastPara="0" vertOverflow="overflow" horzOverflow="overflow" vert="horz" wrap="square" lIns="0" tIns="0" rIns="0" bIns="0" numCol="1" spcCol="0" rtlCol="0" fromWordArt="0" anchor="t" anchorCtr="0" forceAA="0" compatLnSpc="1">
+                        <a:prstTxWarp prst="textNoShape">
+                          <a:avLst/>
+                        </a:prstTxWarp>
+                        <a:spAutoFit/>
+                      </wps:bodyPr>
+                    </wps:wsp>
+                  </a:graphicData>
+                </a:graphic>
+              </wp:anchor>
+            </w:drawing>
+          </mc:Choice>
+          <mc:Fallback>
+            <w:pict>
+              <v:shape w14:anchorId="48B61CCD" id="_x0000_s1029" type="#_x0000_t202" style="position:absolute;margin-left:10.2pt;margin-top:156.6pt;width:206.7pt;height:21pt;z-index:251663360;visibility:visible;mso-wrap-style:square;mso-wrap-distance-left:9pt;mso-wrap-distance-top:0;mso-wrap-distance-right:9pt;mso-wrap-distance-bottom:0;mso-position-horizontal:absolute;mso-position-horizontal-relative:margin;mso-position-vertical:absolute;mso-position-vertical-relative:text;v-text-anchor:top" o:gfxdata="UEsDBBQABgAIAAAAIQC2gziS/gAAAOEBAAATAAAAW0NvbnRlbnRfVHlwZXNdLnhtbJSRQU7DMBBF&#10;90jcwfIWJU67QAgl6YK0S0CoHGBkTxKLZGx5TGhvj5O2G0SRWNoz/78nu9wcxkFMGNg6quQqL6RA&#10;0s5Y6ir5vt9lD1JwBDIwOMJKHpHlpr69KfdHjyxSmriSfYz+USnWPY7AufNIadK6MEJMx9ApD/oD&#10;OlTrorhX2lFEilmcO2RdNtjC5xDF9pCuTyYBB5bi6bQ4syoJ3g9WQ0ymaiLzg5KdCXlKLjvcW893&#10;SUOqXwnz5DrgnHtJTxOsQfEKIT7DmDSUCaxw7Rqn8787ZsmRM9e2VmPeBN4uqYvTtW7jvijg9N/y&#10;JsXecLq0q+WD6m8AAAD//wMAUEsDBBQABgAIAAAAIQA4/SH/1gAAAJQBAAALAAAAX3JlbHMvLnJl&#10;bHOkkMFqwzAMhu+DvYPRfXGawxijTi+j0GvpHsDYimMaW0Yy2fr2M4PBMnrbUb/Q94l/f/hMi1qR&#10;JVI2sOt6UJgd+ZiDgffL8ekFlFSbvV0oo4EbChzGx4f9GRdb25HMsYhqlCwG5lrLq9biZkxWOiqY&#10;22YiTra2kYMu1l1tQD30/bPm3wwYN0x18gb45AdQl1tp5j/sFB2T0FQ7R0nTNEV3j6o9feQzro1i&#10;OWA14Fm+Q8a1a8+Bvu/d/dMb2JY5uiPbhG/ktn4cqGU/er3pcvwCAAD//wMAUEsDBBQABgAIAAAA&#10;IQCdfst5HgIAAEIEAAAOAAAAZHJzL2Uyb0RvYy54bWysU02P0zAQvSPxHyzfadIiChs1XZWuipBW&#10;uyt10Z5dx2ksOR4zdpuUX8/YaVpYOCEuzsQzno/33ixu+9awo0KvwZZ8Osk5U1ZCpe2+5N+eN+8+&#10;ceaDsJUwYFXJT8rz2+XbN4vOFWoGDZhKIaMk1hedK3kTgiuyzMtGtcJPwClLzhqwFYF+cZ9VKDrK&#10;3ppslufzrAOsHIJU3tPt3eDky5S/rpUMj3XtVWCm5NRbSCemcxfPbLkQxR6Fa7Q8tyH+oYtWaEtF&#10;L6nuRBDsgPqPVK2WCB7qMJHQZlDXWqo0A00zzV9Ns22EU2kWAse7C0z+/6WVD8ete0IW+s/QE4ER&#10;kM75wtNlnKevsY1f6pSRnyA8XWBTfWCSLmfz2Yf8hlySfLP5/GOecM2urx368EVBy6JRciRaElri&#10;eO8DVaTQMSQW82B0tdHGxJ/oWBtkR0EUdo0OKvZIL36LMjbGWoivBne8ya6jRCv0u57pquTvxzF3&#10;UJ1oeoRBGN7JjaZ698KHJ4GkBJqK1B0e6agNdCWHs8VZA/jjb/cxnggiL2cdKavk/vtBoOLMfLVE&#10;XZThaOBo7EbDHto10KRT2hsnk0kPMJjRrBHaFxL9KlYhl7CSapU8jOY6DPqmpZFqtUpBJDYnwr3d&#10;OhlTj7g+9y8C3ZmVQHw+wKg5UbwiZ4hN9LjVIRDSibmI64DiGW4SaqLnvFRxE379T1HX1V/+BAAA&#10;//8DAFBLAwQUAAYACAAAACEArQB4Q+EAAAAKAQAADwAAAGRycy9kb3ducmV2LnhtbEyPsU7DMBCG&#10;dyTewTokFkSdxmmFQpyqqmCApSJ0YXPjaxyI7ch22vD2HBOMd/fpv++vNrMd2BlD7L2TsFxkwNC1&#10;Xveuk3B4f75/ABaTcloN3qGEb4ywqa+vKlVqf3FveG5SxyjExVJJMCmNJeexNWhVXPgRHd1OPliV&#10;aAwd10FdKNwOPM+yNbeqd/TBqBF3BtuvZrIS9sXH3txNp6fXbSHCy2HarT+7Rsrbm3n7CCzhnP5g&#10;+NUndajJ6egnpyMbJORZQaQEsRQ5MAIKIajLkTarVQ68rvj/CvUPAAAA//8DAFBLAQItABQABgAI&#10;AAAAIQC2gziS/gAAAOEBAAATAAAAAAAAAAAAAAAAAAAAAABbQ29udGVudF9UeXBlc10ueG1sUEsB&#10;Ai0AFAAGAAgAAAAhADj9If/WAAAAlAEAAAsAAAAAAAAAAAAAAAAALwEAAF9yZWxzLy5yZWxzUEsB&#10;Ai0AFAAGAAgAAAAhAJ1+y3keAgAAQgQAAA4AAAAAAAAAAAAAAAAALgIAAGRycy9lMm9Eb2MueG1s&#10;UEsBAi0AFAAGAAgAAAAhAK0AeEPhAAAACgEAAA8AAAAAAAAAAAAAAAAAeAQAAGRycy9kb3ducmV2&#10;LnhtbFBLBQYAAAAABAAEAPMAAACGBQAAAAA=&#10;" stroked="f">
+                <v:textbox style="mso-fit-shape-to-text:t" inset="0,0,0,0">
+                  <w:txbxContent>
+                    <w:p>
+                      <w:pPr>
+                        <w:pStyle w:val="Bijschrift"/>
+                        <w:jc w:val="center"/>
+                        <w:rPr>
+                          <w:sz w:val="22"/>
+                          <w:szCs w:val="22"/>
+                        </w:rPr>
+                      </w:pPr>
+                      <w:r>
+                        <w:t>Figure 3: Camera 3.</w:t>
+                      </w:r>
+                    </w:p>
+                  </w:txbxContent>
+                </v:textbox>
+                <w10:wrap type="topAndBottom" anchorx="margin"/>
+              </v:shape>
+            </w:pict>
+          </mc:Fallback>
+        </mc:AlternateContent>
+      </w:r>
+      <w:r>
+        <w:rPr>
+          <w:noProof/>
+          <w:lang w:val="en-GB"/>
+        </w:rPr>
         <w:drawing>
-          <wp:anchor distT="0" distB="0" distL="114300" distR="114300" simplePos="0" relativeHeight="251667456" behindDoc="0" locked="0" layoutInCell="1" allowOverlap="1" wp14:anchorId="2692D553" wp14:editId="1CB30CE5">
+          <wp:anchor distT="0" distB="0" distL="114300" distR="114300" simplePos="0" relativeHeight="251662336" behindDoc="0" locked="0" layoutInCell="1" allowOverlap="1" wp14:anchorId="60329633" wp14:editId="5F33F34F">
             <wp:simplePos x="0" y="0"/>
             <wp:positionH relativeFrom="margin">
-              <wp:posOffset>3102090</wp:posOffset>
+              <wp:posOffset>130175</wp:posOffset>
             </wp:positionH>
             <wp:positionV relativeFrom="paragraph">
-              <wp:posOffset>3813868</wp:posOffset>
+              <wp:posOffset>0</wp:posOffset>
             </wp:positionV>
-            <wp:extent cx="2624455" cy="1980565"/>
-            <wp:effectExtent l="0" t="0" r="4445" b="635"/>
+            <wp:extent cx="2623820" cy="1980565"/>
+            <wp:effectExtent l="0" t="0" r="5080" b="635"/>
             <wp:wrapTopAndBottom/>
-            <wp:docPr id="1269641316" name="Picture 4"/>
+            <wp:docPr id="1694190587" name="Picture 3" descr="Afbeelding met silhouet, zoogdier, zwart-wit&#10;&#10;Door AI gegenereerde inhoud is mogelijk onjuist."/>
             <wp:cNvGraphicFramePr>
               <a:graphicFrameLocks xmlns:a="http://schemas.openxmlformats.org/drawingml/2006/main" noChangeAspect="1"/>
             </wp:cNvGraphicFramePr>
@@ -2681,20 +3826,19 @@
               <a:graphicData uri="http://schemas.openxmlformats.org/drawingml/2006/picture">
                 <pic:pic xmlns:pic="http://schemas.openxmlformats.org/drawingml/2006/picture">
                   <pic:nvPicPr>
-                    <pic:cNvPr id="0" name="Picture 4"/>
+                    <pic:cNvPr id="1694190587" name="Picture 3" descr="Afbeelding met silhouet, zoogdier, zwart-wit&#10;&#10;Door AI gegenereerde inhoud is mogelijk onjuist."/>
                     <pic:cNvPicPr>
                       <a:picLocks noChangeAspect="1" noChangeArrowheads="1"/>
                     </pic:cNvPicPr>
                   </pic:nvPicPr>
                   <pic:blipFill>
-                    <a:blip r:embed="rId5" cstate="print">
+                    <a:blip r:embed="rId6" cstate="print">
                       <a:extLst>
                         <a:ext uri="{28A0092B-C50C-407E-A947-70E740481C1C}">
                           <a14:useLocalDpi xmlns:a14="http://schemas.microsoft.com/office/drawing/2010/main" val="0"/>
                         </a:ext>
                       </a:extLst>
                     </a:blip>
-                    <a:srcRect/>
                     <a:stretch>
                       <a:fillRect/>
                     </a:stretch>
@@ -2702,7 +3846,7 @@
                   <pic:spPr bwMode="auto">
                     <a:xfrm>
                       <a:off x="0" y="0"/>
-                      <a:ext cx="2624455" cy="1980565"/>
+                      <a:ext cx="2623820" cy="1980565"/>
                     </a:xfrm>
                     <a:prstGeom prst="rect">
                       <a:avLst/>
@@ -2726,23 +3870,22 @@
       </w:r>
       <w:r>
         <w:rPr>
-          <w:rFonts w:eastAsiaTheme="minorEastAsia"/>
           <w:noProof/>
           <w:lang w:val="en-GB"/>
         </w:rPr>
         <w:drawing>
-          <wp:anchor distT="0" distB="0" distL="114300" distR="114300" simplePos="0" relativeHeight="251658240" behindDoc="0" locked="0" layoutInCell="1" allowOverlap="1" wp14:anchorId="015017C5" wp14:editId="3F64E507">
+          <wp:anchor distT="0" distB="0" distL="114300" distR="114300" simplePos="0" relativeHeight="251664384" behindDoc="0" locked="0" layoutInCell="1" allowOverlap="1" wp14:anchorId="5E7D5D87" wp14:editId="2F2935EE">
             <wp:simplePos x="0" y="0"/>
             <wp:positionH relativeFrom="margin">
-              <wp:align>left</wp:align>
+              <wp:align>right</wp:align>
             </wp:positionH>
             <wp:positionV relativeFrom="paragraph">
-              <wp:posOffset>1555519</wp:posOffset>
+              <wp:posOffset>0</wp:posOffset>
             </wp:positionV>
-            <wp:extent cx="2618509" cy="1975636"/>
-            <wp:effectExtent l="0" t="0" r="0" b="5715"/>
+            <wp:extent cx="2623820" cy="1980565"/>
+            <wp:effectExtent l="0" t="0" r="5080" b="635"/>
             <wp:wrapTopAndBottom/>
-            <wp:docPr id="380901840" name="Picture 1"/>
+            <wp:docPr id="1269641316" name="Picture 4" descr="Afbeelding met zoogdier, silhouet, zwart-wit&#10;&#10;Door AI gegenereerde inhoud is mogelijk onjuist."/>
             <wp:cNvGraphicFramePr>
               <a:graphicFrameLocks xmlns:a="http://schemas.openxmlformats.org/drawingml/2006/main" noChangeAspect="1"/>
             </wp:cNvGraphicFramePr>
@@ -2750,20 +3893,19 @@
               <a:graphicData uri="http://schemas.openxmlformats.org/drawingml/2006/picture">
                 <pic:pic xmlns:pic="http://schemas.openxmlformats.org/drawingml/2006/picture">
                   <pic:nvPicPr>
-                    <pic:cNvPr id="0" name="Picture 1"/>
+                    <pic:cNvPr id="1269641316" name="Picture 4" descr="Afbeelding met zoogdier, silhouet, zwart-wit&#10;&#10;Door AI gegenereerde inhoud is mogelijk onjuist."/>
                     <pic:cNvPicPr>
                       <a:picLocks noChangeAspect="1" noChangeArrowheads="1"/>
                     </pic:cNvPicPr>
                   </pic:nvPicPr>
                   <pic:blipFill>
-                    <a:blip r:embed="rId6" cstate="print">
+                    <a:blip r:embed="rId7" cstate="print">
                       <a:extLst>
                         <a:ext uri="{28A0092B-C50C-407E-A947-70E740481C1C}">
                           <a14:useLocalDpi xmlns:a14="http://schemas.microsoft.com/office/drawing/2010/main" val="0"/>
                         </a:ext>
                       </a:extLst>
                     </a:blip>
-                    <a:srcRect/>
                     <a:stretch>
                       <a:fillRect/>
                     </a:stretch>
@@ -2771,7 +3913,7 @@
                   <pic:spPr bwMode="auto">
                     <a:xfrm>
                       <a:off x="0" y="0"/>
-                      <a:ext cx="2618509" cy="1975636"/>
+                      <a:ext cx="2623820" cy="1980565"/>
                     </a:xfrm>
                     <a:prstGeom prst="rect">
                       <a:avLst/>
@@ -2795,248 +3937,1286 @@
       </w:r>
       <w:r>
         <w:rPr>
-          <w:noProof/>
-          <w:lang w:val="en-GB"/>
-        </w:rPr>
-        <w:drawing>
-          <wp:anchor distT="0" distB="0" distL="114300" distR="114300" simplePos="0" relativeHeight="251659264" behindDoc="0" locked="0" layoutInCell="1" allowOverlap="1" wp14:anchorId="42CD74E3" wp14:editId="6D06F7FF">
-            <wp:simplePos x="0" y="0"/>
-            <wp:positionH relativeFrom="column">
-              <wp:posOffset>3054350</wp:posOffset>
-            </wp:positionH>
-            <wp:positionV relativeFrom="paragraph">
-              <wp:posOffset>1541145</wp:posOffset>
-            </wp:positionV>
-            <wp:extent cx="2625090" cy="1980565"/>
-            <wp:effectExtent l="0" t="0" r="3810" b="635"/>
-            <wp:wrapTopAndBottom/>
-            <wp:docPr id="1084888635" name="Picture 2"/>
-            <wp:cNvGraphicFramePr>
-              <a:graphicFrameLocks xmlns:a="http://schemas.openxmlformats.org/drawingml/2006/main" noChangeAspect="1"/>
-            </wp:cNvGraphicFramePr>
-            <a:graphic xmlns:a="http://schemas.openxmlformats.org/drawingml/2006/main">
-              <a:graphicData uri="http://schemas.openxmlformats.org/drawingml/2006/picture">
-                <pic:pic xmlns:pic="http://schemas.openxmlformats.org/drawingml/2006/picture">
-                  <pic:nvPicPr>
-                    <pic:cNvPr id="0" name="Picture 2"/>
-                    <pic:cNvPicPr>
-                      <a:picLocks noChangeAspect="1" noChangeArrowheads="1"/>
-                    </pic:cNvPicPr>
-                  </pic:nvPicPr>
-                  <pic:blipFill>
-                    <a:blip r:embed="rId7" cstate="print">
-                      <a:extLst>
-                        <a:ext uri="{28A0092B-C50C-407E-A947-70E740481C1C}">
-                          <a14:useLocalDpi xmlns:a14="http://schemas.microsoft.com/office/drawing/2010/main" val="0"/>
-                        </a:ext>
-                      </a:extLst>
-                    </a:blip>
-                    <a:srcRect/>
-                    <a:stretch>
-                      <a:fillRect/>
-                    </a:stretch>
-                  </pic:blipFill>
-                  <pic:spPr bwMode="auto">
-                    <a:xfrm>
-                      <a:off x="0" y="0"/>
-                      <a:ext cx="2625090" cy="1980565"/>
-                    </a:xfrm>
-                    <a:prstGeom prst="rect">
-                      <a:avLst/>
-                    </a:prstGeom>
-                    <a:noFill/>
-                    <a:ln>
-                      <a:noFill/>
-                    </a:ln>
-                  </pic:spPr>
-                </pic:pic>
-              </a:graphicData>
-            </a:graphic>
-            <wp14:sizeRelH relativeFrom="margin">
-              <wp14:pctWidth>0</wp14:pctWidth>
-            </wp14:sizeRelH>
-            <wp14:sizeRelV relativeFrom="margin">
-              <wp14:pctHeight>0</wp14:pctHeight>
-            </wp14:sizeRelV>
-          </wp:anchor>
-        </w:drawing>
-      </w:r>
-      <w:r>
-        <w:rPr>
-          <w:noProof/>
-          <w:lang w:val="en-GB"/>
-        </w:rPr>
-        <mc:AlternateContent>
-          <mc:Choice Requires="wps">
-            <w:drawing>
-              <wp:anchor distT="0" distB="0" distL="114300" distR="114300" simplePos="0" relativeHeight="251663360" behindDoc="0" locked="0" layoutInCell="1" allowOverlap="1" wp14:anchorId="782110C9" wp14:editId="4F287A0B">
-                <wp:simplePos x="0" y="0"/>
-                <wp:positionH relativeFrom="column">
-                  <wp:posOffset>3052445</wp:posOffset>
-                </wp:positionH>
-                <wp:positionV relativeFrom="paragraph">
-                  <wp:posOffset>3576955</wp:posOffset>
-                </wp:positionV>
-                <wp:extent cx="2625090" cy="635"/>
-                <wp:effectExtent l="0" t="0" r="3810" b="0"/>
-                <wp:wrapTopAndBottom/>
-                <wp:docPr id="43711048" name="Text Box 1"/>
-                <wp:cNvGraphicFramePr/>
-                <a:graphic xmlns:a="http://schemas.openxmlformats.org/drawingml/2006/main">
-                  <a:graphicData uri="http://schemas.microsoft.com/office/word/2010/wordprocessingShape">
-                    <wps:wsp>
-                      <wps:cNvSpPr txBox="1"/>
-                      <wps:spPr>
-                        <a:xfrm>
-                          <a:off x="0" y="0"/>
-                          <a:ext cx="2625090" cy="635"/>
-                        </a:xfrm>
-                        <a:prstGeom prst="rect">
-                          <a:avLst/>
-                        </a:prstGeom>
-                        <a:solidFill>
-                          <a:prstClr val="white"/>
-                        </a:solidFill>
-                        <a:ln>
-                          <a:noFill/>
-                        </a:ln>
-                      </wps:spPr>
-                      <wps:txbx>
-                        <w:txbxContent>
-                          <w:p>
-                            <w:pPr>
-                              <w:pStyle w:val="Caption"/>
-                              <w:jc w:val="center"/>
-                              <w:rPr>
-                                <w:sz w:val="22"/>
-                                <w:szCs w:val="22"/>
-                              </w:rPr>
-                            </w:pPr>
-                            <w:r>
-                              <w:t>Figure</w:t>
-                            </w:r>
-                            <w:r>
-                              <w:t xml:space="preserve"> 2</w:t>
-                            </w:r>
-                            <w:r>
-                              <w:t>: Camera 2.</w:t>
-                            </w:r>
-                          </w:p>
-                        </w:txbxContent>
-                      </wps:txbx>
-                      <wps:bodyPr rot="0" spcFirstLastPara="0" vertOverflow="overflow" horzOverflow="overflow" vert="horz" wrap="square" lIns="0" tIns="0" rIns="0" bIns="0" numCol="1" spcCol="0" rtlCol="0" fromWordArt="0" anchor="t" anchorCtr="0" forceAA="0" compatLnSpc="1">
-                        <a:prstTxWarp prst="textNoShape">
-                          <a:avLst/>
-                        </a:prstTxWarp>
-                        <a:spAutoFit/>
-                      </wps:bodyPr>
-                    </wps:wsp>
-                  </a:graphicData>
-                </a:graphic>
-              </wp:anchor>
-            </w:drawing>
-          </mc:Choice>
-          <mc:Fallback>
-            <w:pict>
-              <v:shape w14:anchorId="782110C9" id="_x0000_s1029" type="#_x0000_t202" style="position:absolute;margin-left:240.35pt;margin-top:281.65pt;width:206.7pt;height:.05pt;z-index:251663360;visibility:visible;mso-wrap-style:square;mso-wrap-distance-left:9pt;mso-wrap-distance-top:0;mso-wrap-distance-right:9pt;mso-wrap-distance-bottom:0;mso-position-horizontal:absolute;mso-position-horizontal-relative:text;mso-position-vertical:absolute;mso-position-vertical-relative:text;v-text-anchor:top" o:gfxdata="UEsDBBQABgAIAAAAIQC2gziS/gAAAOEBAAATAAAAW0NvbnRlbnRfVHlwZXNdLnhtbJSRQU7DMBBF&#10;90jcwfIWJU67QAgl6YK0S0CoHGBkTxKLZGx5TGhvj5O2G0SRWNoz/78nu9wcxkFMGNg6quQqL6RA&#10;0s5Y6ir5vt9lD1JwBDIwOMJKHpHlpr69KfdHjyxSmriSfYz+USnWPY7AufNIadK6MEJMx9ApD/oD&#10;OlTrorhX2lFEilmcO2RdNtjC5xDF9pCuTyYBB5bi6bQ4syoJ3g9WQ0ymaiLzg5KdCXlKLjvcW893&#10;SUOqXwnz5DrgnHtJTxOsQfEKIT7DmDSUCaxw7Rqn8787ZsmRM9e2VmPeBN4uqYvTtW7jvijg9N/y&#10;JsXecLq0q+WD6m8AAAD//wMAUEsDBBQABgAIAAAAIQA4/SH/1gAAAJQBAAALAAAAX3JlbHMvLnJl&#10;bHOkkMFqwzAMhu+DvYPRfXGawxijTi+j0GvpHsDYimMaW0Yy2fr2M4PBMnrbUb/Q94l/f/hMi1qR&#10;JVI2sOt6UJgd+ZiDgffL8ekFlFSbvV0oo4EbChzGx4f9GRdb25HMsYhqlCwG5lrLq9biZkxWOiqY&#10;22YiTra2kYMu1l1tQD30/bPm3wwYN0x18gb45AdQl1tp5j/sFB2T0FQ7R0nTNEV3j6o9feQzro1i&#10;OWA14Fm+Q8a1a8+Bvu/d/dMb2JY5uiPbhG/ktn4cqGU/er3pcvwCAAD//wMAUEsDBBQABgAIAAAA&#10;IQBw4zd+GgIAAD8EAAAOAAAAZHJzL2Uyb0RvYy54bWysU8Fu2zAMvQ/YPwi6L05SNNiMOEWWIsOA&#10;oC2QDj0rshwLkEWNUmJ3Xz9KtpOt22nYRaZJihTfe1zedY1hZ4Vegy34bDLlTFkJpbbHgn973n74&#10;yJkPwpbCgFUFf1We363ev1u2LldzqMGUChkVsT5vXcHrEFyeZV7WqhF+Ak5ZClaAjQj0i8esRNFS&#10;9cZk8+l0kbWApUOQynvy3vdBvkr1q0rJ8FhVXgVmCk5vC+nEdB7ima2WIj+icLWWwzPEP7yiEdpS&#10;00upexEEO6H+o1SjJYKHKkwkNBlUlZYqzUDTzKZvptnXwqk0C4Hj3QUm///Kyofz3j0hC91n6IjA&#10;CEjrfO7JGefpKmzil17KKE4Qvl5gU11gkpzzxfx2+olCkmKLm9tYI7tedejDFwUNi0bBkThJUInz&#10;zoc+dUyJnTwYXW61MfEnBjYG2VkQf22tgxqK/5ZlbMy1EG/1BaMnu84RrdAdOqbLgt+MMx6gfKXR&#10;EXpVeCe3mvrthA9PAkkGNBJJOzzSURloCw6DxVkN+ONv/phP7FCUs5ZkVXD//SRQcWa+WuItanA0&#10;cDQOo2FPzQZo0hktjZPJpAsYzGhWCM0LKX4du1BIWEm9Ch5GcxN6cdPGSLVepyRSmhNhZ/dOxtIj&#10;rs/di0A3sBKIzAcYBSfyN+T0uYketz4FQjoxF3HtURzgJpUm7oeNimvw63/Kuu796icAAAD//wMA&#10;UEsDBBQABgAIAAAAIQAZjiO54QAAAAsBAAAPAAAAZHJzL2Rvd25yZXYueG1sTI+xTsMwEIZ3JN7B&#10;OiQWRJ0SE0KIU1UVDLBUhC5sbnyNA/E5ip02vD2GBca7+/Tf95er2fbsiKPvHElYLhJgSI3THbUS&#10;dm9P1zkwHxRp1TtCCV/oYVWdn5Wq0O5Er3isQ8tiCPlCSTAhDAXnvjFolV+4ASneDm60KsRxbLke&#10;1SmG257fJEnGreoofjBqwI3B5rOerISteN+aq+nw+LIW6fi8mzbZR1tLeXkxrx+ABZzDHww/+lEd&#10;qui0dxNpz3oJIk/uIirhNktTYJHI78US2P53I4BXJf/fofoGAAD//wMAUEsBAi0AFAAGAAgAAAAh&#10;ALaDOJL+AAAA4QEAABMAAAAAAAAAAAAAAAAAAAAAAFtDb250ZW50X1R5cGVzXS54bWxQSwECLQAU&#10;AAYACAAAACEAOP0h/9YAAACUAQAACwAAAAAAAAAAAAAAAAAvAQAAX3JlbHMvLnJlbHNQSwECLQAU&#10;AAYACAAAACEAcOM3fhoCAAA/BAAADgAAAAAAAAAAAAAAAAAuAgAAZHJzL2Uyb0RvYy54bWxQSwEC&#10;LQAUAAYACAAAACEAGY4jueEAAAALAQAADwAAAAAAAAAAAAAAAAB0BAAAZHJzL2Rvd25yZXYueG1s&#10;UEsFBgAAAAAEAAQA8wAAAIIFAAAAAA==&#10;" stroked="f">
-                <v:textbox style="mso-fit-shape-to-text:t" inset="0,0,0,0">
-                  <w:txbxContent>
-                    <w:p>
-                      <w:pPr>
-                        <w:pStyle w:val="Caption"/>
-                        <w:jc w:val="center"/>
-                        <w:rPr>
-                          <w:sz w:val="22"/>
-                          <w:szCs w:val="22"/>
-                        </w:rPr>
-                      </w:pPr>
-                      <w:r>
-                        <w:t>Figure</w:t>
-                      </w:r>
-                      <w:r>
-                        <w:t xml:space="preserve"> 2</w:t>
-                      </w:r>
-                      <w:r>
-                        <w:t>: Camera 2.</w:t>
-                      </w:r>
-                    </w:p>
-                  </w:txbxContent>
-                </v:textbox>
-                <w10:wrap type="topAndBottom"/>
-              </v:shape>
-            </w:pict>
-          </mc:Fallback>
-        </mc:AlternateContent>
-      </w:r>
-      <w:r>
-        <w:rPr>
-          <w:rFonts w:eastAsiaTheme="minorEastAsia"/>
-          <w:lang w:val="en-GB"/>
-        </w:rPr>
-        <w:t xml:space="preserve">Once a </w:t>
-      </w:r>
-      <w:r>
-        <w:rPr>
-          <w:rFonts w:eastAsiaTheme="minorEastAsia"/>
-          <w:lang w:val="en-GB"/>
-        </w:rPr>
-        <w:t>single frame is processed, and the foreground extracted, we apply some post-processing. Specifically, we first apply some erosion and then dilation. This will shrink the shapes in the image, removing isolated pixels or very small clusters. Then the dilation will fill back the pixels of any shapes that were not small enough to completely disappear. Then, we do the same but reverses, first applying the dilation to fill up small gaps</w:t>
-      </w:r>
-      <w:r>
-        <w:rPr>
-          <w:rFonts w:eastAsiaTheme="minorEastAsia"/>
-          <w:lang w:val="en-GB"/>
-        </w:rPr>
-        <w:t xml:space="preserve">. After which erosion makes sure we are not needlessly padding the image. Lastly, we use blob detection to </w:t>
-      </w:r>
-      <w:r>
-        <w:rPr>
-          <w:rFonts w:eastAsiaTheme="minorEastAsia"/>
-          <w:lang w:val="en-GB"/>
-        </w:rPr>
-        <w:t>find all the connected shapes of white pixels. The largest of these shapes is assumed to be the object we aim to extract, and is therefore the only object kept. This removes things such as the chessboard in the background of the video from camera 3.</w:t>
+          <w:b/>
+          <w:sz w:val="24"/>
+          <w:lang w:val="en-GB"/>
+        </w:rPr>
+        <w:t>Choice tasks</w:t>
       </w:r>
     </w:p>
     <w:p>
       <w:pPr>
-        <w:pStyle w:val="NoSpacing"/>
+        <w:pStyle w:val="Geenafstand"/>
         <w:rPr>
           <w:lang w:val="en-GB"/>
         </w:rPr>
       </w:pPr>
       <w:r>
         <w:rPr>
-          <w:highlight w:val="yellow"/>
-          <w:lang w:val="en-GB"/>
-        </w:rPr>
-        <w:t xml:space="preserve">(Mention how you set the thresholds for your background subtraction (or the description of other parameters in your approach), and how it is determined if a pixel is foreground or background. </w:t>
-      </w:r>
-      <w:r>
-        <w:rPr>
-          <w:highlight w:val="yellow"/>
-          <w:lang w:val="en-GB"/>
-        </w:rPr>
-        <w:t xml:space="preserve">If you </w:t>
-      </w:r>
-      <w:r>
-        <w:rPr>
-          <w:highlight w:val="yellow"/>
-          <w:lang w:val="en-GB"/>
-        </w:rPr>
-        <w:lastRenderedPageBreak/>
-        <w:t>use an approach with training a background model, explain how that works. Also i</w:t>
-      </w:r>
-      <w:r>
-        <w:rPr>
-          <w:highlight w:val="yellow"/>
-          <w:lang w:val="en-GB"/>
-        </w:rPr>
-        <w:t>nclude a foreground image for each of the four cameras. Approx. half a page.)</w:t>
+          <w:b/>
+          <w:bCs/>
+          <w:lang w:val="en-GB"/>
+        </w:rPr>
+        <w:t xml:space="preserve">Choice task 2: </w:t>
+      </w:r>
+      <w:r>
+        <w:rPr>
+          <w:lang w:val="en-GB"/>
+        </w:rPr>
+        <w:t xml:space="preserve">The 6 thresholds were optimized using a grid-search. All possible combinations of the values </w:t>
+      </w:r>
+      <w:r>
+        <w:rPr>
+          <w:lang w:val="en-GB"/>
+        </w:rPr>
+        <w:t>0.5 through 10.0 (in 8 steps) were tried (</w:t>
+      </w:r>
+      <w:r>
+        <w:rPr>
+          <w:lang w:val="en-GB"/>
+        </w:rPr>
+        <w:t>1.679.616 combinations)</w:t>
+      </w:r>
+      <w:r>
+        <w:rPr>
+          <w:lang w:val="en-GB"/>
+        </w:rPr>
+        <w:t>. For video, for each combination, we applied this threshold to the background-subtraction method as described above.</w:t>
+      </w:r>
+      <w:r>
+        <w:rPr>
+          <w:lang w:val="en-GB"/>
+        </w:rPr>
+        <w:t xml:space="preserve"> We did not analyse every frame, instead applying a stride of</w:t>
+      </w:r>
+      <w:r>
+        <w:rPr>
+          <w:lang w:val="en-GB"/>
+        </w:rPr>
+        <w:t xml:space="preserve"> 20, meaning a frame is sampled every 20 frames</w:t>
+      </w:r>
+      <w:r>
+        <w:rPr>
+          <w:lang w:val="en-GB"/>
+        </w:rPr>
+        <w:t xml:space="preserve"> (this leaves </w:t>
+      </w:r>
+      <w:r>
+        <w:rPr>
+          <w:lang w:val="en-GB"/>
+        </w:rPr>
+        <w:t>21 validation frames)</w:t>
+      </w:r>
+      <w:r>
+        <w:rPr>
+          <w:lang w:val="en-GB"/>
+        </w:rPr>
+        <w:t>. On all of these frames, we applied a single erosion and dilation pass, to filter out the</w:t>
+      </w:r>
+      <w:r>
+        <w:rPr>
+          <w:lang w:val="en-GB"/>
+        </w:rPr>
+        <w:t xml:space="preserve"> smallest of floating pixels/noise.</w:t>
+      </w:r>
+      <w:r>
+        <w:rPr>
+          <w:lang w:val="en-GB"/>
+        </w:rPr>
+        <w:t xml:space="preserve"> We then see how many pixels were affected and normalize this by dividing by</w:t>
+      </w:r>
+      <w:r>
+        <w:rPr>
+          <w:lang w:val="en-GB"/>
+        </w:rPr>
+        <w:t xml:space="preserve"> the</w:t>
+      </w:r>
+      <w:r>
+        <w:rPr>
+          <w:lang w:val="en-GB"/>
+        </w:rPr>
+        <w:t xml:space="preserve"> total number of pixels. </w:t>
+      </w:r>
+      <w:r>
+        <w:rPr>
+          <w:lang w:val="en-GB"/>
+        </w:rPr>
+        <w:t>Then,</w:t>
+      </w:r>
+      <w:r>
+        <w:rPr>
+          <w:lang w:val="en-GB"/>
+        </w:rPr>
+        <w:t xml:space="preserve"> on the </w:t>
+      </w:r>
+      <w:r>
+        <w:rPr>
+          <w:lang w:val="en-GB"/>
+        </w:rPr>
+        <w:t>eroded image,</w:t>
+      </w:r>
+      <w:r>
+        <w:rPr>
+          <w:lang w:val="en-GB"/>
+        </w:rPr>
+        <w:t xml:space="preserve"> we counted all the connected shapes of </w:t>
+      </w:r>
+      <w:r>
+        <w:rPr>
+          <w:lang w:val="en-GB"/>
+        </w:rPr>
+        <w:t>20 or more pixels.</w:t>
+      </w:r>
+      <w:r>
+        <w:rPr>
+          <w:lang w:val="en-GB"/>
+        </w:rPr>
+        <w:t xml:space="preserve"> We also normalize this by dividing by the total number of connected shapes found. Both values get added together into a </w:t>
+      </w:r>
+      <w:r>
+        <w:rPr>
+          <w:i/>
+          <w:iCs/>
+          <w:lang w:val="en-GB"/>
+        </w:rPr>
+        <w:t>loss function</w:t>
+      </w:r>
+      <w:r>
+        <w:rPr>
+          <w:lang w:val="en-GB"/>
+        </w:rPr>
+        <w:t>. We then find the combination of hyperpar</w:t>
+      </w:r>
+      <w:r>
+        <w:rPr>
+          <w:lang w:val="en-GB"/>
+        </w:rPr>
+        <w:t>a</w:t>
+      </w:r>
+      <w:r>
+        <w:rPr>
+          <w:lang w:val="en-GB"/>
+        </w:rPr>
+        <w:t>m</w:t>
+      </w:r>
+      <w:r>
+        <w:rPr>
+          <w:lang w:val="en-GB"/>
+        </w:rPr>
+        <w:t>e</w:t>
+      </w:r>
+      <w:r>
+        <w:rPr>
+          <w:lang w:val="en-GB"/>
+        </w:rPr>
+        <w:t>ters that minimise this loss function</w:t>
+      </w:r>
+      <w:r>
+        <w:rPr>
+          <w:lang w:val="en-GB"/>
+        </w:rPr>
+        <w:t>. Doing this for every single camera got us</w:t>
+      </w:r>
+      <w:r>
+        <w:rPr>
+          <w:lang w:val="en-GB"/>
+        </w:rPr>
+        <w:t xml:space="preserve"> pretty good parameters resulting in</w:t>
+      </w:r>
+      <w:r>
+        <w:rPr>
+          <w:lang w:val="en-GB"/>
+        </w:rPr>
+        <w:t xml:space="preserve"> well working </w:t>
+      </w:r>
+      <w:r>
+        <w:rPr>
+          <w:lang w:val="en-GB"/>
+        </w:rPr>
+        <w:t xml:space="preserve">background subtraction. However, camera 2 had some issues with the ceiling showing up as foreground, adding lots of small noise elements leading to the thresholds being pushed towards the maximum of 10. This </w:t>
+      </w:r>
+      <w:r>
+        <w:rPr>
+          <w:lang w:val="en-GB"/>
+        </w:rPr>
+        <w:t>resulted in a less optimal result for the actual foreground person. The same can be said for the chessboard in the background of video 3. Therefore, we manually corrected the optimal thresholds for these videos</w:t>
+      </w:r>
+      <w:r>
+        <w:rPr>
+          <w:lang w:val="en-GB"/>
+        </w:rPr>
+        <w:t xml:space="preserve">. </w:t>
+      </w:r>
+      <w:r>
+        <w:rPr>
+          <w:i/>
+          <w:iCs/>
+          <w:lang w:val="en-GB"/>
+        </w:rPr>
+        <w:t>NOTE:</w:t>
+      </w:r>
+      <w:r>
+        <w:rPr>
+          <w:lang w:val="en-GB"/>
+        </w:rPr>
+        <w:t xml:space="preserve"> </w:t>
+      </w:r>
+      <w:r>
+        <w:rPr>
+          <w:i/>
+          <w:iCs/>
+          <w:lang w:val="en-GB"/>
+        </w:rPr>
+        <w:t>We talked about this with Ronald and were given the green light to do so</w:t>
+      </w:r>
+      <w:r>
+        <w:rPr>
+          <w:i/>
+          <w:iCs/>
+          <w:lang w:val="en-GB"/>
+        </w:rPr>
+        <w:t xml:space="preserve"> without having our points </w:t>
+      </w:r>
+      <w:r>
+        <w:rPr>
+          <w:i/>
+          <w:iCs/>
+          <w:lang w:val="en-GB"/>
+        </w:rPr>
+        <w:t>deducted</w:t>
+      </w:r>
+      <w:r>
+        <w:rPr>
+          <w:i/>
+          <w:iCs/>
+          <w:lang w:val="en-GB"/>
+        </w:rPr>
+        <w:t>.</w:t>
       </w:r>
     </w:p>
     <w:p>
       <w:pPr>
-        <w:pStyle w:val="NoSpacing"/>
+        <w:pStyle w:val="Geenafstand"/>
+        <w:rPr>
+          <w:lang w:val="en-GB"/>
+        </w:rPr>
+      </w:pPr>
+      <w:r>
+        <w:rPr>
+          <w:b/>
+          <w:bCs/>
+          <w:lang w:val="en-GB"/>
+        </w:rPr>
+        <w:t xml:space="preserve">Choice task 3: </w:t>
+      </w:r>
+      <w:r>
+        <w:rPr>
+          <w:lang w:val="en-GB"/>
+        </w:rPr>
+        <w:t xml:space="preserve">As stated before, for each camera, we have a set of 2D coordinates corresponding to each voxel. At the end of the projection step we have an equally long list of </w:t>
+      </w:r>
+      <w:r>
+        <w:rPr>
+          <w:lang w:val="en-GB"/>
+        </w:rPr>
+        <w:t xml:space="preserve">True False values, where True means the voxel should be drawn. We then simply apply this </w:t>
+      </w:r>
+      <w:r>
+        <w:rPr>
+          <w:lang w:val="en-GB"/>
+        </w:rPr>
+        <w:t xml:space="preserve">list as a mask to the 2D coordinates, leaving a set of coordinates for each video, that are visible from each camera. We extract all of the colour values from all these pixels and average them over all camera views. </w:t>
+      </w:r>
+      <w:r>
+        <w:rPr>
+          <w:lang w:val="en-GB"/>
+        </w:rPr>
+        <w:t>This leaves a set of colour values corresponding to each voxel</w:t>
+      </w:r>
+      <w:r>
+        <w:rPr>
+          <w:lang w:val="en-GB"/>
+        </w:rPr>
+        <w:t xml:space="preserve">, as the average of all camera views. </w:t>
+      </w:r>
+    </w:p>
+    <w:p>
+      <w:pPr>
+        <w:pStyle w:val="Geenafstand"/>
+        <w:rPr>
+          <w:lang w:val="en-GB"/>
+        </w:rPr>
+      </w:pPr>
+      <w:r>
+        <w:rPr>
+          <w:lang w:val="en-GB"/>
+        </w:rPr>
+        <w:t xml:space="preserve">Note here that this does not take into account if the voxel is directly visible from a camera perspective, only if the voxel is within the foreground line of sight. </w:t>
+      </w:r>
+      <w:r>
+        <w:rPr>
+          <w:lang w:val="en-GB"/>
+        </w:rPr>
+        <w:t>This means that some of the voxels will be coloured according to camera views that do not directly observe it. The colour value will therefore be skewed towards the value of the outer voxel that is obstructing it, as seen from that camera. We are aware this will not yield us full marks</w:t>
+      </w:r>
+      <w:r>
+        <w:rPr>
+          <w:lang w:val="en-GB"/>
+        </w:rPr>
+        <w:t>, only making us eligible for a maximum of 8.</w:t>
+      </w:r>
+    </w:p>
+    <w:p>
+      <w:pPr>
+        <w:pStyle w:val="Geenafstand"/>
+        <w:rPr>
+          <w:lang w:val="en-GB"/>
+        </w:rPr>
+      </w:pPr>
+      <w:r>
+        <w:rPr>
+          <w:b/>
+          <w:bCs/>
+          <w:lang w:val="en-GB"/>
+        </w:rPr>
+        <w:t xml:space="preserve">Choice task 5: </w:t>
+      </w:r>
+      <w:r>
+        <w:rPr>
+          <w:lang w:val="en-GB"/>
+        </w:rPr>
+        <w:t>For this choice task, Ronald primarily expected us</w:t>
+      </w:r>
+      <w:r>
+        <w:rPr>
+          <w:i/>
+          <w:iCs/>
+          <w:lang w:val="en-GB"/>
+        </w:rPr>
+        <w:t xml:space="preserve"> </w:t>
+      </w:r>
+      <w:r>
+        <w:rPr>
+          <w:lang w:val="en-GB"/>
+        </w:rPr>
+        <w:t>to apply the XOR idea mentioned in the lecture. However, we came to a different result with a different method. When discussing this on the 3</w:t>
+      </w:r>
+      <w:r>
+        <w:rPr>
+          <w:vertAlign w:val="superscript"/>
+          <w:lang w:val="en-GB"/>
+        </w:rPr>
+        <w:t>rd</w:t>
+      </w:r>
+      <w:r>
+        <w:rPr>
+          <w:lang w:val="en-GB"/>
+        </w:rPr>
+        <w:t xml:space="preserve"> of march with Ronald, we concluded together that our alternative would equally be legible for full marks, provided adequate execution.</w:t>
+      </w:r>
+      <w:r>
+        <w:rPr>
+          <w:lang w:val="en-GB"/>
+        </w:rPr>
+        <w:br/>
+        <w:t>Our method works as follows. First, we pre-load and pre-mask all the videos</w:t>
+      </w:r>
+      <w:r>
+        <w:rPr>
+          <w:lang w:val="en-GB"/>
+        </w:rPr>
+        <w:t>. Then we pre-define all the</w:t>
+      </w:r>
+      <w:r>
+        <w:rPr>
+          <w:lang w:val="en-GB"/>
+        </w:rPr>
+        <w:t xml:space="preserve"> 3D IRL coordinates in the voxel grid. We project these points onto each camera, based on their in- and extrinsics. This leaves a set of (x,</w:t>
+      </w:r>
+      <w:r>
+        <w:rPr>
+          <w:lang w:val="en-GB"/>
+        </w:rPr>
+        <w:t xml:space="preserve"> </w:t>
+      </w:r>
+      <w:r>
+        <w:rPr>
+          <w:lang w:val="en-GB"/>
+        </w:rPr>
+        <w:t>y) coordinates</w:t>
+      </w:r>
+      <w:r>
+        <w:rPr>
+          <w:lang w:val="en-GB"/>
+        </w:rPr>
+        <w:t xml:space="preserve"> for every single pixel corresponding to each voxel, one set per camera. </w:t>
+      </w:r>
+      <w:r>
+        <w:rPr>
+          <w:lang w:val="en-GB"/>
+        </w:rPr>
+        <w:t>We then set the (x,</w:t>
+      </w:r>
+      <w:r>
+        <w:rPr>
+          <w:lang w:val="en-GB"/>
+        </w:rPr>
+        <w:t xml:space="preserve"> </w:t>
+      </w:r>
+      <w:r>
+        <w:rPr>
+          <w:lang w:val="en-GB"/>
+        </w:rPr>
+        <w:t xml:space="preserve">y) coordinates of pixels that are not within the range </w:t>
+      </w:r>
+      <w:r>
+        <w:rPr>
+          <w:lang w:val="en-GB"/>
+        </w:rPr>
+        <w:lastRenderedPageBreak/>
+        <w:t xml:space="preserve">of the image to (0,0) to prevent out of bounds errors (the pixel at 0,0 is always background in all videos). This leaves </w:t>
+      </w:r>
+      <w:r>
+        <w:rPr>
+          <w:lang w:val="en-GB"/>
+        </w:rPr>
+        <w:t>4</w:t>
+      </w:r>
+      <w:r>
+        <w:rPr>
+          <w:lang w:val="en-GB"/>
+        </w:rPr>
+        <w:t xml:space="preserve"> set</w:t>
+      </w:r>
+      <w:r>
+        <w:rPr>
+          <w:lang w:val="en-GB"/>
+        </w:rPr>
+        <w:t xml:space="preserve">s </w:t>
+      </w:r>
+      <w:r>
+        <w:rPr>
+          <w:lang w:val="en-GB"/>
+        </w:rPr>
+        <w:t xml:space="preserve">of </w:t>
+      </w:r>
+      <w:r>
+        <w:rPr>
+          <w:lang w:val="en-GB"/>
+        </w:rPr>
+        <w:t xml:space="preserve">96 x 128 x 96 </w:t>
+      </w:r>
+      <w:r>
+        <w:rPr>
+          <w:lang w:val="en-GB"/>
+        </w:rPr>
+        <w:t xml:space="preserve">(the voxel space dimensions) </w:t>
+      </w:r>
+      <w:r>
+        <w:rPr>
+          <w:lang w:val="en-GB"/>
+        </w:rPr>
+        <w:t xml:space="preserve">= </w:t>
+      </w:r>
+      <w:r>
+        <w:rPr>
+          <w:lang w:val="en-GB"/>
+        </w:rPr>
+        <w:t>1.179.648</w:t>
+      </w:r>
+      <w:r>
+        <w:rPr>
+          <w:lang w:val="en-GB"/>
+        </w:rPr>
+        <w:t xml:space="preserve"> </w:t>
+      </w:r>
+      <w:r>
+        <w:rPr>
+          <w:lang w:val="en-GB"/>
+        </w:rPr>
+        <w:t>coordinates. We lastly round the coordinates to integers. When processing a single frame, all of these coordinates can directly be used</w:t>
+      </w:r>
+      <w:r>
+        <w:rPr>
+          <w:lang w:val="en-GB"/>
+        </w:rPr>
+        <w:t xml:space="preserve"> as indexes in the masked frames, returning 4 lists of </w:t>
+      </w:r>
+      <w:r>
+        <w:rPr>
+          <w:lang w:val="en-GB"/>
+        </w:rPr>
+        <w:t>1.179.648</w:t>
+      </w:r>
+      <w:r>
+        <w:rPr>
+          <w:lang w:val="en-GB"/>
+        </w:rPr>
+        <w:t xml:space="preserve"> True-False values</w:t>
+      </w:r>
+      <w:r>
+        <w:rPr>
+          <w:lang w:val="en-GB"/>
+        </w:rPr>
+        <w:t>.</w:t>
+      </w:r>
+      <w:r>
+        <w:rPr>
+          <w:lang w:val="en-GB"/>
+        </w:rPr>
+        <w:t xml:space="preserve"> These are all processed at the exact same time using </w:t>
+      </w:r>
+      <w:r>
+        <w:rPr>
+          <w:lang w:val="en-GB"/>
+        </w:rPr>
+        <w:t>N</w:t>
+      </w:r>
+      <w:r>
+        <w:rPr>
+          <w:lang w:val="en-GB"/>
+        </w:rPr>
+        <w:t>um</w:t>
+      </w:r>
+      <w:r>
+        <w:rPr>
+          <w:lang w:val="en-GB"/>
+        </w:rPr>
+        <w:t>Py</w:t>
+      </w:r>
+      <w:r>
+        <w:rPr>
+          <w:lang w:val="en-GB"/>
+        </w:rPr>
+        <w:t xml:space="preserve"> parallelisation. We can then combine these 4 lists into 1 using an AND gate, leaving only True values for voxels that are visible from all 4 cameras. This mask can then be applied to the </w:t>
+      </w:r>
+      <w:r>
+        <w:rPr>
+          <w:lang w:val="en-GB"/>
+        </w:rPr>
+        <w:t>2</w:t>
+      </w:r>
+      <w:r>
+        <w:rPr>
+          <w:vertAlign w:val="superscript"/>
+          <w:lang w:val="en-GB"/>
+        </w:rPr>
+        <w:t>nd</w:t>
+      </w:r>
+      <w:r>
+        <w:rPr>
+          <w:lang w:val="en-GB"/>
+        </w:rPr>
+        <w:t xml:space="preserve"> voxel space we initialised (but did not yet mention in this choice task section). This voxel space </w:t>
+      </w:r>
+      <w:r>
+        <w:rPr>
+          <w:lang w:val="en-GB"/>
+        </w:rPr>
+        <w:t xml:space="preserve">consists of </w:t>
+      </w:r>
+      <w:r>
+        <w:rPr>
+          <w:lang w:val="en-GB"/>
+        </w:rPr>
+        <w:t>1.179.648</w:t>
+      </w:r>
+      <w:r>
+        <w:rPr>
+          <w:lang w:val="en-GB"/>
+        </w:rPr>
+        <w:t xml:space="preserve"> voxels, matching the coordinate system of the GitHub library we were tasked to use. Applying the list of True-False values as a mask to this voxel space yields us the coordinates of the voxels that should be turned on.</w:t>
+      </w:r>
+    </w:p>
+    <w:p>
+      <w:pPr>
+        <w:pStyle w:val="Geenafstand"/>
+        <w:rPr>
+          <w:lang w:val="en-GB"/>
+        </w:rPr>
+      </w:pPr>
+      <w:r>
+        <w:rPr>
+          <w:lang w:val="en-GB"/>
+        </w:rPr>
+        <w:t xml:space="preserve">This means we do not apply the XOR method, but instead we process </w:t>
+      </w:r>
+      <w:r>
+        <w:rPr>
+          <w:lang w:val="en-GB"/>
+        </w:rPr>
+        <w:t>every single frame in O(1) time, as the compute time does not get slower when processing more or less pixels (provided they can all fit in RAM</w:t>
+      </w:r>
+      <w:r>
+        <w:rPr>
+          <w:lang w:val="en-GB"/>
+        </w:rPr>
+        <w:t xml:space="preserve">). This is all optimised using NumPy. </w:t>
+      </w:r>
+      <w:r>
+        <w:rPr>
+          <w:lang w:val="en-GB"/>
+        </w:rPr>
+        <w:t xml:space="preserve">Adding a XOR method would require index-wise separation, therefore adding more steps or math to convert the </w:t>
+      </w:r>
+      <w:r>
+        <w:rPr>
+          <w:lang w:val="en-GB"/>
+        </w:rPr>
+        <w:t xml:space="preserve">foreground pixel indices to voxel coordinates. This would therefore be more computationally </w:t>
+      </w:r>
+      <w:r>
+        <w:rPr>
+          <w:lang w:val="en-GB"/>
+        </w:rPr>
+        <w:t>intensive,</w:t>
+      </w:r>
+      <w:r>
+        <w:rPr>
+          <w:lang w:val="en-GB"/>
+        </w:rPr>
+        <w:t xml:space="preserve"> and</w:t>
+      </w:r>
+      <w:r>
+        <w:rPr>
+          <w:lang w:val="en-GB"/>
+        </w:rPr>
+        <w:t xml:space="preserve"> it would</w:t>
+      </w:r>
+      <w:r>
+        <w:rPr>
+          <w:lang w:val="en-GB"/>
+        </w:rPr>
+        <w:t xml:space="preserve"> not save time (though it would significantly save on memory). Like stated at the start, we talked to Ronal</w:t>
+      </w:r>
+      <w:r>
+        <w:rPr>
+          <w:lang w:val="en-GB"/>
+        </w:rPr>
+        <w:t>d</w:t>
+      </w:r>
+      <w:r>
+        <w:rPr>
+          <w:lang w:val="en-GB"/>
+        </w:rPr>
+        <w:t xml:space="preserve"> about </w:t>
+      </w:r>
+      <w:r>
+        <w:rPr>
+          <w:lang w:val="en-GB"/>
+        </w:rPr>
+        <w:t xml:space="preserve">our method </w:t>
+      </w:r>
+      <w:r>
+        <w:rPr>
+          <w:lang w:val="en-GB"/>
+        </w:rPr>
+        <w:t>and both concluded that we showed an in-depth understanding of this choice task, even though we ended up with a different implementation.</w:t>
+      </w:r>
+    </w:p>
+    <w:p>
+      <w:pPr>
+        <w:pStyle w:val="Geenafstand"/>
+        <w:rPr>
+          <w:lang w:val="en-GB"/>
+        </w:rPr>
+      </w:pPr>
+      <w:r>
+        <w:rPr>
+          <w:b/>
+          <w:bCs/>
+          <w:lang w:val="en-GB"/>
+        </w:rPr>
+        <w:t>Choice task 6:</w:t>
+      </w:r>
+      <w:r>
+        <w:rPr>
+          <w:lang w:val="en-GB"/>
+        </w:rPr>
+        <w:t xml:space="preserve"> This task also refers to speeding up processing, yet</w:t>
+      </w:r>
+      <w:r>
+        <w:rPr>
+          <w:lang w:val="en-GB"/>
+        </w:rPr>
+        <w:t xml:space="preserve"> we already talked about the voxel reconstruction in task 5. We have however parallelised almost all parts of the assignment. For example, the background subtraction and the threshold optimisation. We used NumPy again to process all the frames of a camera view at once. The video </w:t>
+      </w:r>
+      <w:r>
+        <w:rPr>
+          <w:lang w:val="en-GB"/>
+        </w:rPr>
+        <w:t xml:space="preserve">was </w:t>
+      </w:r>
+      <w:r>
+        <w:rPr>
+          <w:lang w:val="en-GB"/>
+        </w:rPr>
+        <w:t>loaded in a NumPy array of shape (n_frames, width, height, 3)</w:t>
+      </w:r>
+      <w:r>
+        <w:rPr>
+          <w:lang w:val="en-GB"/>
+        </w:rPr>
+        <w:t>. All operations were performed on this entire video object (if possible). Starting with fitting the Gaussians. For this, we simply extracted the means and variances along axis 0</w:t>
+      </w:r>
+      <w:r>
+        <w:rPr>
+          <w:lang w:val="en-GB"/>
+        </w:rPr>
+        <w:t xml:space="preserve">, processing all frames at once. </w:t>
+      </w:r>
+      <w:r>
+        <w:rPr>
+          <w:lang w:val="en-GB"/>
+        </w:rPr>
+        <w:t>Then we</w:t>
+      </w:r>
+      <w:r>
+        <w:rPr>
+          <w:lang w:val="en-GB"/>
+        </w:rPr>
+        <w:t xml:space="preserve"> separate out the 3 colour channels and all at once, we can apply the thresholds to each entire video</w:t>
+      </w:r>
+      <w:r>
+        <w:rPr>
+          <w:lang w:val="en-GB"/>
+        </w:rPr>
+        <w:t>. This is not done frame by frame, but in O(1) time</w:t>
+      </w:r>
+      <w:r>
+        <w:rPr>
+          <w:lang w:val="en-GB"/>
+        </w:rPr>
+        <w:t xml:space="preserve">, per colour channel. </w:t>
+      </w:r>
+      <w:r>
+        <w:rPr>
+          <w:lang w:val="en-GB"/>
+        </w:rPr>
+        <w:t xml:space="preserve"> </w:t>
+      </w:r>
+      <w:r>
+        <w:rPr>
+          <w:lang w:val="en-GB"/>
+        </w:rPr>
+        <w:t xml:space="preserve">Sadly, post-processing has to be done frame by frame, as the OpenCV functions do not support entire videos. </w:t>
+      </w:r>
+    </w:p>
+    <w:p>
+      <w:pPr>
+        <w:pStyle w:val="Geenafstand"/>
+        <w:rPr>
+          <w:lang w:val="en-GB"/>
+        </w:rPr>
+      </w:pPr>
+      <w:r>
+        <w:rPr>
+          <w:lang w:val="en-GB"/>
+        </w:rPr>
+        <w:t xml:space="preserve">Lastly, we also parallelised the process of finding optimal thresholds, using grid search. For this, we used JobLib to spawn multiple processes, equally spreading the tasks in the grid amongst them. This way, we sped up the process of finding the optimal thresholds </w:t>
+      </w:r>
+      <w:r>
+        <w:rPr>
+          <w:lang w:val="en-GB"/>
+        </w:rPr>
+        <w:t>by 16 times (on a 16 core cpu).</w:t>
+      </w:r>
+      <w:r>
+        <w:rPr>
+          <w:lang w:val="en-GB"/>
+        </w:rPr>
+        <w:t xml:space="preserve"> This is the only way we could realistically optimise all thresholds, as even now it took ~4 hours per camera perspective.</w:t>
+      </w:r>
+    </w:p>
+    <w:p>
+      <w:pPr>
+        <w:pStyle w:val="Geenafstand"/>
+        <w:rPr>
+          <w:lang w:val="en-GB"/>
+        </w:rPr>
+      </w:pPr>
+      <w:r>
+        <w:rPr>
+          <w:b/>
+          <w:bCs/>
+          <w:lang w:val="en-GB"/>
+        </w:rPr>
+        <w:t xml:space="preserve">Choice task 7: </w:t>
+      </w:r>
+      <w:r>
+        <w:rPr>
+          <w:lang w:val="en-GB"/>
+        </w:rPr>
+        <w:t xml:space="preserve">For this task, we first put all of our images, for each camera, through the </w:t>
+      </w:r>
+      <w:r>
+        <w:rPr>
+          <w:i/>
+          <w:iCs/>
+          <w:lang w:val="en-GB"/>
+        </w:rPr>
+        <w:t>calibrateCamera</w:t>
+      </w:r>
+      <w:r>
+        <w:rPr>
+          <w:lang w:val="en-GB"/>
+        </w:rPr>
+        <w:t xml:space="preserve"> function. This function returns a re-projection error. Doing this for all cameras gave us 4 baselines. Then, step by step, we took out individual images and calibrated the others together. This also gave an error. If the calibration was worse than before, this image was labelled as rejected. After testing each individual image, we left out all images that negatively impacted the error and calibrated again. </w:t>
+      </w:r>
+      <w:r>
+        <w:rPr>
+          <w:lang w:val="en-GB"/>
+        </w:rPr>
+        <w:t>These are the results:</w:t>
+      </w:r>
+    </w:p>
+    <w:p>
+      <w:pPr>
+        <w:pStyle w:val="Geenafstand"/>
+        <w:rPr>
+          <w:lang w:val="en-GB"/>
+        </w:rPr>
+      </w:pPr>
+      <w:r>
+        <w:rPr>
+          <w:u w:val="single"/>
+          <w:lang w:val="en-GB"/>
+        </w:rPr>
+        <w:t xml:space="preserve">Camera </w:t>
+      </w:r>
+      <w:r>
+        <w:rPr>
+          <w:u w:val="single"/>
+          <w:lang w:val="en-GB"/>
+        </w:rPr>
+        <w:t>1</w:t>
+      </w:r>
+      <w:r>
+        <w:rPr>
+          <w:u w:val="single"/>
+          <w:lang w:val="en-GB"/>
+        </w:rPr>
+        <w:t>:</w:t>
+      </w:r>
+      <w:r>
+        <w:rPr>
+          <w:u w:val="single"/>
+          <w:lang w:val="en-GB"/>
+        </w:rPr>
+        <w:t xml:space="preserve"> </w:t>
+      </w:r>
+      <w:r>
+        <w:rPr>
+          <w:lang w:val="en-GB"/>
+        </w:rPr>
+        <w:t xml:space="preserve"> Original error=</w:t>
+      </w:r>
+      <w:r>
+        <w:rPr>
+          <w:lang w:val="en-GB"/>
+        </w:rPr>
+        <w:t xml:space="preserve">0.959 </w:t>
+      </w:r>
+      <w:r>
+        <w:rPr>
+          <w:lang w:val="en-GB"/>
+        </w:rPr>
+        <w:t xml:space="preserve"> </w:t>
+      </w:r>
+      <w:r>
+        <w:rPr>
+          <w:lang w:val="en-GB"/>
+        </w:rPr>
+        <w:t xml:space="preserve">– </w:t>
+      </w:r>
+      <w:r>
+        <w:rPr>
+          <w:lang w:val="en-GB"/>
+        </w:rPr>
+        <w:t xml:space="preserve"> </w:t>
+      </w:r>
+      <w:r>
+        <w:rPr>
+          <w:lang w:val="en-GB"/>
+        </w:rPr>
+        <w:t>11</w:t>
+      </w:r>
+      <w:r>
+        <w:rPr>
+          <w:lang w:val="en-GB"/>
+        </w:rPr>
+        <w:t xml:space="preserve"> images were removed </w:t>
+      </w:r>
+      <w:r>
+        <w:rPr>
+          <w:lang w:val="en-GB"/>
+        </w:rPr>
+        <w:t xml:space="preserve"> </w:t>
+      </w:r>
+      <w:r>
+        <w:rPr>
+          <w:lang w:val="en-GB"/>
+        </w:rPr>
+        <w:t xml:space="preserve">– </w:t>
+      </w:r>
+      <w:r>
+        <w:rPr>
+          <w:lang w:val="en-GB"/>
+        </w:rPr>
+        <w:t xml:space="preserve"> </w:t>
+      </w:r>
+      <w:r>
+        <w:rPr>
+          <w:lang w:val="en-GB"/>
+        </w:rPr>
+        <w:t>New error=0.</w:t>
+      </w:r>
+      <w:r>
+        <w:rPr>
+          <w:lang w:val="en-GB"/>
+        </w:rPr>
+        <w:t>346</w:t>
+      </w:r>
+    </w:p>
+    <w:p>
+      <w:pPr>
+        <w:pStyle w:val="Geenafstand"/>
+        <w:rPr>
+          <w:lang w:val="en-GB"/>
+        </w:rPr>
+      </w:pPr>
+      <w:r>
+        <w:rPr>
+          <w:u w:val="single"/>
+          <w:lang w:val="en-GB"/>
+        </w:rPr>
+        <w:t>Camera 4:</w:t>
+      </w:r>
+      <w:r>
+        <w:rPr>
+          <w:u w:val="single"/>
+          <w:lang w:val="en-GB"/>
+        </w:rPr>
+        <w:t xml:space="preserve"> </w:t>
+      </w:r>
+      <w:r>
+        <w:rPr>
+          <w:lang w:val="en-GB"/>
+        </w:rPr>
+        <w:t xml:space="preserve"> Original error=</w:t>
+      </w:r>
+      <w:r>
+        <w:rPr>
+          <w:lang w:val="en-GB"/>
+        </w:rPr>
+        <w:t>0.554</w:t>
+      </w:r>
+      <w:r>
+        <w:rPr>
+          <w:lang w:val="en-GB"/>
+        </w:rPr>
+        <w:t xml:space="preserve"> </w:t>
+      </w:r>
+      <w:r>
+        <w:rPr>
+          <w:lang w:val="en-GB"/>
+        </w:rPr>
+        <w:t xml:space="preserve"> –</w:t>
+      </w:r>
+      <w:r>
+        <w:rPr>
+          <w:lang w:val="en-GB"/>
+        </w:rPr>
+        <w:t xml:space="preserve"> </w:t>
+      </w:r>
+      <w:r>
+        <w:rPr>
+          <w:lang w:val="en-GB"/>
+        </w:rPr>
+        <w:t xml:space="preserve"> 3</w:t>
+      </w:r>
+      <w:r>
+        <w:rPr>
+          <w:lang w:val="en-GB"/>
+        </w:rPr>
+        <w:t xml:space="preserve"> images were removed</w:t>
+      </w:r>
+      <w:r>
+        <w:rPr>
+          <w:lang w:val="en-GB"/>
+        </w:rPr>
+        <w:t xml:space="preserve">  </w:t>
+      </w:r>
+      <w:r>
+        <w:rPr>
+          <w:lang w:val="en-GB"/>
+        </w:rPr>
+        <w:t xml:space="preserve"> </w:t>
+      </w:r>
+      <w:r>
+        <w:rPr>
+          <w:lang w:val="en-GB"/>
+        </w:rPr>
+        <w:t xml:space="preserve"> –</w:t>
+      </w:r>
+      <w:r>
+        <w:rPr>
+          <w:lang w:val="en-GB"/>
+        </w:rPr>
+        <w:t xml:space="preserve"> </w:t>
+      </w:r>
+      <w:r>
+        <w:rPr>
+          <w:lang w:val="en-GB"/>
+        </w:rPr>
+        <w:t xml:space="preserve"> New error=0.</w:t>
+      </w:r>
+      <w:r>
+        <w:rPr>
+          <w:lang w:val="en-GB"/>
+        </w:rPr>
+        <w:t>262</w:t>
+      </w:r>
+    </w:p>
+    <w:p>
+      <w:pPr>
+        <w:pStyle w:val="Geenafstand"/>
+        <w:rPr>
+          <w:lang w:val="en-GB"/>
+        </w:rPr>
+      </w:pPr>
+      <w:r>
+        <w:rPr>
+          <w:u w:val="single"/>
+          <w:lang w:val="en-GB"/>
+        </w:rPr>
+        <w:t>Camera 4:</w:t>
+      </w:r>
+      <w:r>
+        <w:rPr>
+          <w:u w:val="single"/>
+          <w:lang w:val="en-GB"/>
+        </w:rPr>
+        <w:t xml:space="preserve"> </w:t>
+      </w:r>
+      <w:r>
+        <w:rPr>
+          <w:lang w:val="en-GB"/>
+        </w:rPr>
+        <w:t xml:space="preserve"> Original error=1.</w:t>
+      </w:r>
+      <w:r>
+        <w:rPr>
+          <w:lang w:val="en-GB"/>
+        </w:rPr>
+        <w:t xml:space="preserve">212 </w:t>
+      </w:r>
+      <w:r>
+        <w:rPr>
+          <w:lang w:val="en-GB"/>
+        </w:rPr>
+        <w:t xml:space="preserve"> – </w:t>
+      </w:r>
+      <w:r>
+        <w:rPr>
+          <w:lang w:val="en-GB"/>
+        </w:rPr>
+        <w:t xml:space="preserve"> 1</w:t>
+      </w:r>
+      <w:r>
+        <w:rPr>
+          <w:lang w:val="en-GB"/>
+        </w:rPr>
+        <w:t xml:space="preserve"> image</w:t>
+      </w:r>
+      <w:r>
+        <w:rPr>
+          <w:lang w:val="en-GB"/>
+        </w:rPr>
+        <w:t xml:space="preserve"> </w:t>
+      </w:r>
+      <w:r>
+        <w:rPr>
+          <w:lang w:val="en-GB"/>
+        </w:rPr>
+        <w:t>w</w:t>
+      </w:r>
+      <w:r>
+        <w:rPr>
+          <w:lang w:val="en-GB"/>
+        </w:rPr>
+        <w:t xml:space="preserve">as </w:t>
+      </w:r>
+      <w:r>
+        <w:rPr>
+          <w:lang w:val="en-GB"/>
+        </w:rPr>
+        <w:t xml:space="preserve">removed </w:t>
+      </w:r>
+      <w:r>
+        <w:rPr>
+          <w:lang w:val="en-GB"/>
+        </w:rPr>
+        <w:t xml:space="preserve">     </w:t>
+      </w:r>
+      <w:r>
+        <w:rPr>
+          <w:lang w:val="en-GB"/>
+        </w:rPr>
+        <w:t xml:space="preserve"> </w:t>
+      </w:r>
+      <w:r>
+        <w:rPr>
+          <w:lang w:val="en-GB"/>
+        </w:rPr>
+        <w:t xml:space="preserve"> </w:t>
+      </w:r>
+      <w:r>
+        <w:rPr>
+          <w:lang w:val="en-GB"/>
+        </w:rPr>
+        <w:t>–</w:t>
+      </w:r>
+      <w:r>
+        <w:rPr>
+          <w:lang w:val="en-GB"/>
+        </w:rPr>
+        <w:t xml:space="preserve"> </w:t>
+      </w:r>
+      <w:r>
+        <w:rPr>
+          <w:lang w:val="en-GB"/>
+        </w:rPr>
+        <w:t xml:space="preserve"> New error=0.</w:t>
+      </w:r>
+      <w:r>
+        <w:rPr>
+          <w:lang w:val="en-GB"/>
+        </w:rPr>
+        <w:t>196</w:t>
+      </w:r>
+    </w:p>
+    <w:p>
+      <w:pPr>
+        <w:pStyle w:val="Geenafstand"/>
+        <w:rPr>
+          <w:lang w:val="en-GB"/>
+        </w:rPr>
+      </w:pPr>
+      <w:r>
+        <w:rPr>
+          <w:u w:val="single"/>
+          <w:lang w:val="en-GB"/>
+        </w:rPr>
+        <w:t>Camera 4:</w:t>
+      </w:r>
+      <w:r>
+        <w:rPr>
+          <w:u w:val="single"/>
+          <w:lang w:val="en-GB"/>
+        </w:rPr>
+        <w:t xml:space="preserve"> </w:t>
+      </w:r>
+      <w:r>
+        <w:rPr>
+          <w:lang w:val="en-GB"/>
+        </w:rPr>
+        <w:t xml:space="preserve"> </w:t>
+      </w:r>
+      <w:r>
+        <w:rPr>
+          <w:lang w:val="en-GB"/>
+        </w:rPr>
+        <w:t>O</w:t>
+      </w:r>
+      <w:r>
+        <w:rPr>
+          <w:lang w:val="en-GB"/>
+        </w:rPr>
+        <w:t>riginal</w:t>
+      </w:r>
+      <w:r>
+        <w:rPr>
+          <w:lang w:val="en-GB"/>
+        </w:rPr>
+        <w:t xml:space="preserve"> error</w:t>
+      </w:r>
+      <w:r>
+        <w:rPr>
+          <w:lang w:val="en-GB"/>
+        </w:rPr>
+        <w:t>=</w:t>
+      </w:r>
+      <w:r>
+        <w:rPr>
+          <w:lang w:val="en-GB"/>
+        </w:rPr>
+        <w:t xml:space="preserve">1.284 </w:t>
+      </w:r>
+      <w:r>
+        <w:rPr>
+          <w:lang w:val="en-GB"/>
+        </w:rPr>
+        <w:t xml:space="preserve"> </w:t>
+      </w:r>
+      <w:r>
+        <w:rPr>
+          <w:lang w:val="en-GB"/>
+        </w:rPr>
+        <w:t xml:space="preserve">– </w:t>
+      </w:r>
+      <w:r>
+        <w:rPr>
+          <w:lang w:val="en-GB"/>
+        </w:rPr>
+        <w:t xml:space="preserve"> </w:t>
+      </w:r>
+      <w:r>
+        <w:rPr>
+          <w:lang w:val="en-GB"/>
+        </w:rPr>
+        <w:t xml:space="preserve">8 images were removed </w:t>
+      </w:r>
+      <w:r>
+        <w:rPr>
+          <w:lang w:val="en-GB"/>
+        </w:rPr>
+        <w:t xml:space="preserve">  </w:t>
+      </w:r>
+      <w:r>
+        <w:rPr>
+          <w:lang w:val="en-GB"/>
+        </w:rPr>
+        <w:t xml:space="preserve"> </w:t>
+      </w:r>
+      <w:r>
+        <w:rPr>
+          <w:lang w:val="en-GB"/>
+        </w:rPr>
+        <w:t>–</w:t>
+      </w:r>
+      <w:r>
+        <w:rPr>
+          <w:lang w:val="en-GB"/>
+        </w:rPr>
+        <w:t xml:space="preserve"> </w:t>
+      </w:r>
+      <w:r>
+        <w:rPr>
+          <w:lang w:val="en-GB"/>
+        </w:rPr>
+        <w:t xml:space="preserve"> New error=0.263</w:t>
+      </w:r>
+      <w:r>
+        <w:rPr>
+          <w:lang w:val="en-GB"/>
+        </w:rPr>
+        <w:t xml:space="preserve"> </w:t>
+      </w:r>
+    </w:p>
+    <w:p>
+      <w:pPr>
+        <w:pStyle w:val="Geenafstand"/>
         <w:rPr>
           <w:lang w:val="en-GB"/>
         </w:rPr>
@@ -3044,7 +5224,7 @@
     </w:p>
     <w:p>
       <w:pPr>
-        <w:pStyle w:val="NoSpacing"/>
+        <w:pStyle w:val="Geenafstand"/>
         <w:rPr>
           <w:b/>
           <w:sz w:val="24"/>
@@ -3057,1260 +5237,38 @@
           <w:sz w:val="24"/>
           <w:lang w:val="en-GB"/>
         </w:rPr>
-        <w:t>Choice tasks</w:t>
+        <w:t>Link to video</w:t>
       </w:r>
     </w:p>
     <w:p>
       <w:pPr>
-        <w:pStyle w:val="NoSpacing"/>
+        <w:pStyle w:val="Geenafstand"/>
         <w:rPr>
           <w:lang w:val="en-GB"/>
         </w:rPr>
       </w:pPr>
-      <w:r>
-        <w:rPr>
-          <w:b/>
-          <w:bCs/>
-          <w:lang w:val="en-GB"/>
-        </w:rPr>
-        <w:t xml:space="preserve">Choice task 2: </w:t>
-      </w:r>
-      <w:r>
-        <w:rPr>
-          <w:lang w:val="en-GB"/>
-        </w:rPr>
-        <w:t xml:space="preserve">The 6 thresholds were optimized using a grid-search. All possible combinations of the values </w:t>
-      </w:r>
-      <w:r>
-        <w:rPr>
-          <w:lang w:val="en-GB"/>
-        </w:rPr>
-        <w:t>0.5 through 10.0 (in 8 steps) were tried (</w:t>
-      </w:r>
-      <w:r>
-        <w:rPr>
-          <w:lang w:val="en-GB"/>
-        </w:rPr>
-        <w:t>1.679.616 combinations)</w:t>
-      </w:r>
-      <w:r>
-        <w:rPr>
-          <w:lang w:val="en-GB"/>
-        </w:rPr>
-        <w:t>. For video, for each combination, we applied this threshold to the background-subtraction method as described above.</w:t>
-      </w:r>
-      <w:r>
-        <w:rPr>
-          <w:lang w:val="en-GB"/>
-        </w:rPr>
-        <w:t xml:space="preserve"> We did not analyse every frame, instead applying a stride of</w:t>
-      </w:r>
-      <w:r>
-        <w:rPr>
-          <w:lang w:val="en-GB"/>
-        </w:rPr>
-        <w:t xml:space="preserve"> 20, meaning a frame is sampled every 20 frames</w:t>
-      </w:r>
-      <w:r>
-        <w:rPr>
-          <w:lang w:val="en-GB"/>
-        </w:rPr>
-        <w:t xml:space="preserve"> (this leaves </w:t>
-      </w:r>
-      <w:r>
-        <w:rPr>
-          <w:lang w:val="en-GB"/>
-        </w:rPr>
-        <w:t>21 validation frames)</w:t>
-      </w:r>
-      <w:r>
-        <w:rPr>
-          <w:lang w:val="en-GB"/>
-        </w:rPr>
-        <w:t>. On all of these frames, we applied a single erosion and dilation pass, to filter out the</w:t>
-      </w:r>
-      <w:r>
-        <w:rPr>
-          <w:lang w:val="en-GB"/>
-        </w:rPr>
-        <w:t xml:space="preserve"> smallest of floating pixels/noise.</w:t>
-      </w:r>
-      <w:r>
-        <w:rPr>
-          <w:lang w:val="en-GB"/>
-        </w:rPr>
-        <w:t xml:space="preserve"> We then see how many pixels were affected and normalize this by dividing by</w:t>
-      </w:r>
-      <w:r>
-        <w:rPr>
-          <w:lang w:val="en-GB"/>
-        </w:rPr>
-        <w:t xml:space="preserve"> the</w:t>
-      </w:r>
-      <w:r>
-        <w:rPr>
-          <w:lang w:val="en-GB"/>
-        </w:rPr>
-        <w:t xml:space="preserve"> total number of pixels. </w:t>
-      </w:r>
-      <w:r>
-        <w:rPr>
-          <w:lang w:val="en-GB"/>
-        </w:rPr>
-        <w:t>Then,</w:t>
-      </w:r>
-      <w:r>
-        <w:rPr>
-          <w:lang w:val="en-GB"/>
-        </w:rPr>
-        <w:t xml:space="preserve"> on the </w:t>
-      </w:r>
-      <w:r>
-        <w:rPr>
-          <w:lang w:val="en-GB"/>
-        </w:rPr>
-        <w:t>eroded image,</w:t>
-      </w:r>
-      <w:r>
-        <w:rPr>
-          <w:lang w:val="en-GB"/>
-        </w:rPr>
-        <w:t xml:space="preserve"> we counted all the connected shapes of </w:t>
-      </w:r>
-      <w:r>
-        <w:rPr>
-          <w:lang w:val="en-GB"/>
-        </w:rPr>
-        <w:t>20 or more pixels.</w:t>
-      </w:r>
-      <w:r>
-        <w:rPr>
-          <w:lang w:val="en-GB"/>
-        </w:rPr>
-        <w:t xml:space="preserve"> We also normalize this by dividing by the total number of connected shapes found. Both values get added together into a </w:t>
-      </w:r>
-      <w:r>
-        <w:rPr>
-          <w:i/>
-          <w:iCs/>
-          <w:lang w:val="en-GB"/>
-        </w:rPr>
-        <w:t>loss function</w:t>
-      </w:r>
-      <w:r>
-        <w:rPr>
-          <w:lang w:val="en-GB"/>
-        </w:rPr>
-        <w:t>. We then find the combination of hyperpar</w:t>
-      </w:r>
-      <w:r>
-        <w:rPr>
-          <w:lang w:val="en-GB"/>
-        </w:rPr>
-        <w:t>a</w:t>
-      </w:r>
-      <w:r>
-        <w:rPr>
-          <w:lang w:val="en-GB"/>
-        </w:rPr>
-        <w:t>m</w:t>
-      </w:r>
-      <w:r>
-        <w:rPr>
-          <w:lang w:val="en-GB"/>
-        </w:rPr>
-        <w:t>e</w:t>
-      </w:r>
-      <w:r>
-        <w:rPr>
-          <w:lang w:val="en-GB"/>
-        </w:rPr>
-        <w:t>ters that minimise this loss function</w:t>
-      </w:r>
-      <w:r>
-        <w:rPr>
-          <w:lang w:val="en-GB"/>
-        </w:rPr>
-        <w:t>. Doing this for every single camera got us</w:t>
-      </w:r>
-      <w:r>
-        <w:rPr>
-          <w:lang w:val="en-GB"/>
-        </w:rPr>
-        <w:t xml:space="preserve"> pretty good parameters resulting in</w:t>
-      </w:r>
-      <w:r>
-        <w:rPr>
-          <w:lang w:val="en-GB"/>
-        </w:rPr>
-        <w:t xml:space="preserve"> well working </w:t>
-      </w:r>
-      <w:r>
-        <w:rPr>
-          <w:lang w:val="en-GB"/>
-        </w:rPr>
-        <w:t xml:space="preserve">background subtraction. However, camera 2 had some issues with the ceiling showing up as foreground, adding lots of small noise elements leading to the thresholds being pushed towards the maximum of 10. This </w:t>
-      </w:r>
-      <w:r>
-        <w:rPr>
-          <w:lang w:val="en-GB"/>
-        </w:rPr>
-        <w:t>resulted in a less optimal result for the actual foreground person. The same can be said for the chessboard in the background of video 3. Therefore, we manually corrected the optimal thresholds for these videos</w:t>
-      </w:r>
-      <w:r>
-        <w:rPr>
-          <w:lang w:val="en-GB"/>
-        </w:rPr>
-        <w:t xml:space="preserve">. </w:t>
-      </w:r>
-      <w:r>
-        <w:rPr>
-          <w:i/>
-          <w:iCs/>
-          <w:lang w:val="en-GB"/>
-        </w:rPr>
-        <w:t>NOTE:</w:t>
-      </w:r>
-      <w:r>
-        <w:rPr>
-          <w:lang w:val="en-GB"/>
-        </w:rPr>
-        <w:t xml:space="preserve"> </w:t>
-      </w:r>
-      <w:r>
-        <w:rPr>
-          <w:i/>
-          <w:iCs/>
-          <w:lang w:val="en-GB"/>
-        </w:rPr>
-        <w:t>We talked about this with Ronald and were given the green light to do so</w:t>
-      </w:r>
-      <w:r>
-        <w:rPr>
-          <w:i/>
-          <w:iCs/>
-          <w:lang w:val="en-GB"/>
-        </w:rPr>
-        <w:t xml:space="preserve"> without having our points reducted.</w:t>
-      </w:r>
+      <w:hyperlink r:id="rId8" w:history="1">
+        <w:r>
+          <w:rPr>
+            <w:rStyle w:val="Hyperlink"/>
+            <w:lang w:val="en-GB"/>
+          </w:rPr>
+          <w:t>https://youtu.be/Ykr8Dk_2wiw</w:t>
+        </w:r>
+      </w:hyperlink>
     </w:p>
     <w:p>
       <w:pPr>
-        <w:pStyle w:val="NoSpacing"/>
-        <w:rPr>
-          <w:lang w:val="en-GB"/>
+        <w:pStyle w:val="Geenafstand"/>
+        <w:rPr>
+          <w:lang w:val="en-US"/>
         </w:rPr>
       </w:pPr>
       <w:r>
         <w:rPr>
-          <w:b/>
-          <w:bCs/>
-          <w:lang w:val="en-GB"/>
-        </w:rPr>
-        <w:t xml:space="preserve">Choice task 3: </w:t>
-      </w:r>
-      <w:r>
-        <w:rPr>
-          <w:lang w:val="en-GB"/>
-        </w:rPr>
-        <w:t xml:space="preserve">As stated before, for each camera, we have a set of 2D coordinates corresponding to each voxel. At the end of the projection step we have an equally long list of </w:t>
-      </w:r>
-      <w:r>
-        <w:rPr>
-          <w:lang w:val="en-GB"/>
-        </w:rPr>
-        <w:t xml:space="preserve">True False values, where True means the voxel should be drawn. We then simply apply this </w:t>
-      </w:r>
-      <w:r>
-        <w:rPr>
-          <w:lang w:val="en-GB"/>
-        </w:rPr>
-        <w:t xml:space="preserve">list as a mask to the 2D coordinates, leaving a set of coordinates for each video, that are visible from each camera. We extract all of the colour values from all these pixels and average them over all camera views. </w:t>
-      </w:r>
-      <w:r>
-        <w:rPr>
-          <w:lang w:val="en-GB"/>
-        </w:rPr>
-        <w:t>This leaves a set of colour values corresponding to each voxel</w:t>
-      </w:r>
-      <w:r>
-        <w:rPr>
-          <w:lang w:val="en-GB"/>
-        </w:rPr>
-        <w:t xml:space="preserve">, as the average of all camera views. </w:t>
-      </w:r>
-    </w:p>
-    <w:p>
-      <w:pPr>
-        <w:pStyle w:val="NoSpacing"/>
-        <w:rPr>
-          <w:lang w:val="en-GB"/>
-        </w:rPr>
-      </w:pPr>
-      <w:r>
-        <w:rPr>
-          <w:lang w:val="en-GB"/>
-        </w:rPr>
-        <w:t>Note here that this does not take into account if the voxel is directly visible from a camera perspective, only if the voxel is within the foreground line of sight. It can be obstructed</w:t>
-      </w:r>
-      <w:r>
-        <w:rPr>
-          <w:lang w:val="en-GB"/>
-        </w:rPr>
-        <w:t>. This means that some of the voxels will be coloured according to camera views that do not directly observe it. The colour value will therefore be skewed towards the value of the outer voxel that is obstructing it, as seen from that camera. We are aware this will not yield us full marks</w:t>
-      </w:r>
-      <w:r>
-        <w:rPr>
-          <w:lang w:val="en-GB"/>
-        </w:rPr>
-        <w:t>, only making us eligible for a maximum of 8.</w:t>
-      </w:r>
-    </w:p>
-    <w:p>
-      <w:pPr>
-        <w:pStyle w:val="NoSpacing"/>
-        <w:rPr>
-          <w:lang w:val="en-GB"/>
-        </w:rPr>
-      </w:pPr>
-      <w:r>
-        <w:rPr>
-          <w:b/>
-          <w:bCs/>
-          <w:lang w:val="en-GB"/>
-        </w:rPr>
-        <w:t xml:space="preserve">Choice task 5: </w:t>
-      </w:r>
-      <w:r>
-        <w:rPr>
-          <w:lang w:val="en-GB"/>
-        </w:rPr>
-        <w:t>For this choice task, Ronald primarily expected us</w:t>
-      </w:r>
-      <w:r>
-        <w:rPr>
-          <w:i/>
-          <w:iCs/>
-          <w:lang w:val="en-GB"/>
-        </w:rPr>
-        <w:t xml:space="preserve"> </w:t>
-      </w:r>
-      <w:r>
-        <w:rPr>
-          <w:lang w:val="en-GB"/>
-        </w:rPr>
-        <w:t>to apply the XOR idea mentioned in the lecture. However, we came to a different result with a different method. When discussing this on the 3</w:t>
-      </w:r>
-      <w:r>
-        <w:rPr>
-          <w:vertAlign w:val="superscript"/>
-          <w:lang w:val="en-GB"/>
-        </w:rPr>
-        <w:t>rd</w:t>
-      </w:r>
-      <w:r>
-        <w:rPr>
-          <w:lang w:val="en-GB"/>
-        </w:rPr>
-        <w:t xml:space="preserve"> of march with Ronald, we concluded together that our alternative would equally be legible for full marks, provided adequate execution.</w:t>
-      </w:r>
-      <w:r>
-        <w:rPr>
-          <w:lang w:val="en-GB"/>
-        </w:rPr>
-        <w:br/>
-        <w:t>Our method works as follows. First, we pre-load and pre-mask all the videos</w:t>
-      </w:r>
-      <w:r>
-        <w:rPr>
-          <w:lang w:val="en-GB"/>
-        </w:rPr>
-        <w:t>. Then we pre-define all the</w:t>
-      </w:r>
-      <w:r>
-        <w:rPr>
-          <w:lang w:val="en-GB"/>
-        </w:rPr>
-        <w:t xml:space="preserve"> 3D IRL coordinates in the voxel grid. We project these points onto each camera, based on their in- and extrinsics. This leaves a set of (x,y) coordinates</w:t>
-      </w:r>
-      <w:r>
-        <w:rPr>
-          <w:lang w:val="en-GB"/>
-        </w:rPr>
-        <w:t xml:space="preserve"> for every single pixel corresponding to each voxel, one set per camera. </w:t>
-      </w:r>
-      <w:r>
-        <w:rPr>
-          <w:lang w:val="en-GB"/>
-        </w:rPr>
-        <w:t xml:space="preserve">We then set the (x,y) coordinates of pixels that are not within the range of the image to (0,0) to prevent out of bounds errors (the pixel at 0,0 is always background in all videos). This leaves </w:t>
-      </w:r>
-      <w:r>
-        <w:rPr>
-          <w:lang w:val="en-GB"/>
-        </w:rPr>
-        <w:t>4</w:t>
-      </w:r>
-      <w:r>
-        <w:rPr>
-          <w:lang w:val="en-GB"/>
-        </w:rPr>
-        <w:t xml:space="preserve"> set</w:t>
-      </w:r>
-      <w:r>
-        <w:rPr>
-          <w:lang w:val="en-GB"/>
-        </w:rPr>
-        <w:t xml:space="preserve">s </w:t>
-      </w:r>
-      <w:r>
-        <w:rPr>
-          <w:lang w:val="en-GB"/>
-        </w:rPr>
-        <w:t xml:space="preserve">of </w:t>
-      </w:r>
-      <w:r>
-        <w:rPr>
-          <w:lang w:val="en-GB"/>
-        </w:rPr>
-        <w:t xml:space="preserve">96 x 128 x 96 </w:t>
-      </w:r>
-      <w:r>
-        <w:rPr>
-          <w:lang w:val="en-GB"/>
-        </w:rPr>
-        <w:t xml:space="preserve">(the voxel space dimensions) </w:t>
-      </w:r>
-      <w:r>
-        <w:rPr>
-          <w:lang w:val="en-GB"/>
-        </w:rPr>
-        <w:t xml:space="preserve">= </w:t>
-      </w:r>
-      <w:r>
-        <w:rPr>
-          <w:lang w:val="en-GB"/>
-        </w:rPr>
-        <w:t>1.179.648</w:t>
-      </w:r>
-      <w:r>
-        <w:rPr>
-          <w:lang w:val="en-GB"/>
-        </w:rPr>
-        <w:t xml:space="preserve"> </w:t>
-      </w:r>
-      <w:r>
-        <w:rPr>
-          <w:lang w:val="en-GB"/>
-        </w:rPr>
-        <w:t>coordinates. We lastly round the coordinates to integers. When processing a single frame, all of these coordinates can directly be used</w:t>
-      </w:r>
-      <w:r>
-        <w:rPr>
-          <w:lang w:val="en-GB"/>
-        </w:rPr>
-        <w:t xml:space="preserve"> as indexes in the masked frames, returning 4 lists of </w:t>
-      </w:r>
-      <w:r>
-        <w:rPr>
-          <w:lang w:val="en-GB"/>
-        </w:rPr>
-        <w:t>1.179.648</w:t>
-      </w:r>
-      <w:r>
-        <w:rPr>
-          <w:lang w:val="en-GB"/>
-        </w:rPr>
-        <w:t xml:space="preserve"> True-False values</w:t>
-      </w:r>
-      <w:r>
-        <w:rPr>
-          <w:lang w:val="en-GB"/>
-        </w:rPr>
-        <w:t>.</w:t>
-      </w:r>
-      <w:r>
-        <w:rPr>
-          <w:lang w:val="en-GB"/>
-        </w:rPr>
-        <w:t xml:space="preserve"> These are all processed at the exact same time using </w:t>
-      </w:r>
-      <w:r>
-        <w:rPr>
-          <w:lang w:val="en-GB"/>
-        </w:rPr>
-        <w:t>N</w:t>
-      </w:r>
-      <w:r>
-        <w:rPr>
-          <w:lang w:val="en-GB"/>
-        </w:rPr>
-        <w:t>um</w:t>
-      </w:r>
-      <w:r>
-        <w:rPr>
-          <w:lang w:val="en-GB"/>
-        </w:rPr>
-        <w:t>Py</w:t>
-      </w:r>
-      <w:r>
-        <w:rPr>
-          <w:lang w:val="en-GB"/>
-        </w:rPr>
-        <w:t xml:space="preserve"> parallelisation. We can then combine these 4 lists into 1 using an AND gate, leaving only True values for voxels that are visible from all 4 cameras. This mask can then be applied to the </w:t>
-      </w:r>
-      <w:r>
-        <w:rPr>
-          <w:lang w:val="en-GB"/>
-        </w:rPr>
-        <w:t>2</w:t>
-      </w:r>
-      <w:r>
-        <w:rPr>
-          <w:vertAlign w:val="superscript"/>
-          <w:lang w:val="en-GB"/>
-        </w:rPr>
-        <w:t>nd</w:t>
-      </w:r>
-      <w:r>
-        <w:rPr>
-          <w:lang w:val="en-GB"/>
-        </w:rPr>
-        <w:t xml:space="preserve"> voxel space we initialised (but did not yet mention in this choice task section). This voxel space </w:t>
-      </w:r>
-      <w:r>
-        <w:rPr>
-          <w:lang w:val="en-GB"/>
-        </w:rPr>
-        <w:t xml:space="preserve">consists of </w:t>
-      </w:r>
-      <w:r>
-        <w:rPr>
-          <w:lang w:val="en-GB"/>
-        </w:rPr>
-        <w:t>1.179.648</w:t>
-      </w:r>
-      <w:r>
-        <w:rPr>
-          <w:lang w:val="en-GB"/>
-        </w:rPr>
-        <w:t xml:space="preserve"> voxels, matching the coordinate system of the GitHub library we were tasked to use. Applying the list of True-False values as a mask to this voxel space yields us the coordinates of the voxels that should be turned on.</w:t>
-      </w:r>
-    </w:p>
-    <w:p>
-      <w:pPr>
-        <w:pStyle w:val="NoSpacing"/>
-        <w:rPr>
-          <w:lang w:val="en-GB"/>
-        </w:rPr>
-      </w:pPr>
-      <w:r>
-        <w:rPr>
-          <w:lang w:val="en-GB"/>
-        </w:rPr>
-        <w:lastRenderedPageBreak/>
-        <w:t xml:space="preserve">This means we do not apply the XOR method, but instead we process </w:t>
-      </w:r>
-      <w:r>
-        <w:rPr>
-          <w:lang w:val="en-GB"/>
-        </w:rPr>
-        <w:t>every single frame in O(1) time, as the compute time does not get slower when processing more or less pixels (provided they can all fit in RAM</w:t>
-      </w:r>
-      <w:r>
-        <w:rPr>
-          <w:lang w:val="en-GB"/>
-        </w:rPr>
-        <w:t xml:space="preserve">). This is all optimised using NumPy. </w:t>
-      </w:r>
-      <w:r>
-        <w:rPr>
-          <w:lang w:val="en-GB"/>
-        </w:rPr>
-        <w:t xml:space="preserve">Adding a XOR method would require index-wise separation, therefore adding more steps or math to convert the </w:t>
-      </w:r>
-      <w:r>
-        <w:rPr>
-          <w:lang w:val="en-GB"/>
-        </w:rPr>
-        <w:t xml:space="preserve">foreground pixel indices to voxel coordinates. This would therefore be more computationally intensive, and not save time (though it would significantly save on memory). Like stated at the start, we talked to Ronal about </w:t>
-      </w:r>
-      <w:r>
-        <w:rPr>
-          <w:lang w:val="en-GB"/>
-        </w:rPr>
-        <w:t xml:space="preserve">our method </w:t>
-      </w:r>
-      <w:r>
-        <w:rPr>
-          <w:lang w:val="en-GB"/>
-        </w:rPr>
-        <w:t>and both concluded that we showed an in-depth understanding of this choice task, even though we ended up with a different implementation.</w:t>
-      </w:r>
-    </w:p>
-    <w:p>
-      <w:pPr>
-        <w:pStyle w:val="NoSpacing"/>
-        <w:rPr>
-          <w:lang w:val="en-GB"/>
-        </w:rPr>
-      </w:pPr>
-      <w:r>
-        <w:rPr>
-          <w:b/>
-          <w:bCs/>
-          <w:lang w:val="en-GB"/>
-        </w:rPr>
-        <w:t>Choice task 6:</w:t>
-      </w:r>
-      <w:r>
-        <w:rPr>
-          <w:lang w:val="en-GB"/>
-        </w:rPr>
-        <w:t xml:space="preserve"> This task also refers to speeding up processing, yet</w:t>
-      </w:r>
-      <w:r>
-        <w:rPr>
-          <w:lang w:val="en-GB"/>
-        </w:rPr>
-        <w:t xml:space="preserve"> we already talked about the voxel reconstruction in task 5. We have however parallelised almost all parts of the assignment. For example, the background subtraction and the threshold optimisation. We used NumPy again to process all the frames of a camera view at once. The video </w:t>
-      </w:r>
-      <w:r>
-        <w:rPr>
-          <w:lang w:val="en-GB"/>
-        </w:rPr>
-        <w:t xml:space="preserve">was </w:t>
-      </w:r>
-      <w:r>
-        <w:rPr>
-          <w:lang w:val="en-GB"/>
-        </w:rPr>
-        <w:t>loaded in a NumPy array of shape (n_frames, width, height, 3)</w:t>
-      </w:r>
-      <w:r>
-        <w:rPr>
-          <w:lang w:val="en-GB"/>
-        </w:rPr>
-        <w:t>. All operations were performed on this entire video object (if possible). Starting with fitting the Gaussians. For this, we simply extracted the means and variances along axis 0</w:t>
-      </w:r>
-      <w:r>
-        <w:rPr>
-          <w:lang w:val="en-GB"/>
-        </w:rPr>
-        <w:t xml:space="preserve">, processing all frames at once. </w:t>
-      </w:r>
-      <w:r>
-        <w:rPr>
-          <w:lang w:val="en-GB"/>
-        </w:rPr>
-        <w:t>Then we</w:t>
-      </w:r>
-      <w:r>
-        <w:rPr>
-          <w:lang w:val="en-GB"/>
-        </w:rPr>
-        <w:t xml:space="preserve"> separate out the 3 colour channels and all at once, we can apply the thresholds to each entire video</w:t>
-      </w:r>
-      <w:r>
-        <w:rPr>
-          <w:lang w:val="en-GB"/>
-        </w:rPr>
-        <w:t>. This is not done frame by frame, but in O(1) time</w:t>
-      </w:r>
-      <w:r>
-        <w:rPr>
-          <w:lang w:val="en-GB"/>
-        </w:rPr>
-        <w:t xml:space="preserve">, per colour channel. </w:t>
-      </w:r>
-      <w:r>
-        <w:rPr>
-          <w:lang w:val="en-GB"/>
-        </w:rPr>
-        <w:t xml:space="preserve"> </w:t>
-      </w:r>
-      <w:r>
-        <w:rPr>
-          <w:lang w:val="en-GB"/>
-        </w:rPr>
-        <w:t xml:space="preserve">Sadly, post-processing has to be done frame by frame, as the OpenCV functions do not support entire videos. </w:t>
-      </w:r>
-    </w:p>
-    <w:p>
-      <w:pPr>
-        <w:pStyle w:val="NoSpacing"/>
-        <w:rPr>
-          <w:lang w:val="en-GB"/>
-        </w:rPr>
-      </w:pPr>
-      <w:r>
-        <w:rPr>
-          <w:lang w:val="en-GB"/>
-        </w:rPr>
-        <w:t xml:space="preserve">Lastly, we also parallelised the process of finding optimal thresholds, using grid search. For this, we used JobLib to spawn multiple processes, equally spreading the tasks in the grid amongst them. This way, we sped up the process of finding the optimal thresholds </w:t>
-      </w:r>
-      <w:r>
-        <w:rPr>
-          <w:lang w:val="en-GB"/>
-        </w:rPr>
-        <w:t>by 16 times (on a 16 core cpu).</w:t>
-      </w:r>
-      <w:r>
-        <w:rPr>
-          <w:lang w:val="en-GB"/>
-        </w:rPr>
-        <w:t xml:space="preserve"> This is the only way we could realistically optimise all thresholds, as even now it took ~4 hours per camera perspective.</w:t>
-      </w:r>
-    </w:p>
-    <w:p>
-      <w:pPr>
-        <w:pStyle w:val="NoSpacing"/>
-        <w:rPr>
-          <w:lang w:val="en-GB"/>
-        </w:rPr>
-      </w:pPr>
-      <w:r>
-        <w:rPr>
-          <w:b/>
-          <w:bCs/>
-          <w:lang w:val="en-GB"/>
-        </w:rPr>
-        <w:t xml:space="preserve">Choice task 7: </w:t>
-      </w:r>
-      <w:r>
-        <w:rPr>
-          <w:lang w:val="en-GB"/>
-        </w:rPr>
-        <w:t xml:space="preserve">For this task, we first put all of our images, for each camera, through the </w:t>
-      </w:r>
-      <w:r>
-        <w:rPr>
-          <w:i/>
-          <w:iCs/>
-          <w:lang w:val="en-GB"/>
-        </w:rPr>
-        <w:t>calibrateCamera</w:t>
-      </w:r>
-      <w:r>
-        <w:rPr>
-          <w:lang w:val="en-GB"/>
-        </w:rPr>
-        <w:t xml:space="preserve"> function. This function returns a re-projection error. Doing this for all cameras gave us 4 baselines. Then, step by step, we took out individual images and calibrated the others together. This also gave an error. If the calibration was worse than before, this image was labelled as rejected. After testing each individual image, we left out all images that negatively impacted the error and calibrated again. </w:t>
-      </w:r>
-      <w:r>
-        <w:rPr>
-          <w:lang w:val="en-GB"/>
-        </w:rPr>
-        <w:t>These are the results:</w:t>
-      </w:r>
-    </w:p>
-    <w:p>
-      <w:pPr>
-        <w:pStyle w:val="NoSpacing"/>
-        <w:rPr>
-          <w:lang w:val="en-GB"/>
-        </w:rPr>
-      </w:pPr>
-      <w:r>
-        <w:rPr>
-          <w:u w:val="single"/>
-          <w:lang w:val="en-GB"/>
-        </w:rPr>
-        <w:t xml:space="preserve">Camera </w:t>
-      </w:r>
-      <w:r>
-        <w:rPr>
-          <w:u w:val="single"/>
-          <w:lang w:val="en-GB"/>
-        </w:rPr>
-        <w:t>1</w:t>
-      </w:r>
-      <w:r>
-        <w:rPr>
-          <w:u w:val="single"/>
-          <w:lang w:val="en-GB"/>
-        </w:rPr>
-        <w:t>:</w:t>
-      </w:r>
-      <w:r>
-        <w:rPr>
-          <w:u w:val="single"/>
-          <w:lang w:val="en-GB"/>
-        </w:rPr>
-        <w:t xml:space="preserve"> </w:t>
-      </w:r>
-      <w:r>
-        <w:rPr>
-          <w:lang w:val="en-GB"/>
-        </w:rPr>
-        <w:t xml:space="preserve"> Original error=</w:t>
-      </w:r>
-      <w:r>
-        <w:rPr>
-          <w:lang w:val="en-GB"/>
-        </w:rPr>
-        <w:t xml:space="preserve">0.959 </w:t>
-      </w:r>
-      <w:r>
-        <w:rPr>
-          <w:lang w:val="en-GB"/>
-        </w:rPr>
-        <w:t xml:space="preserve"> </w:t>
-      </w:r>
-      <w:r>
-        <w:rPr>
-          <w:lang w:val="en-GB"/>
-        </w:rPr>
-        <w:t xml:space="preserve">– </w:t>
-      </w:r>
-      <w:r>
-        <w:rPr>
-          <w:lang w:val="en-GB"/>
-        </w:rPr>
-        <w:t xml:space="preserve"> </w:t>
-      </w:r>
-      <w:r>
-        <w:rPr>
-          <w:lang w:val="en-GB"/>
-        </w:rPr>
-        <w:t>11</w:t>
-      </w:r>
-      <w:r>
-        <w:rPr>
-          <w:lang w:val="en-GB"/>
-        </w:rPr>
-        <w:t xml:space="preserve"> images were removed </w:t>
-      </w:r>
-      <w:r>
-        <w:rPr>
-          <w:lang w:val="en-GB"/>
-        </w:rPr>
-        <w:t xml:space="preserve"> </w:t>
-      </w:r>
-      <w:r>
-        <w:rPr>
-          <w:lang w:val="en-GB"/>
-        </w:rPr>
-        <w:t xml:space="preserve">– </w:t>
-      </w:r>
-      <w:r>
-        <w:rPr>
-          <w:lang w:val="en-GB"/>
-        </w:rPr>
-        <w:t xml:space="preserve"> </w:t>
-      </w:r>
-      <w:r>
-        <w:rPr>
-          <w:lang w:val="en-GB"/>
-        </w:rPr>
-        <w:t>New error=0.</w:t>
-      </w:r>
-      <w:r>
-        <w:rPr>
-          <w:lang w:val="en-GB"/>
-        </w:rPr>
-        <w:t>346</w:t>
-      </w:r>
-    </w:p>
-    <w:p>
-      <w:pPr>
-        <w:pStyle w:val="NoSpacing"/>
-        <w:rPr>
-          <w:lang w:val="en-GB"/>
-        </w:rPr>
-      </w:pPr>
-      <w:r>
-        <w:rPr>
-          <w:u w:val="single"/>
-          <w:lang w:val="en-GB"/>
-        </w:rPr>
-        <w:t>Camera 4:</w:t>
-      </w:r>
-      <w:r>
-        <w:rPr>
-          <w:u w:val="single"/>
-          <w:lang w:val="en-GB"/>
-        </w:rPr>
-        <w:t xml:space="preserve"> </w:t>
-      </w:r>
-      <w:r>
-        <w:rPr>
-          <w:lang w:val="en-GB"/>
-        </w:rPr>
-        <w:t xml:space="preserve"> Original error=</w:t>
-      </w:r>
-      <w:r>
-        <w:rPr>
-          <w:lang w:val="en-GB"/>
-        </w:rPr>
-        <w:t>0.554</w:t>
-      </w:r>
-      <w:r>
-        <w:rPr>
-          <w:lang w:val="en-GB"/>
-        </w:rPr>
-        <w:t xml:space="preserve"> </w:t>
-      </w:r>
-      <w:r>
-        <w:rPr>
-          <w:lang w:val="en-GB"/>
-        </w:rPr>
-        <w:t xml:space="preserve"> –</w:t>
-      </w:r>
-      <w:r>
-        <w:rPr>
-          <w:lang w:val="en-GB"/>
-        </w:rPr>
-        <w:t xml:space="preserve"> </w:t>
-      </w:r>
-      <w:r>
-        <w:rPr>
-          <w:lang w:val="en-GB"/>
-        </w:rPr>
-        <w:t xml:space="preserve"> 3</w:t>
-      </w:r>
-      <w:r>
-        <w:rPr>
-          <w:lang w:val="en-GB"/>
-        </w:rPr>
-        <w:t xml:space="preserve"> images were removed</w:t>
-      </w:r>
-      <w:r>
-        <w:rPr>
-          <w:lang w:val="en-GB"/>
-        </w:rPr>
-        <w:t xml:space="preserve">  </w:t>
-      </w:r>
-      <w:r>
-        <w:rPr>
-          <w:lang w:val="en-GB"/>
-        </w:rPr>
-        <w:t xml:space="preserve"> </w:t>
-      </w:r>
-      <w:r>
-        <w:rPr>
-          <w:lang w:val="en-GB"/>
-        </w:rPr>
-        <w:t xml:space="preserve"> –</w:t>
-      </w:r>
-      <w:r>
-        <w:rPr>
-          <w:lang w:val="en-GB"/>
-        </w:rPr>
-        <w:t xml:space="preserve"> </w:t>
-      </w:r>
-      <w:r>
-        <w:rPr>
-          <w:lang w:val="en-GB"/>
-        </w:rPr>
-        <w:t xml:space="preserve"> New error=0.</w:t>
-      </w:r>
-      <w:r>
-        <w:rPr>
-          <w:lang w:val="en-GB"/>
-        </w:rPr>
-        <w:t>262</w:t>
-      </w:r>
-    </w:p>
-    <w:p>
-      <w:pPr>
-        <w:pStyle w:val="NoSpacing"/>
-        <w:rPr>
-          <w:lang w:val="en-GB"/>
-        </w:rPr>
-      </w:pPr>
-      <w:r>
-        <w:rPr>
-          <w:u w:val="single"/>
-          <w:lang w:val="en-GB"/>
-        </w:rPr>
-        <w:t>Camera 4:</w:t>
-      </w:r>
-      <w:r>
-        <w:rPr>
-          <w:u w:val="single"/>
-          <w:lang w:val="en-GB"/>
-        </w:rPr>
-        <w:t xml:space="preserve"> </w:t>
-      </w:r>
-      <w:r>
-        <w:rPr>
-          <w:lang w:val="en-GB"/>
-        </w:rPr>
-        <w:t xml:space="preserve"> Original error=1.</w:t>
-      </w:r>
-      <w:r>
-        <w:rPr>
-          <w:lang w:val="en-GB"/>
-        </w:rPr>
-        <w:t xml:space="preserve">212 </w:t>
-      </w:r>
-      <w:r>
-        <w:rPr>
-          <w:lang w:val="en-GB"/>
-        </w:rPr>
-        <w:t xml:space="preserve"> – </w:t>
-      </w:r>
-      <w:r>
-        <w:rPr>
-          <w:lang w:val="en-GB"/>
-        </w:rPr>
-        <w:t xml:space="preserve"> 1</w:t>
-      </w:r>
-      <w:r>
-        <w:rPr>
-          <w:lang w:val="en-GB"/>
-        </w:rPr>
-        <w:t xml:space="preserve"> image</w:t>
-      </w:r>
-      <w:r>
-        <w:rPr>
-          <w:lang w:val="en-GB"/>
-        </w:rPr>
-        <w:t xml:space="preserve"> </w:t>
-      </w:r>
-      <w:r>
-        <w:rPr>
-          <w:lang w:val="en-GB"/>
-        </w:rPr>
-        <w:t>w</w:t>
-      </w:r>
-      <w:r>
-        <w:rPr>
-          <w:lang w:val="en-GB"/>
-        </w:rPr>
-        <w:t xml:space="preserve">as </w:t>
-      </w:r>
-      <w:r>
-        <w:rPr>
-          <w:lang w:val="en-GB"/>
-        </w:rPr>
-        <w:t xml:space="preserve">removed </w:t>
-      </w:r>
-      <w:r>
-        <w:rPr>
-          <w:lang w:val="en-GB"/>
-        </w:rPr>
-        <w:t xml:space="preserve">     </w:t>
-      </w:r>
-      <w:r>
-        <w:rPr>
-          <w:lang w:val="en-GB"/>
-        </w:rPr>
-        <w:t xml:space="preserve"> </w:t>
-      </w:r>
-      <w:r>
-        <w:rPr>
-          <w:lang w:val="en-GB"/>
-        </w:rPr>
-        <w:t xml:space="preserve"> </w:t>
-      </w:r>
-      <w:r>
-        <w:rPr>
-          <w:lang w:val="en-GB"/>
-        </w:rPr>
-        <w:t>–</w:t>
-      </w:r>
-      <w:r>
-        <w:rPr>
-          <w:lang w:val="en-GB"/>
-        </w:rPr>
-        <w:t xml:space="preserve"> </w:t>
-      </w:r>
-      <w:r>
-        <w:rPr>
-          <w:lang w:val="en-GB"/>
-        </w:rPr>
-        <w:t xml:space="preserve"> New error=0.</w:t>
-      </w:r>
-      <w:r>
-        <w:rPr>
-          <w:lang w:val="en-GB"/>
-        </w:rPr>
-        <w:t>196</w:t>
-      </w:r>
-    </w:p>
-    <w:p>
-      <w:pPr>
-        <w:pStyle w:val="NoSpacing"/>
-        <w:rPr>
-          <w:lang w:val="en-GB"/>
-        </w:rPr>
-      </w:pPr>
-      <w:r>
-        <w:rPr>
-          <w:u w:val="single"/>
-          <w:lang w:val="en-GB"/>
-        </w:rPr>
-        <w:t>Camera 4:</w:t>
-      </w:r>
-      <w:r>
-        <w:rPr>
-          <w:u w:val="single"/>
-          <w:lang w:val="en-GB"/>
-        </w:rPr>
-        <w:t xml:space="preserve"> </w:t>
-      </w:r>
-      <w:r>
-        <w:rPr>
-          <w:lang w:val="en-GB"/>
-        </w:rPr>
-        <w:t xml:space="preserve"> </w:t>
-      </w:r>
-      <w:r>
-        <w:rPr>
-          <w:lang w:val="en-GB"/>
-        </w:rPr>
-        <w:t>O</w:t>
-      </w:r>
-      <w:r>
-        <w:rPr>
-          <w:lang w:val="en-GB"/>
-        </w:rPr>
-        <w:t>riginal</w:t>
-      </w:r>
-      <w:r>
-        <w:rPr>
-          <w:lang w:val="en-GB"/>
-        </w:rPr>
-        <w:t xml:space="preserve"> error</w:t>
-      </w:r>
-      <w:r>
-        <w:rPr>
-          <w:lang w:val="en-GB"/>
-        </w:rPr>
-        <w:t>=</w:t>
-      </w:r>
-      <w:r>
-        <w:rPr>
-          <w:lang w:val="en-GB"/>
-        </w:rPr>
-        <w:t xml:space="preserve">1.284 </w:t>
-      </w:r>
-      <w:r>
-        <w:rPr>
-          <w:lang w:val="en-GB"/>
-        </w:rPr>
-        <w:t xml:space="preserve"> </w:t>
-      </w:r>
-      <w:r>
-        <w:rPr>
-          <w:lang w:val="en-GB"/>
-        </w:rPr>
-        <w:t xml:space="preserve">– </w:t>
-      </w:r>
-      <w:r>
-        <w:rPr>
-          <w:lang w:val="en-GB"/>
-        </w:rPr>
-        <w:t xml:space="preserve"> </w:t>
-      </w:r>
-      <w:r>
-        <w:rPr>
-          <w:lang w:val="en-GB"/>
-        </w:rPr>
-        <w:t xml:space="preserve">8 images were removed </w:t>
-      </w:r>
-      <w:r>
-        <w:rPr>
-          <w:lang w:val="en-GB"/>
-        </w:rPr>
-        <w:t xml:space="preserve">  </w:t>
-      </w:r>
-      <w:r>
-        <w:rPr>
-          <w:lang w:val="en-GB"/>
-        </w:rPr>
-        <w:t xml:space="preserve"> </w:t>
-      </w:r>
-      <w:r>
-        <w:rPr>
-          <w:lang w:val="en-GB"/>
-        </w:rPr>
-        <w:t>–</w:t>
-      </w:r>
-      <w:r>
-        <w:rPr>
-          <w:lang w:val="en-GB"/>
-        </w:rPr>
-        <w:t xml:space="preserve"> </w:t>
-      </w:r>
-      <w:r>
-        <w:rPr>
-          <w:lang w:val="en-GB"/>
-        </w:rPr>
-        <w:t xml:space="preserve"> New error=0.263</w:t>
-      </w:r>
-      <w:r>
-        <w:rPr>
-          <w:lang w:val="en-GB"/>
-        </w:rPr>
-        <w:t xml:space="preserve"> </w:t>
-      </w:r>
-    </w:p>
-    <w:p>
-      <w:pPr>
-        <w:pStyle w:val="NoSpacing"/>
-        <w:rPr>
-          <w:b/>
-          <w:sz w:val="24"/>
-          <w:lang w:val="en-GB"/>
-        </w:rPr>
-      </w:pPr>
-    </w:p>
-    <w:p>
-      <w:pPr>
-        <w:pStyle w:val="NoSpacing"/>
-        <w:rPr>
-          <w:lang w:val="en-GB"/>
-        </w:rPr>
-      </w:pPr>
-      <w:r>
-        <w:rPr>
-          <w:highlight w:val="yellow"/>
-          <w:lang w:val="en-GB"/>
-        </w:rPr>
-        <w:t>(Indicate which ones you did, and how you did them; Approx. one third of a page.)</w:t>
-      </w:r>
-    </w:p>
-    <w:p>
-      <w:pPr>
-        <w:pStyle w:val="NoSpacing"/>
-        <w:rPr>
-          <w:lang w:val="en-GB"/>
-        </w:rPr>
-      </w:pPr>
-    </w:p>
-    <w:p>
-      <w:pPr>
-        <w:pStyle w:val="NoSpacing"/>
-        <w:rPr>
-          <w:b/>
-          <w:sz w:val="24"/>
-          <w:lang w:val="en-GB"/>
-        </w:rPr>
-      </w:pPr>
-      <w:r>
-        <w:rPr>
-          <w:b/>
-          <w:sz w:val="24"/>
-          <w:lang w:val="en-GB"/>
-        </w:rPr>
-        <w:t>Link to video</w:t>
-      </w:r>
-    </w:p>
-    <w:p>
-      <w:pPr>
-        <w:pStyle w:val="NoSpacing"/>
-        <w:rPr>
-          <w:lang w:val="en-US"/>
-        </w:rPr>
-      </w:pPr>
-      <w:r>
-        <w:rPr>
-          <w:lang w:val="en-GB"/>
-        </w:rPr>
-        <w:t>(Link to a video (Youtube, Vimeo, Wetransfer, etc.) clearly showing the 3D reconstruction of the input videos. Make sure the link is accessible by r.w.poppe@uu.nl and m.doyran@uu.nl.)</w:t>
+          <w:lang w:val="en-GB"/>
+        </w:rPr>
+        <w:t>This video shows the following: first the camera positions and angles are shown, then the entire video is played while the camera flies around (rendering the entire video takes 20.8 seconds), lastly, the camera zooms in on some of the smaller details, such as the shadows, the hole as seen from camera 1, and the legs of the person and the chair.</w:t>
       </w:r>
     </w:p>
     <w:sectPr>
@@ -4718,20 +5676,19 @@
     <w:lsdException w:name="Unresolved Mention" w:semiHidden="1" w:unhideWhenUsed="1"/>
     <w:lsdException w:name="Smart Link" w:semiHidden="1" w:unhideWhenUsed="1"/>
   </w:latentStyles>
-  <w:style w:type="paragraph" w:default="1" w:styleId="Normal">
+  <w:style w:type="paragraph" w:default="1" w:styleId="Standaard">
     <w:name w:val="Normal"/>
     <w:qFormat/>
     <w:rPr>
       <w:lang w:val="en-GB"/>
     </w:rPr>
   </w:style>
-  <w:style w:type="character" w:default="1" w:styleId="DefaultParagraphFont">
+  <w:style w:type="character" w:default="1" w:styleId="Standaardalinea-lettertype">
     <w:name w:val="Default Paragraph Font"/>
     <w:uiPriority w:val="1"/>
-    <w:semiHidden/>
     <w:unhideWhenUsed/>
   </w:style>
-  <w:style w:type="table" w:default="1" w:styleId="TableNormal">
+  <w:style w:type="table" w:default="1" w:styleId="Standaardtabel">
     <w:name w:val="Normal Table"/>
     <w:uiPriority w:val="99"/>
     <w:semiHidden/>
@@ -4746,13 +5703,13 @@
       </w:tblCellMar>
     </w:tblPr>
   </w:style>
-  <w:style w:type="numbering" w:default="1" w:styleId="NoList">
+  <w:style w:type="numbering" w:default="1" w:styleId="Geenlijst">
     <w:name w:val="No List"/>
     <w:uiPriority w:val="99"/>
     <w:semiHidden/>
     <w:unhideWhenUsed/>
   </w:style>
-  <w:style w:type="paragraph" w:styleId="NoSpacing">
+  <w:style w:type="paragraph" w:styleId="Geenafstand">
     <w:name w:val="No Spacing"/>
     <w:uiPriority w:val="1"/>
     <w:qFormat/>
@@ -4761,9 +5718,9 @@
       <w:spacing w:after="0" w:line="240" w:lineRule="auto"/>
     </w:pPr>
   </w:style>
-  <w:style w:type="character" w:styleId="PlaceholderText">
+  <w:style w:type="character" w:styleId="Tekstvantijdelijkeaanduiding">
     <w:name w:val="Placeholder Text"/>
-    <w:basedOn w:val="DefaultParagraphFont"/>
+    <w:basedOn w:val="Standaardalinea-lettertype"/>
     <w:uiPriority w:val="99"/>
     <w:semiHidden/>
     <w:rsid w:val="00BF402B"/>
@@ -4771,10 +5728,10 @@
       <w:color w:val="666666"/>
     </w:rPr>
   </w:style>
-  <w:style w:type="paragraph" w:styleId="Caption">
+  <w:style w:type="paragraph" w:styleId="Bijschrift">
     <w:name w:val="caption"/>
-    <w:basedOn w:val="Normal"/>
-    <w:next w:val="Normal"/>
+    <w:basedOn w:val="Standaard"/>
+    <w:next w:val="Standaard"/>
     <w:uiPriority w:val="35"/>
     <w:unhideWhenUsed/>
     <w:qFormat/>
@@ -4788,6 +5745,48 @@
       <w:color w:val="44546A" w:themeColor="text2"/>
       <w:sz w:val="18"/>
       <w:szCs w:val="18"/>
+    </w:rPr>
+  </w:style>
+  <w:style w:type="table" w:styleId="Tabelraster">
+    <w:name w:val="Table Grid"/>
+    <w:basedOn w:val="Standaardtabel"/>
+    <w:uiPriority w:val="39"/>
+    <w:rsid w:val="000667A0"/>
+    <w:pPr>
+      <w:spacing w:after="0" w:line="240" w:lineRule="auto"/>
+    </w:pPr>
+    <w:tblPr>
+      <w:tblBorders>
+        <w:top w:val="single" w:sz="4" w:space="0" w:color="auto"/>
+        <w:left w:val="single" w:sz="4" w:space="0" w:color="auto"/>
+        <w:bottom w:val="single" w:sz="4" w:space="0" w:color="auto"/>
+        <w:right w:val="single" w:sz="4" w:space="0" w:color="auto"/>
+        <w:insideH w:val="single" w:sz="4" w:space="0" w:color="auto"/>
+        <w:insideV w:val="single" w:sz="4" w:space="0" w:color="auto"/>
+      </w:tblBorders>
+    </w:tblPr>
+  </w:style>
+  <w:style w:type="character" w:styleId="Hyperlink">
+    <w:name w:val="Hyperlink"/>
+    <w:basedOn w:val="Standaardalinea-lettertype"/>
+    <w:uiPriority w:val="99"/>
+    <w:unhideWhenUsed/>
+    <w:rsid w:val="00911F62"/>
+    <w:rPr>
+      <w:color w:val="0563C1" w:themeColor="hyperlink"/>
+      <w:u w:val="single"/>
+    </w:rPr>
+  </w:style>
+  <w:style w:type="character" w:styleId="Onopgelostemelding">
+    <w:name w:val="Unresolved Mention"/>
+    <w:basedOn w:val="Standaardalinea-lettertype"/>
+    <w:uiPriority w:val="99"/>
+    <w:semiHidden/>
+    <w:unhideWhenUsed/>
+    <w:rsid w:val="00911F62"/>
+    <w:rPr>
+      <w:color w:val="605E5C"/>
+      <w:shd w:val="clear" w:color="auto" w:fill="E1DFDD"/>
     </w:rPr>
   </w:style>
 </w:styles>

--- a/assignment_2/infomcv_assignment_2_report.docx
+++ b/assignment_2/infomcv_assignment_2_report.docx
@@ -4,7 +4,7 @@
   <w:body>
     <w:p>
       <w:pPr>
-        <w:pStyle w:val="Geenafstand"/>
+        <w:pStyle w:val="NoSpacing"/>
         <w:jc w:val="center"/>
         <w:rPr>
           <w:b/>
@@ -16,12 +16,28 @@
           <w:b/>
           <w:sz w:val="28"/>
         </w:rPr>
-        <w:t>INFOMCV Assignment 2</w:t>
+        <w:t xml:space="preserve">INFOMCV </w:t>
+      </w:r>
+      <w:proofErr w:type="spellStart"/>
+      <w:r>
+        <w:rPr>
+          <w:b/>
+          <w:sz w:val="28"/>
+        </w:rPr>
+        <w:t>Assignment</w:t>
+      </w:r>
+      <w:proofErr w:type="spellEnd"/>
+      <w:r>
+        <w:rPr>
+          <w:b/>
+          <w:sz w:val="28"/>
+        </w:rPr>
+        <w:t xml:space="preserve"> 2</w:t>
       </w:r>
     </w:p>
     <w:p>
       <w:pPr>
-        <w:pStyle w:val="Geenafstand"/>
+        <w:pStyle w:val="NoSpacing"/>
         <w:jc w:val="center"/>
         <w:rPr>
           <w:b/>
@@ -40,12 +56,28 @@
           <w:b/>
           <w:sz w:val="28"/>
         </w:rPr>
-        <w:t>eemskerk (group 69)</w:t>
+        <w:t>eemskerk (</w:t>
+      </w:r>
+      <w:proofErr w:type="spellStart"/>
+      <w:r>
+        <w:rPr>
+          <w:b/>
+          <w:sz w:val="28"/>
+        </w:rPr>
+        <w:t>group</w:t>
+      </w:r>
+      <w:proofErr w:type="spellEnd"/>
+      <w:r>
+        <w:rPr>
+          <w:b/>
+          <w:sz w:val="28"/>
+        </w:rPr>
+        <w:t xml:space="preserve"> 69)</w:t>
       </w:r>
     </w:p>
     <w:p>
       <w:pPr>
-        <w:pStyle w:val="Geenafstand"/>
+        <w:pStyle w:val="NoSpacing"/>
         <w:rPr>
           <w:b/>
           <w:sz w:val="28"/>
@@ -54,12 +86,12 @@
     </w:p>
     <w:p>
       <w:pPr>
-        <w:pStyle w:val="Geenafstand"/>
+        <w:pStyle w:val="NoSpacing"/>
       </w:pPr>
     </w:p>
     <w:p>
       <w:pPr>
-        <w:pStyle w:val="Geenafstand"/>
+        <w:pStyle w:val="NoSpacing"/>
         <w:rPr>
           <w:b/>
           <w:sz w:val="24"/>
@@ -77,7 +109,7 @@
     </w:p>
     <w:p>
       <w:pPr>
-        <w:pStyle w:val="Geenafstand"/>
+        <w:pStyle w:val="NoSpacing"/>
         <w:rPr>
           <w:lang w:val="en-GB"/>
         </w:rPr>
@@ -94,7 +126,19 @@
         <w:rPr>
           <w:lang w:val="en-GB"/>
         </w:rPr>
-        <w:t xml:space="preserve"> For each camera-view, for each individual pixel location, we fit 1 single gaussian. We then use 6 thresholds</w:t>
+        <w:t xml:space="preserve"> For each camera-view, for each individual pixel location, we fit </w:t>
+      </w:r>
+      <w:r>
+        <w:rPr>
+          <w:lang w:val="en-GB"/>
+        </w:rPr>
+        <w:t>a</w:t>
+      </w:r>
+      <w:r>
+        <w:rPr>
+          <w:lang w:val="en-GB"/>
+        </w:rPr>
+        <w:t xml:space="preserve"> single gaussian. We then use 6 thresholds</w:t>
       </w:r>
       <w:r>
         <w:rPr>
@@ -119,7 +163,7 @@
     </w:p>
     <w:p>
       <w:pPr>
-        <w:pStyle w:val="Geenafstand"/>
+        <w:pStyle w:val="NoSpacing"/>
         <w:rPr>
           <w:lang w:val="en-GB"/>
         </w:rPr>
@@ -165,7 +209,7 @@
     </w:p>
     <w:p>
       <w:pPr>
-        <w:pStyle w:val="Geenafstand"/>
+        <w:pStyle w:val="NoSpacing"/>
         <w:rPr>
           <w:lang w:val="en-GB"/>
         </w:rPr>
@@ -412,12 +456,24 @@
         <w:rPr>
           <w:lang w:val="en-GB"/>
         </w:rPr>
-        <w:t xml:space="preserve"> on the space, and that the voxel coordinates are whole numbers that work well with the library.</w:t>
+        <w:t xml:space="preserve"> on the space, and that the voxel coordinates are whole numbers </w:t>
+      </w:r>
+      <w:r>
+        <w:rPr>
+          <w:lang w:val="en-GB"/>
+        </w:rPr>
+        <w:t>as required by the provided library</w:t>
+      </w:r>
+      <w:r>
+        <w:rPr>
+          <w:lang w:val="en-GB"/>
+        </w:rPr>
+        <w:t>.</w:t>
       </w:r>
     </w:p>
     <w:p>
       <w:pPr>
-        <w:pStyle w:val="Geenafstand"/>
+        <w:pStyle w:val="NoSpacing"/>
         <w:rPr>
           <w:lang w:val="en-GB"/>
         </w:rPr>
@@ -426,7 +482,21 @@
         <w:rPr>
           <w:lang w:val="en-GB"/>
         </w:rPr>
-        <w:t xml:space="preserve">Then, we project all the points in the 3D coordinate grid onto the 2D image frame, using the different camera in- and extrinsics. </w:t>
+        <w:t xml:space="preserve">Then, we project all the points in the 3D coordinate grid onto the 2D image frame, using the different camera in- and </w:t>
+      </w:r>
+      <w:proofErr w:type="spellStart"/>
+      <w:r>
+        <w:rPr>
+          <w:lang w:val="en-GB"/>
+        </w:rPr>
+        <w:t>extrinsics</w:t>
+      </w:r>
+      <w:proofErr w:type="spellEnd"/>
+      <w:r>
+        <w:rPr>
+          <w:lang w:val="en-GB"/>
+        </w:rPr>
+        <w:t xml:space="preserve">. </w:t>
       </w:r>
       <w:r>
         <w:rPr>
@@ -455,7 +525,7 @@
     </w:p>
     <w:p>
       <w:pPr>
-        <w:pStyle w:val="Geenafstand"/>
+        <w:pStyle w:val="NoSpacing"/>
         <w:rPr>
           <w:lang w:val="en-GB"/>
         </w:rPr>
@@ -464,7 +534,19 @@
         <w:rPr>
           <w:lang w:val="en-GB"/>
         </w:rPr>
-        <w:t>Only now we start processing individual images to produce a video. For every masked frame, we use the list of projected point coordinates to index the masked frame.</w:t>
+        <w:t xml:space="preserve">Only now </w:t>
+      </w:r>
+      <w:r>
+        <w:rPr>
+          <w:lang w:val="en-GB"/>
+        </w:rPr>
+        <w:t xml:space="preserve">do </w:t>
+      </w:r>
+      <w:r>
+        <w:rPr>
+          <w:lang w:val="en-GB"/>
+        </w:rPr>
+        <w:t>we start processing individual images to produce a video. For every masked frame, we use the list of projected point coordinates to index the masked frame.</w:t>
       </w:r>
       <w:r>
         <w:rPr>
@@ -493,7 +575,7 @@
     </w:p>
     <w:p>
       <w:pPr>
-        <w:pStyle w:val="Geenafstand"/>
+        <w:pStyle w:val="NoSpacing"/>
         <w:rPr>
           <w:lang w:val="en-GB"/>
         </w:rPr>
@@ -501,7 +583,7 @@
     </w:p>
     <w:p>
       <w:pPr>
-        <w:pStyle w:val="Geenafstand"/>
+        <w:pStyle w:val="NoSpacing"/>
         <w:rPr>
           <w:b/>
           <w:sz w:val="24"/>
@@ -519,7 +601,7 @@
     </w:p>
     <w:p>
       <w:pPr>
-        <w:pStyle w:val="Geenafstand"/>
+        <w:pStyle w:val="NoSpacing"/>
         <w:rPr>
           <w:lang w:val="en-GB"/>
         </w:rPr>
@@ -536,18 +618,12 @@
         <w:rPr>
           <w:lang w:val="en-GB"/>
         </w:rPr>
-        <w:t>OpenCV</w:t>
-      </w:r>
-      <w:r>
-        <w:rPr>
-          <w:lang w:val="en-GB"/>
-        </w:rPr>
-        <w:t xml:space="preserve"> functions.</w:t>
+        <w:t>OpenCV functions.</w:t>
       </w:r>
     </w:p>
     <w:p>
       <w:pPr>
-        <w:pStyle w:val="Geenafstand"/>
+        <w:pStyle w:val="NoSpacing"/>
         <w:rPr>
           <w:bCs/>
           <w:szCs w:val="20"/>
@@ -558,12 +634,54 @@
         <w:rPr>
           <w:lang w:val="en-GB"/>
         </w:rPr>
-        <w:t>To calibrate the extrinsics for each camera we used a video where a checkerboard is present in the same real-world place across all cameras. We then took the first frame of the video to click on all the corners of the checkerboard in the same order across all cameras. These points were used alongside the intrinsics to determine the extrinsics of each camera. The extrinsics we found were:</w:t>
+        <w:t xml:space="preserve">To calibrate the </w:t>
+      </w:r>
+      <w:proofErr w:type="spellStart"/>
+      <w:r>
+        <w:rPr>
+          <w:lang w:val="en-GB"/>
+        </w:rPr>
+        <w:t>extrinsics</w:t>
+      </w:r>
+      <w:proofErr w:type="spellEnd"/>
+      <w:r>
+        <w:rPr>
+          <w:lang w:val="en-GB"/>
+        </w:rPr>
+        <w:t xml:space="preserve"> for each camera we used a video where a checkerboard is present in the same real-world place across all cameras. We then took the first frame of the video to click on all the corners of the checkerboard in the same order across all cameras. These points were used alongside the intrinsics to determine the </w:t>
+      </w:r>
+      <w:proofErr w:type="spellStart"/>
+      <w:r>
+        <w:rPr>
+          <w:lang w:val="en-GB"/>
+        </w:rPr>
+        <w:t>extrinsics</w:t>
+      </w:r>
+      <w:proofErr w:type="spellEnd"/>
+      <w:r>
+        <w:rPr>
+          <w:lang w:val="en-GB"/>
+        </w:rPr>
+        <w:t xml:space="preserve"> of each camera. The </w:t>
+      </w:r>
+      <w:proofErr w:type="spellStart"/>
+      <w:r>
+        <w:rPr>
+          <w:lang w:val="en-GB"/>
+        </w:rPr>
+        <w:t>extrinsics</w:t>
+      </w:r>
+      <w:proofErr w:type="spellEnd"/>
+      <w:r>
+        <w:rPr>
+          <w:lang w:val="en-GB"/>
+        </w:rPr>
+        <w:t xml:space="preserve"> we found were:</w:t>
       </w:r>
     </w:p>
     <w:p>
       <w:pPr>
-        <w:pStyle w:val="Geenafstand"/>
+        <w:pStyle w:val="NoSpacing"/>
         <w:rPr>
           <w:b/>
           <w:bCs/>
@@ -589,17 +707,26 @@
     </w:p>
     <w:p>
       <w:pPr>
-        <w:pStyle w:val="Geenafstand"/>
+        <w:pStyle w:val="NoSpacing"/>
         <w:rPr>
           <w:lang w:val="en-GB"/>
         </w:rPr>
       </w:pPr>
+      <w:proofErr w:type="spellStart"/>
       <w:r>
         <w:rPr>
           <w:rFonts w:eastAsiaTheme="minorEastAsia"/>
           <w:lang w:val="en-GB"/>
         </w:rPr>
-        <w:t xml:space="preserve">Rmat: </w:t>
+        <w:t>Rmat</w:t>
+      </w:r>
+      <w:proofErr w:type="spellEnd"/>
+      <w:r>
+        <w:rPr>
+          <w:rFonts w:eastAsiaTheme="minorEastAsia"/>
+          <w:lang w:val="en-GB"/>
+        </w:rPr>
+        <w:t xml:space="preserve">: </w:t>
       </w:r>
       <m:oMath>
         <m:d>
@@ -731,12 +858,21 @@
         </w:rPr>
         <w:t xml:space="preserve"> </w:t>
       </w:r>
+      <w:proofErr w:type="spellStart"/>
       <w:r>
         <w:rPr>
           <w:rFonts w:eastAsiaTheme="minorEastAsia"/>
           <w:lang w:val="en-GB"/>
         </w:rPr>
-        <w:t xml:space="preserve">Tvec: </w:t>
+        <w:t>Tvec</w:t>
+      </w:r>
+      <w:proofErr w:type="spellEnd"/>
+      <w:r>
+        <w:rPr>
+          <w:rFonts w:eastAsiaTheme="minorEastAsia"/>
+          <w:lang w:val="en-GB"/>
+        </w:rPr>
+        <w:t xml:space="preserve">: </w:t>
       </w:r>
       <m:oMath>
         <m:d>
@@ -817,7 +953,7 @@
     </w:p>
     <w:p>
       <w:pPr>
-        <w:pStyle w:val="Geenafstand"/>
+        <w:pStyle w:val="NoSpacing"/>
         <w:rPr>
           <w:b/>
           <w:bCs/>
@@ -835,17 +971,26 @@
     </w:p>
     <w:p>
       <w:pPr>
-        <w:pStyle w:val="Geenafstand"/>
+        <w:pStyle w:val="NoSpacing"/>
         <w:rPr>
           <w:lang w:val="en-GB"/>
         </w:rPr>
       </w:pPr>
+      <w:proofErr w:type="spellStart"/>
       <w:r>
         <w:rPr>
           <w:rFonts w:eastAsiaTheme="minorEastAsia"/>
           <w:lang w:val="en-GB"/>
         </w:rPr>
-        <w:t xml:space="preserve">Rmat: </w:t>
+        <w:t>Rmat</w:t>
+      </w:r>
+      <w:proofErr w:type="spellEnd"/>
+      <w:r>
+        <w:rPr>
+          <w:rFonts w:eastAsiaTheme="minorEastAsia"/>
+          <w:lang w:val="en-GB"/>
+        </w:rPr>
+        <w:t xml:space="preserve">: </w:t>
       </w:r>
       <m:oMath>
         <m:d>
@@ -1056,7 +1201,7 @@
     </w:p>
     <w:p>
       <w:pPr>
-        <w:pStyle w:val="Geenafstand"/>
+        <w:pStyle w:val="NoSpacing"/>
         <w:rPr>
           <w:b/>
           <w:bCs/>
@@ -1074,17 +1219,26 @@
     </w:p>
     <w:p>
       <w:pPr>
-        <w:pStyle w:val="Geenafstand"/>
+        <w:pStyle w:val="NoSpacing"/>
         <w:rPr>
           <w:lang w:val="en-GB"/>
         </w:rPr>
       </w:pPr>
+      <w:proofErr w:type="spellStart"/>
       <w:r>
         <w:rPr>
           <w:rFonts w:eastAsiaTheme="minorEastAsia"/>
           <w:lang w:val="en-GB"/>
         </w:rPr>
-        <w:t xml:space="preserve">Rmat: </w:t>
+        <w:t>Rmat</w:t>
+      </w:r>
+      <w:proofErr w:type="spellEnd"/>
+      <w:r>
+        <w:rPr>
+          <w:rFonts w:eastAsiaTheme="minorEastAsia"/>
+          <w:lang w:val="en-GB"/>
+        </w:rPr>
+        <w:t xml:space="preserve">: </w:t>
       </w:r>
       <m:oMath>
         <m:d>
@@ -1295,7 +1449,7 @@
     </w:p>
     <w:p>
       <w:pPr>
-        <w:pStyle w:val="Geenafstand"/>
+        <w:pStyle w:val="NoSpacing"/>
         <w:rPr>
           <w:b/>
           <w:bCs/>
@@ -1305,7 +1459,7 @@
     </w:p>
     <w:p>
       <w:pPr>
-        <w:pStyle w:val="Geenafstand"/>
+        <w:pStyle w:val="NoSpacing"/>
         <w:rPr>
           <w:b/>
           <w:bCs/>
@@ -1324,17 +1478,26 @@
     </w:p>
     <w:p>
       <w:pPr>
-        <w:pStyle w:val="Geenafstand"/>
+        <w:pStyle w:val="NoSpacing"/>
         <w:rPr>
           <w:lang w:val="en-GB"/>
         </w:rPr>
       </w:pPr>
+      <w:proofErr w:type="spellStart"/>
       <w:r>
         <w:rPr>
           <w:rFonts w:eastAsiaTheme="minorEastAsia"/>
           <w:lang w:val="en-GB"/>
         </w:rPr>
-        <w:t xml:space="preserve">Rmat: </w:t>
+        <w:t>Rmat</w:t>
+      </w:r>
+      <w:proofErr w:type="spellEnd"/>
+      <w:r>
+        <w:rPr>
+          <w:rFonts w:eastAsiaTheme="minorEastAsia"/>
+          <w:lang w:val="en-GB"/>
+        </w:rPr>
+        <w:t xml:space="preserve">: </w:t>
       </w:r>
       <m:oMath>
         <m:d>
@@ -1545,7 +1708,7 @@
     </w:p>
     <w:p>
       <w:pPr>
-        <w:pStyle w:val="Geenafstand"/>
+        <w:pStyle w:val="NoSpacing"/>
         <w:rPr>
           <w:lang w:val="en-GB"/>
         </w:rPr>
@@ -1553,7 +1716,7 @@
     </w:p>
     <w:p>
       <w:pPr>
-        <w:pStyle w:val="Geenafstand"/>
+        <w:pStyle w:val="NoSpacing"/>
         <w:rPr>
           <w:b/>
           <w:sz w:val="24"/>
@@ -1571,7 +1734,7 @@
     </w:p>
     <w:p>
       <w:pPr>
-        <w:pStyle w:val="Geenafstand"/>
+        <w:pStyle w:val="NoSpacing"/>
         <w:rPr>
           <w:lang w:val="en-GB"/>
         </w:rPr>
@@ -1689,7 +1852,7 @@
     </w:p>
     <w:p>
       <w:pPr>
-        <w:pStyle w:val="Geenafstand"/>
+        <w:pStyle w:val="NoSpacing"/>
         <w:rPr>
           <w:rFonts w:eastAsiaTheme="minorEastAsia"/>
           <w:lang w:val="en-GB"/>
@@ -2017,7 +2180,7 @@
     </w:p>
     <w:p>
       <w:pPr>
-        <w:pStyle w:val="Geenafstand"/>
+        <w:pStyle w:val="NoSpacing"/>
         <w:rPr>
           <w:rFonts w:eastAsiaTheme="minorEastAsia"/>
           <w:lang w:val="en-GB"/>
@@ -2254,7 +2417,7 @@
     </w:p>
     <w:p>
       <w:pPr>
-        <w:pStyle w:val="Geenafstand"/>
+        <w:pStyle w:val="NoSpacing"/>
         <w:rPr>
           <w:rFonts w:eastAsiaTheme="minorEastAsia"/>
           <w:lang w:val="en-GB"/>
@@ -2265,7 +2428,23 @@
           <w:rFonts w:eastAsiaTheme="minorEastAsia"/>
           <w:lang w:val="en-GB"/>
         </w:rPr>
-        <w:t xml:space="preserve">where IsForeground() refers to the formula above. </w:t>
+        <w:t xml:space="preserve">where </w:t>
+      </w:r>
+      <w:proofErr w:type="spellStart"/>
+      <w:r>
+        <w:rPr>
+          <w:rFonts w:eastAsiaTheme="minorEastAsia"/>
+          <w:lang w:val="en-GB"/>
+        </w:rPr>
+        <w:t>IsForeground</w:t>
+      </w:r>
+      <w:proofErr w:type="spellEnd"/>
+      <w:r>
+        <w:rPr>
+          <w:rFonts w:eastAsiaTheme="minorEastAsia"/>
+          <w:lang w:val="en-GB"/>
+        </w:rPr>
+        <w:t xml:space="preserve">() refers to the formula above. </w:t>
       </w:r>
       <w:r>
         <w:rPr>
@@ -2277,7 +2456,7 @@
     </w:p>
     <w:p>
       <w:pPr>
-        <w:pStyle w:val="Geenafstand"/>
+        <w:pStyle w:val="NoSpacing"/>
         <w:rPr>
           <w:rFonts w:eastAsiaTheme="minorEastAsia"/>
           <w:lang w:val="en-GB"/>
@@ -2286,7 +2465,7 @@
     </w:p>
     <w:p>
       <w:pPr>
-        <w:pStyle w:val="Geenafstand"/>
+        <w:pStyle w:val="NoSpacing"/>
         <w:rPr>
           <w:rFonts w:eastAsiaTheme="minorEastAsia"/>
           <w:lang w:val="en-GB"/>
@@ -2302,7 +2481,7 @@
     </w:p>
     <w:tbl>
       <w:tblPr>
-        <w:tblStyle w:val="Tabelraster"/>
+        <w:tblStyle w:val="TableGrid"/>
         <w:tblW w:w="0" w:type="auto"/>
         <w:tblLook w:val="04A0" w:firstRow="1" w:lastRow="0" w:firstColumn="1" w:lastColumn="0" w:noHBand="0" w:noVBand="1"/>
       </w:tblPr>
@@ -2320,7 +2499,7 @@
           </w:tcPr>
           <w:p>
             <w:pPr>
-              <w:pStyle w:val="Geenafstand"/>
+              <w:pStyle w:val="NoSpacing"/>
               <w:rPr>
                 <w:rFonts w:eastAsiaTheme="minorEastAsia"/>
                 <w:lang w:val="en-GB"/>
@@ -2334,7 +2513,7 @@
           </w:tcPr>
           <w:p>
             <w:pPr>
-              <w:pStyle w:val="Geenafstand"/>
+              <w:pStyle w:val="NoSpacing"/>
               <w:rPr>
                 <w:rFonts w:eastAsiaTheme="minorEastAsia"/>
                 <w:b/>
@@ -2357,7 +2536,7 @@
           </w:tcPr>
           <w:p>
             <w:pPr>
-              <w:pStyle w:val="Geenafstand"/>
+              <w:pStyle w:val="NoSpacing"/>
               <w:rPr>
                 <w:rFonts w:eastAsiaTheme="minorEastAsia"/>
                 <w:b/>
@@ -2380,7 +2559,7 @@
           </w:tcPr>
           <w:p>
             <w:pPr>
-              <w:pStyle w:val="Geenafstand"/>
+              <w:pStyle w:val="NoSpacing"/>
               <w:rPr>
                 <w:rFonts w:eastAsiaTheme="minorEastAsia"/>
                 <w:b/>
@@ -2403,7 +2582,7 @@
           </w:tcPr>
           <w:p>
             <w:pPr>
-              <w:pStyle w:val="Geenafstand"/>
+              <w:pStyle w:val="NoSpacing"/>
               <w:rPr>
                 <w:rFonts w:eastAsiaTheme="minorEastAsia"/>
                 <w:b/>
@@ -2428,12 +2607,13 @@
           </w:tcPr>
           <w:p>
             <w:pPr>
-              <w:pStyle w:val="Geenafstand"/>
+              <w:pStyle w:val="NoSpacing"/>
               <w:rPr>
                 <w:rFonts w:eastAsiaTheme="minorEastAsia"/>
                 <w:lang w:val="en-GB"/>
               </w:rPr>
             </w:pPr>
+            <w:proofErr w:type="spellStart"/>
             <w:r>
               <w:rPr>
                 <w:rFonts w:eastAsiaTheme="minorEastAsia"/>
@@ -2449,6 +2629,7 @@
               </w:rPr>
               <w:t>upper</w:t>
             </w:r>
+            <w:proofErr w:type="spellEnd"/>
           </w:p>
         </w:tc>
         <w:tc>
@@ -2457,7 +2638,7 @@
           </w:tcPr>
           <w:p>
             <w:pPr>
-              <w:pStyle w:val="Geenafstand"/>
+              <w:pStyle w:val="NoSpacing"/>
               <w:rPr>
                 <w:rFonts w:eastAsiaTheme="minorEastAsia"/>
               </w:rPr>
@@ -2482,7 +2663,7 @@
           </w:tcPr>
           <w:p>
             <w:pPr>
-              <w:pStyle w:val="Geenafstand"/>
+              <w:pStyle w:val="NoSpacing"/>
               <w:rPr>
                 <w:rFonts w:eastAsiaTheme="minorEastAsia"/>
               </w:rPr>
@@ -2501,7 +2682,7 @@
           </w:tcPr>
           <w:p>
             <w:pPr>
-              <w:pStyle w:val="Geenafstand"/>
+              <w:pStyle w:val="NoSpacing"/>
               <w:rPr>
                 <w:rFonts w:eastAsiaTheme="minorEastAsia"/>
               </w:rPr>
@@ -2520,7 +2701,7 @@
           </w:tcPr>
           <w:p>
             <w:pPr>
-              <w:pStyle w:val="Geenafstand"/>
+              <w:pStyle w:val="NoSpacing"/>
               <w:rPr>
                 <w:rFonts w:eastAsiaTheme="minorEastAsia"/>
               </w:rPr>
@@ -2547,13 +2728,14 @@
           </w:tcPr>
           <w:p>
             <w:pPr>
-              <w:pStyle w:val="Geenafstand"/>
+              <w:pStyle w:val="NoSpacing"/>
               <w:rPr>
                 <w:rFonts w:eastAsiaTheme="minorEastAsia"/>
                 <w:vertAlign w:val="subscript"/>
                 <w:lang w:val="en-GB"/>
               </w:rPr>
             </w:pPr>
+            <w:proofErr w:type="spellStart"/>
             <w:r>
               <w:rPr>
                 <w:rFonts w:eastAsiaTheme="minorEastAsia"/>
@@ -2569,6 +2751,7 @@
               </w:rPr>
               <w:t>lower</w:t>
             </w:r>
+            <w:proofErr w:type="spellEnd"/>
           </w:p>
         </w:tc>
         <w:tc>
@@ -2577,7 +2760,7 @@
           </w:tcPr>
           <w:p>
             <w:pPr>
-              <w:pStyle w:val="Geenafstand"/>
+              <w:pStyle w:val="NoSpacing"/>
               <w:rPr>
                 <w:rFonts w:eastAsiaTheme="minorEastAsia"/>
               </w:rPr>
@@ -2596,7 +2779,7 @@
           </w:tcPr>
           <w:p>
             <w:pPr>
-              <w:pStyle w:val="Geenafstand"/>
+              <w:pStyle w:val="NoSpacing"/>
               <w:rPr>
                 <w:rFonts w:eastAsiaTheme="minorEastAsia"/>
               </w:rPr>
@@ -2615,7 +2798,7 @@
           </w:tcPr>
           <w:p>
             <w:pPr>
-              <w:pStyle w:val="Geenafstand"/>
+              <w:pStyle w:val="NoSpacing"/>
               <w:rPr>
                 <w:rFonts w:eastAsiaTheme="minorEastAsia"/>
               </w:rPr>
@@ -2634,7 +2817,7 @@
           </w:tcPr>
           <w:p>
             <w:pPr>
-              <w:pStyle w:val="Geenafstand"/>
+              <w:pStyle w:val="NoSpacing"/>
               <w:rPr>
                 <w:rFonts w:eastAsiaTheme="minorEastAsia"/>
               </w:rPr>
@@ -2661,12 +2844,13 @@
           </w:tcPr>
           <w:p>
             <w:pPr>
-              <w:pStyle w:val="Geenafstand"/>
+              <w:pStyle w:val="NoSpacing"/>
               <w:rPr>
                 <w:rFonts w:eastAsiaTheme="minorEastAsia"/>
                 <w:lang w:val="en-GB"/>
               </w:rPr>
             </w:pPr>
+            <w:proofErr w:type="spellStart"/>
             <w:r>
               <w:rPr>
                 <w:rFonts w:eastAsiaTheme="minorEastAsia"/>
@@ -2682,6 +2866,7 @@
               </w:rPr>
               <w:t>upper</w:t>
             </w:r>
+            <w:proofErr w:type="spellEnd"/>
           </w:p>
         </w:tc>
         <w:tc>
@@ -2690,7 +2875,7 @@
           </w:tcPr>
           <w:p>
             <w:pPr>
-              <w:pStyle w:val="Geenafstand"/>
+              <w:pStyle w:val="NoSpacing"/>
               <w:rPr>
                 <w:rFonts w:eastAsiaTheme="minorEastAsia"/>
               </w:rPr>
@@ -2715,7 +2900,7 @@
           </w:tcPr>
           <w:p>
             <w:pPr>
-              <w:pStyle w:val="Geenafstand"/>
+              <w:pStyle w:val="NoSpacing"/>
               <w:rPr>
                 <w:rFonts w:eastAsiaTheme="minorEastAsia"/>
               </w:rPr>
@@ -2734,7 +2919,7 @@
           </w:tcPr>
           <w:p>
             <w:pPr>
-              <w:pStyle w:val="Geenafstand"/>
+              <w:pStyle w:val="NoSpacing"/>
               <w:rPr>
                 <w:rFonts w:eastAsiaTheme="minorEastAsia"/>
               </w:rPr>
@@ -2759,7 +2944,7 @@
           </w:tcPr>
           <w:p>
             <w:pPr>
-              <w:pStyle w:val="Geenafstand"/>
+              <w:pStyle w:val="NoSpacing"/>
               <w:rPr>
                 <w:rFonts w:eastAsiaTheme="minorEastAsia"/>
               </w:rPr>
@@ -2786,12 +2971,13 @@
           </w:tcPr>
           <w:p>
             <w:pPr>
-              <w:pStyle w:val="Geenafstand"/>
+              <w:pStyle w:val="NoSpacing"/>
               <w:rPr>
                 <w:rFonts w:eastAsiaTheme="minorEastAsia"/>
                 <w:lang w:val="en-GB"/>
               </w:rPr>
             </w:pPr>
+            <w:proofErr w:type="spellStart"/>
             <w:r>
               <w:rPr>
                 <w:rFonts w:eastAsiaTheme="minorEastAsia"/>
@@ -2807,6 +2993,7 @@
               </w:rPr>
               <w:t>lower</w:t>
             </w:r>
+            <w:proofErr w:type="spellEnd"/>
           </w:p>
         </w:tc>
         <w:tc>
@@ -2815,7 +3002,7 @@
           </w:tcPr>
           <w:p>
             <w:pPr>
-              <w:pStyle w:val="Geenafstand"/>
+              <w:pStyle w:val="NoSpacing"/>
               <w:rPr>
                 <w:rFonts w:eastAsiaTheme="minorEastAsia"/>
               </w:rPr>
@@ -2840,7 +3027,7 @@
           </w:tcPr>
           <w:p>
             <w:pPr>
-              <w:pStyle w:val="Geenafstand"/>
+              <w:pStyle w:val="NoSpacing"/>
               <w:rPr>
                 <w:rFonts w:eastAsiaTheme="minorEastAsia"/>
               </w:rPr>
@@ -2859,7 +3046,7 @@
           </w:tcPr>
           <w:p>
             <w:pPr>
-              <w:pStyle w:val="Geenafstand"/>
+              <w:pStyle w:val="NoSpacing"/>
               <w:rPr>
                 <w:rFonts w:eastAsiaTheme="minorEastAsia"/>
               </w:rPr>
@@ -2878,7 +3065,7 @@
           </w:tcPr>
           <w:p>
             <w:pPr>
-              <w:pStyle w:val="Geenafstand"/>
+              <w:pStyle w:val="NoSpacing"/>
               <w:rPr>
                 <w:rFonts w:eastAsiaTheme="minorEastAsia"/>
               </w:rPr>
@@ -2905,12 +3092,13 @@
           </w:tcPr>
           <w:p>
             <w:pPr>
-              <w:pStyle w:val="Geenafstand"/>
+              <w:pStyle w:val="NoSpacing"/>
               <w:rPr>
                 <w:rFonts w:eastAsiaTheme="minorEastAsia"/>
                 <w:lang w:val="en-GB"/>
               </w:rPr>
             </w:pPr>
+            <w:proofErr w:type="spellStart"/>
             <w:r>
               <w:rPr>
                 <w:rFonts w:eastAsiaTheme="minorEastAsia"/>
@@ -2926,6 +3114,7 @@
               </w:rPr>
               <w:t>upper</w:t>
             </w:r>
+            <w:proofErr w:type="spellEnd"/>
           </w:p>
         </w:tc>
         <w:tc>
@@ -2934,7 +3123,7 @@
           </w:tcPr>
           <w:p>
             <w:pPr>
-              <w:pStyle w:val="Geenafstand"/>
+              <w:pStyle w:val="NoSpacing"/>
               <w:rPr>
                 <w:rFonts w:eastAsiaTheme="minorEastAsia"/>
               </w:rPr>
@@ -2959,7 +3148,7 @@
           </w:tcPr>
           <w:p>
             <w:pPr>
-              <w:pStyle w:val="Geenafstand"/>
+              <w:pStyle w:val="NoSpacing"/>
               <w:rPr>
                 <w:rFonts w:eastAsiaTheme="minorEastAsia"/>
               </w:rPr>
@@ -2978,7 +3167,7 @@
           </w:tcPr>
           <w:p>
             <w:pPr>
-              <w:pStyle w:val="Geenafstand"/>
+              <w:pStyle w:val="NoSpacing"/>
               <w:rPr>
                 <w:rFonts w:eastAsiaTheme="minorEastAsia"/>
               </w:rPr>
@@ -3003,7 +3192,7 @@
           </w:tcPr>
           <w:p>
             <w:pPr>
-              <w:pStyle w:val="Geenafstand"/>
+              <w:pStyle w:val="NoSpacing"/>
               <w:rPr>
                 <w:rFonts w:eastAsiaTheme="minorEastAsia"/>
               </w:rPr>
@@ -3030,12 +3219,13 @@
           </w:tcPr>
           <w:p>
             <w:pPr>
-              <w:pStyle w:val="Geenafstand"/>
+              <w:pStyle w:val="NoSpacing"/>
               <w:rPr>
                 <w:rFonts w:eastAsiaTheme="minorEastAsia"/>
                 <w:lang w:val="en-GB"/>
               </w:rPr>
             </w:pPr>
+            <w:proofErr w:type="spellStart"/>
             <w:r>
               <w:rPr>
                 <w:rFonts w:eastAsiaTheme="minorEastAsia"/>
@@ -3051,6 +3241,7 @@
               </w:rPr>
               <w:t>lower</w:t>
             </w:r>
+            <w:proofErr w:type="spellEnd"/>
           </w:p>
         </w:tc>
         <w:tc>
@@ -3059,7 +3250,7 @@
           </w:tcPr>
           <w:p>
             <w:pPr>
-              <w:pStyle w:val="Geenafstand"/>
+              <w:pStyle w:val="NoSpacing"/>
               <w:rPr>
                 <w:rFonts w:eastAsiaTheme="minorEastAsia"/>
               </w:rPr>
@@ -3079,7 +3270,7 @@
           </w:tcPr>
           <w:p>
             <w:pPr>
-              <w:pStyle w:val="Geenafstand"/>
+              <w:pStyle w:val="NoSpacing"/>
               <w:rPr>
                 <w:rFonts w:eastAsiaTheme="minorEastAsia"/>
               </w:rPr>
@@ -3098,7 +3289,7 @@
           </w:tcPr>
           <w:p>
             <w:pPr>
-              <w:pStyle w:val="Geenafstand"/>
+              <w:pStyle w:val="NoSpacing"/>
               <w:rPr>
                 <w:rFonts w:eastAsiaTheme="minorEastAsia"/>
               </w:rPr>
@@ -3117,7 +3308,7 @@
           </w:tcPr>
           <w:p>
             <w:pPr>
-              <w:pStyle w:val="Geenafstand"/>
+              <w:pStyle w:val="NoSpacing"/>
               <w:rPr>
                 <w:rFonts w:eastAsiaTheme="minorEastAsia"/>
               </w:rPr>
@@ -3134,7 +3325,7 @@
     </w:tbl>
     <w:p>
       <w:pPr>
-        <w:pStyle w:val="Geenafstand"/>
+        <w:pStyle w:val="NoSpacing"/>
         <w:rPr>
           <w:rFonts w:eastAsiaTheme="minorEastAsia"/>
         </w:rPr>
@@ -3142,7 +3333,7 @@
     </w:p>
     <w:p>
       <w:pPr>
-        <w:pStyle w:val="Geenafstand"/>
+        <w:pStyle w:val="NoSpacing"/>
         <w:rPr>
           <w:rFonts w:eastAsiaTheme="minorEastAsia"/>
           <w:lang w:val="en-GB"/>
@@ -3158,7 +3349,7 @@
     </w:p>
     <w:p>
       <w:pPr>
-        <w:pStyle w:val="Geenafstand"/>
+        <w:pStyle w:val="NoSpacing"/>
         <w:rPr>
           <w:lang w:val="en-GB"/>
         </w:rPr>
@@ -3229,11 +3420,240 @@
     </w:p>
     <w:p>
       <w:pPr>
-        <w:pStyle w:val="Geenafstand"/>
+        <w:pStyle w:val="NoSpacing"/>
         <w:rPr>
           <w:lang w:val="en-GB"/>
         </w:rPr>
       </w:pPr>
+      <w:r>
+        <w:rPr>
+          <w:noProof/>
+          <w:lang w:val="en-GB"/>
+        </w:rPr>
+        <mc:AlternateContent>
+          <mc:Choice Requires="wps">
+            <w:drawing>
+              <wp:anchor distT="0" distB="0" distL="114300" distR="114300" simplePos="0" relativeHeight="251661312" behindDoc="0" locked="0" layoutInCell="1" allowOverlap="1" wp14:anchorId="47F7EF07" wp14:editId="7EECBAC9">
+                <wp:simplePos x="0" y="0"/>
+                <wp:positionH relativeFrom="column">
+                  <wp:posOffset>3054985</wp:posOffset>
+                </wp:positionH>
+                <wp:positionV relativeFrom="paragraph">
+                  <wp:posOffset>2171065</wp:posOffset>
+                </wp:positionV>
+                <wp:extent cx="2625090" cy="635"/>
+                <wp:effectExtent l="0" t="0" r="3810" b="0"/>
+                <wp:wrapNone/>
+                <wp:docPr id="43711048" name="Text Box 1"/>
+                <wp:cNvGraphicFramePr/>
+                <a:graphic xmlns:a="http://schemas.openxmlformats.org/drawingml/2006/main">
+                  <a:graphicData uri="http://schemas.microsoft.com/office/word/2010/wordprocessingShape">
+                    <wps:wsp>
+                      <wps:cNvSpPr txBox="1"/>
+                      <wps:spPr>
+                        <a:xfrm>
+                          <a:off x="0" y="0"/>
+                          <a:ext cx="2625090" cy="635"/>
+                        </a:xfrm>
+                        <a:prstGeom prst="rect">
+                          <a:avLst/>
+                        </a:prstGeom>
+                        <a:solidFill>
+                          <a:prstClr val="white"/>
+                        </a:solidFill>
+                        <a:ln>
+                          <a:noFill/>
+                        </a:ln>
+                      </wps:spPr>
+                      <wps:txbx>
+                        <w:txbxContent>
+                          <w:p>
+                            <w:pPr>
+                              <w:pStyle w:val="Caption"/>
+                              <w:jc w:val="center"/>
+                              <w:rPr>
+                                <w:sz w:val="22"/>
+                                <w:szCs w:val="22"/>
+                              </w:rPr>
+                            </w:pPr>
+                            <w:r>
+                              <w:t>Figure 2: Camera 2.</w:t>
+                            </w:r>
+                          </w:p>
+                        </w:txbxContent>
+                      </wps:txbx>
+                      <wps:bodyPr rot="0" spcFirstLastPara="0" vertOverflow="overflow" horzOverflow="overflow" vert="horz" wrap="square" lIns="0" tIns="0" rIns="0" bIns="0" numCol="1" spcCol="0" rtlCol="0" fromWordArt="0" anchor="t" anchorCtr="0" forceAA="0" compatLnSpc="1">
+                        <a:prstTxWarp prst="textNoShape">
+                          <a:avLst/>
+                        </a:prstTxWarp>
+                        <a:spAutoFit/>
+                      </wps:bodyPr>
+                    </wps:wsp>
+                  </a:graphicData>
+                </a:graphic>
+              </wp:anchor>
+            </w:drawing>
+          </mc:Choice>
+          <mc:Fallback>
+            <w:pict>
+              <v:shapetype w14:anchorId="47F7EF07" id="_x0000_t202" coordsize="21600,21600" o:spt="202" path="m,l,21600r21600,l21600,xe">
+                <v:stroke joinstyle="miter"/>
+                <v:path gradientshapeok="t" o:connecttype="rect"/>
+              </v:shapetype>
+              <v:shape id="Text Box 1" o:spid="_x0000_s1026" type="#_x0000_t202" style="position:absolute;margin-left:240.55pt;margin-top:170.95pt;width:206.7pt;height:.05pt;z-index:251661312;visibility:visible;mso-wrap-style:square;mso-wrap-distance-left:9pt;mso-wrap-distance-top:0;mso-wrap-distance-right:9pt;mso-wrap-distance-bottom:0;mso-position-horizontal:absolute;mso-position-horizontal-relative:text;mso-position-vertical:absolute;mso-position-vertical-relative:text;v-text-anchor:top" o:gfxdata="UEsDBBQABgAIAAAAIQC2gziS/gAAAOEBAAATAAAAW0NvbnRlbnRfVHlwZXNdLnhtbJSRQU7DMBBF&#10;90jcwfIWJU67QAgl6YK0S0CoHGBkTxKLZGx5TGhvj5O2G0SRWNoz/78nu9wcxkFMGNg6quQqL6RA&#10;0s5Y6ir5vt9lD1JwBDIwOMJKHpHlpr69KfdHjyxSmriSfYz+USnWPY7AufNIadK6MEJMx9ApD/oD&#10;OlTrorhX2lFEilmcO2RdNtjC5xDF9pCuTyYBB5bi6bQ4syoJ3g9WQ0ymaiLzg5KdCXlKLjvcW893&#10;SUOqXwnz5DrgnHtJTxOsQfEKIT7DmDSUCaxw7Rqn8787ZsmRM9e2VmPeBN4uqYvTtW7jvijg9N/y&#10;JsXecLq0q+WD6m8AAAD//wMAUEsDBBQABgAIAAAAIQA4/SH/1gAAAJQBAAALAAAAX3JlbHMvLnJl&#10;bHOkkMFqwzAMhu+DvYPRfXGawxijTi+j0GvpHsDYimMaW0Yy2fr2M4PBMnrbUb/Q94l/f/hMi1qR&#10;JVI2sOt6UJgd+ZiDgffL8ekFlFSbvV0oo4EbChzGx4f9GRdb25HMsYhqlCwG5lrLq9biZkxWOiqY&#10;22YiTra2kYMu1l1tQD30/bPm3wwYN0x18gb45AdQl1tp5j/sFB2T0FQ7R0nTNEV3j6o9feQzro1i&#10;OWA14Fm+Q8a1a8+Bvu/d/dMb2JY5uiPbhG/ktn4cqGU/er3pcvwCAAD//wMAUEsDBBQABgAIAAAA&#10;IQDVXUL0FQIAADgEAAAOAAAAZHJzL2Uyb0RvYy54bWysU8Fu2zAMvQ/YPwi6L04yNNiMOEWWIsOA&#10;oC2QDj0rshQbkEWNUmJ3Xz9KtpOu22nYRaZF6lF872l52zWGnRX6GmzBZ5MpZ8pKKGt7LPj3p+2H&#10;T5z5IGwpDFhV8Bfl+e3q/btl63I1hwpMqZARiPV56wpeheDyLPOyUo3wE3DKUlIDNiLQLx6zEkVL&#10;6I3J5tPpImsBS4cglfe0e9cn+Srha61keNDaq8BMweluIa2Y1kNcs9VS5EcUrqrlcA3xD7doRG2p&#10;6QXqTgTBTlj/AdXUEsGDDhMJTQZa11KlGWia2fTNNPtKOJVmIXK8u9Dk/x+svD/v3SOy0H2BjgSM&#10;hLTO55424zydxiZ+6aaM8kThy4U21QUmaXO+mN9MP1NKUm7x8SZiZNejDn34qqBhMSg4kiaJKnHe&#10;+dCXjiWxkwdTl9vamPgTExuD7CxIv7aqgxrAf6syNtZaiKd6wLiTXeeIUegO3TDcAcoXmhmht4N3&#10;cltTo53w4VEg6U+zkKfDAy3aQFtwGCLOKsCff9uP9SQLZTlryU8F9z9OAhVn5pslwaL5xgDH4DAG&#10;9tRsgEac0WtxMoV0AIMZQ43QPJPV17ELpYSV1KvgYQw3oXc1PRWp1utURBZzIuzs3skIPRL61D0L&#10;dIMcgVS8h9FpIn+jSl+bdHHrUyCKk2SR0J7FgWeyZxJ9eErR/6//U9X1wa9+AQAA//8DAFBLAwQU&#10;AAYACAAAACEAvE1PGeIAAAALAQAADwAAAGRycy9kb3ducmV2LnhtbEyPsU7DMBCGdyTewTokFkSd&#10;tKFKQ5yqqmCApSJ0YXPjaxyIz5HttOHtcacy3t2n/76/XE+mZyd0vrMkIJ0lwJAaqzpqBew/Xx9z&#10;YD5IUrK3hAJ+0cO6ur0pZaHsmT7wVIeWxRDyhRSgQxgKzn2j0Ug/swNSvB2tMzLE0bVcOXmO4abn&#10;8yRZciM7ih+0HHCrsfmpRyNgl33t9MN4fHnfZAv3th+3y++2FuL+bto8Aws4hSsMF/2oDlV0OtiR&#10;lGe9gCxP04gKWGTpClgk8lX2BOxw2cwT4FXJ/3eo/gAAAP//AwBQSwECLQAUAAYACAAAACEAtoM4&#10;kv4AAADhAQAAEwAAAAAAAAAAAAAAAAAAAAAAW0NvbnRlbnRfVHlwZXNdLnhtbFBLAQItABQABgAI&#10;AAAAIQA4/SH/1gAAAJQBAAALAAAAAAAAAAAAAAAAAC8BAABfcmVscy8ucmVsc1BLAQItABQABgAI&#10;AAAAIQDVXUL0FQIAADgEAAAOAAAAAAAAAAAAAAAAAC4CAABkcnMvZTJvRG9jLnhtbFBLAQItABQA&#10;BgAIAAAAIQC8TU8Z4gAAAAsBAAAPAAAAAAAAAAAAAAAAAG8EAABkcnMvZG93bnJldi54bWxQSwUG&#10;AAAAAAQABADzAAAAfgUAAAAA&#10;" stroked="f">
+                <v:textbox style="mso-fit-shape-to-text:t" inset="0,0,0,0">
+                  <w:txbxContent>
+                    <w:p>
+                      <w:pPr>
+                        <w:pStyle w:val="Caption"/>
+                        <w:jc w:val="center"/>
+                        <w:rPr>
+                          <w:sz w:val="22"/>
+                          <w:szCs w:val="22"/>
+                        </w:rPr>
+                      </w:pPr>
+                      <w:r>
+                        <w:t>Figure 2: Camera 2.</w:t>
+                      </w:r>
+                    </w:p>
+                  </w:txbxContent>
+                </v:textbox>
+              </v:shape>
+            </w:pict>
+          </mc:Fallback>
+        </mc:AlternateContent>
+      </w:r>
+      <w:r>
+        <w:rPr>
+          <w:noProof/>
+          <w:lang w:val="en-GB"/>
+        </w:rPr>
+        <mc:AlternateContent>
+          <mc:Choice Requires="wps">
+            <w:drawing>
+              <wp:anchor distT="0" distB="0" distL="114300" distR="114300" simplePos="0" relativeHeight="251665408" behindDoc="0" locked="0" layoutInCell="1" allowOverlap="1" wp14:anchorId="01F12561" wp14:editId="1F89A787">
+                <wp:simplePos x="0" y="0"/>
+                <wp:positionH relativeFrom="margin">
+                  <wp:posOffset>0</wp:posOffset>
+                </wp:positionH>
+                <wp:positionV relativeFrom="paragraph">
+                  <wp:posOffset>2171065</wp:posOffset>
+                </wp:positionV>
+                <wp:extent cx="2625090" cy="635"/>
+                <wp:effectExtent l="0" t="0" r="3810" b="0"/>
+                <wp:wrapNone/>
+                <wp:docPr id="1383324796" name="Text Box 1"/>
+                <wp:cNvGraphicFramePr/>
+                <a:graphic xmlns:a="http://schemas.openxmlformats.org/drawingml/2006/main">
+                  <a:graphicData uri="http://schemas.microsoft.com/office/word/2010/wordprocessingShape">
+                    <wps:wsp>
+                      <wps:cNvSpPr txBox="1"/>
+                      <wps:spPr>
+                        <a:xfrm>
+                          <a:off x="0" y="0"/>
+                          <a:ext cx="2625090" cy="635"/>
+                        </a:xfrm>
+                        <a:prstGeom prst="rect">
+                          <a:avLst/>
+                        </a:prstGeom>
+                        <a:solidFill>
+                          <a:prstClr val="white"/>
+                        </a:solidFill>
+                        <a:ln>
+                          <a:noFill/>
+                        </a:ln>
+                      </wps:spPr>
+                      <wps:txbx>
+                        <w:txbxContent>
+                          <w:p>
+                            <w:pPr>
+                              <w:pStyle w:val="Caption"/>
+                              <w:jc w:val="center"/>
+                              <w:rPr>
+                                <w:sz w:val="22"/>
+                                <w:szCs w:val="22"/>
+                              </w:rPr>
+                            </w:pPr>
+                            <w:r>
+                              <w:t xml:space="preserve">Figure </w:t>
+                            </w:r>
+                            <w:r>
+                              <w:fldChar w:fldCharType="begin"/>
+                            </w:r>
+                            <w:r>
+                              <w:instrText xml:space="preserve"> SEQ Figure \* ARABIC </w:instrText>
+                            </w:r>
+                            <w:r>
+                              <w:fldChar w:fldCharType="separate"/>
+                            </w:r>
+                            <w:r>
+                              <w:t>1</w:t>
+                            </w:r>
+                            <w:r>
+                              <w:fldChar w:fldCharType="end"/>
+                            </w:r>
+                            <w:r>
+                              <w:t>: Camera 1.</w:t>
+                            </w:r>
+                          </w:p>
+                        </w:txbxContent>
+                      </wps:txbx>
+                      <wps:bodyPr rot="0" spcFirstLastPara="0" vertOverflow="overflow" horzOverflow="overflow" vert="horz" wrap="square" lIns="0" tIns="0" rIns="0" bIns="0" numCol="1" spcCol="0" rtlCol="0" fromWordArt="0" anchor="t" anchorCtr="0" forceAA="0" compatLnSpc="1">
+                        <a:prstTxWarp prst="textNoShape">
+                          <a:avLst/>
+                        </a:prstTxWarp>
+                        <a:spAutoFit/>
+                      </wps:bodyPr>
+                    </wps:wsp>
+                  </a:graphicData>
+                </a:graphic>
+              </wp:anchor>
+            </w:drawing>
+          </mc:Choice>
+          <mc:Fallback>
+            <w:pict>
+              <v:shape w14:anchorId="01F12561" id="_x0000_s1027" type="#_x0000_t202" style="position:absolute;margin-left:0;margin-top:170.95pt;width:206.7pt;height:.05pt;z-index:251665408;visibility:visible;mso-wrap-style:square;mso-wrap-distance-left:9pt;mso-wrap-distance-top:0;mso-wrap-distance-right:9pt;mso-wrap-distance-bottom:0;mso-position-horizontal:absolute;mso-position-horizontal-relative:margin;mso-position-vertical:absolute;mso-position-vertical-relative:text;v-text-anchor:top" o:gfxdata="UEsDBBQABgAIAAAAIQC2gziS/gAAAOEBAAATAAAAW0NvbnRlbnRfVHlwZXNdLnhtbJSRQU7DMBBF&#10;90jcwfIWJU67QAgl6YK0S0CoHGBkTxKLZGx5TGhvj5O2G0SRWNoz/78nu9wcxkFMGNg6quQqL6RA&#10;0s5Y6ir5vt9lD1JwBDIwOMJKHpHlpr69KfdHjyxSmriSfYz+USnWPY7AufNIadK6MEJMx9ApD/oD&#10;OlTrorhX2lFEilmcO2RdNtjC5xDF9pCuTyYBB5bi6bQ4syoJ3g9WQ0ymaiLzg5KdCXlKLjvcW893&#10;SUOqXwnz5DrgnHtJTxOsQfEKIT7DmDSUCaxw7Rqn8787ZsmRM9e2VmPeBN4uqYvTtW7jvijg9N/y&#10;JsXecLq0q+WD6m8AAAD//wMAUEsDBBQABgAIAAAAIQA4/SH/1gAAAJQBAAALAAAAX3JlbHMvLnJl&#10;bHOkkMFqwzAMhu+DvYPRfXGawxijTi+j0GvpHsDYimMaW0Yy2fr2M4PBMnrbUb/Q94l/f/hMi1qR&#10;JVI2sOt6UJgd+ZiDgffL8ekFlFSbvV0oo4EbChzGx4f9GRdb25HMsYhqlCwG5lrLq9biZkxWOiqY&#10;22YiTra2kYMu1l1tQD30/bPm3wwYN0x18gb45AdQl1tp5j/sFB2T0FQ7R0nTNEV3j6o9feQzro1i&#10;OWA14Fm+Q8a1a8+Bvu/d/dMb2JY5uiPbhG/ktn4cqGU/er3pcvwCAAD//wMAUEsDBBQABgAIAAAA&#10;IQByrH40GAIAAD8EAAAOAAAAZHJzL2Uyb0RvYy54bWysU8Fu2zAMvQ/YPwi6L04yNNiMOEWWIsOA&#10;oC2QDj0rshwLkEWNUmJ3Xz9KtpOu22nYRaZJihTfe1zedo1hZ4Vegy34bDLlTFkJpbbHgn9/2n74&#10;xJkPwpbCgFUFf1Ge367ev1u2LldzqMGUChkVsT5vXcHrEFyeZV7WqhF+Ak5ZClaAjQj0i8esRNFS&#10;9cZk8+l0kbWApUOQynvy3vVBvkr1q0rJ8FBVXgVmCk5vC+nEdB7ima2WIj+icLWWwzPEP7yiEdpS&#10;00upOxEEO6H+o1SjJYKHKkwkNBlUlZYqzUDTzKZvptnXwqk0C4Hj3QUm///Kyvvz3j0iC90X6IjA&#10;CEjrfO7JGefpKmzil17KKE4QvlxgU11gkpzzxfxm+plCkmKLjzexRna96tCHrwoaFo2CI3GSoBLn&#10;nQ996pgSO3kwutxqY+JPDGwMsrMg/tpaBzUU/y3L2JhrId7qC0ZPdp0jWqE7dEyXr2Y8QPlCoyP0&#10;qvBObjX12wkfHgWSDGgkknZ4oKMy0BYcBouzGvDn3/wxn9ihKGctyarg/sdJoOLMfLPEW9TgaOBo&#10;HEbDnpoN0KQzWhonk0kXMJjRrBCaZ1L8OnahkLCSehU8jOYm9OKmjZFqvU5JpDQnws7unYylR1yf&#10;umeBbmAlEJn3MApO5G/I6XMTPW59CoR0Yi7i2qM4wE0qTdwPGxXX4PV/yrru/eoXAAAA//8DAFBL&#10;AwQUAAYACAAAACEAfsg/od8AAAAIAQAADwAAAGRycy9kb3ducmV2LnhtbEyPwU7DMBBE70j8g7VI&#10;XBB10lgVhDhVVcEBLhWhF25uvI0D8TqynTb8Pe4JjrOzmnlTrWc7sBP60DuSkC8yYEit0z11EvYf&#10;L/cPwEJUpNXgCCX8YIB1fX1VqVK7M73jqYkdSyEUSiXBxDiWnIfWoFVh4Uak5B2dtyom6TuuvTqn&#10;cDvwZZatuFU9pQajRtwabL+byUrYic+duZuOz28bUfjX/bRdfXWNlLc38+YJWMQ5/j3DBT+hQ52Y&#10;Dm4iHdggIQ2JEgqRPwJLtsgLAexwuSwz4HXF/w+ofwEAAP//AwBQSwECLQAUAAYACAAAACEAtoM4&#10;kv4AAADhAQAAEwAAAAAAAAAAAAAAAAAAAAAAW0NvbnRlbnRfVHlwZXNdLnhtbFBLAQItABQABgAI&#10;AAAAIQA4/SH/1gAAAJQBAAALAAAAAAAAAAAAAAAAAC8BAABfcmVscy8ucmVsc1BLAQItABQABgAI&#10;AAAAIQByrH40GAIAAD8EAAAOAAAAAAAAAAAAAAAAAC4CAABkcnMvZTJvRG9jLnhtbFBLAQItABQA&#10;BgAIAAAAIQB+yD+h3wAAAAgBAAAPAAAAAAAAAAAAAAAAAHIEAABkcnMvZG93bnJldi54bWxQSwUG&#10;AAAAAAQABADzAAAAfgUAAAAA&#10;" stroked="f">
+                <v:textbox style="mso-fit-shape-to-text:t" inset="0,0,0,0">
+                  <w:txbxContent>
+                    <w:p>
+                      <w:pPr>
+                        <w:pStyle w:val="Caption"/>
+                        <w:jc w:val="center"/>
+                        <w:rPr>
+                          <w:sz w:val="22"/>
+                          <w:szCs w:val="22"/>
+                        </w:rPr>
+                      </w:pPr>
+                      <w:r>
+                        <w:t xml:space="preserve">Figure </w:t>
+                      </w:r>
+                      <w:r>
+                        <w:fldChar w:fldCharType="begin"/>
+                      </w:r>
+                      <w:r>
+                        <w:instrText xml:space="preserve"> SEQ Figure \* ARABIC </w:instrText>
+                      </w:r>
+                      <w:r>
+                        <w:fldChar w:fldCharType="separate"/>
+                      </w:r>
+                      <w:r>
+                        <w:t>1</w:t>
+                      </w:r>
+                      <w:r>
+                        <w:fldChar w:fldCharType="end"/>
+                      </w:r>
+                      <w:r>
+                        <w:t>: Camera 1.</w:t>
+                      </w:r>
+                    </w:p>
+                  </w:txbxContent>
+                </v:textbox>
+                <w10:wrap anchorx="margin"/>
+              </v:shape>
+            </w:pict>
+          </mc:Fallback>
+        </mc:AlternateContent>
+      </w:r>
       <w:r>
         <w:rPr>
           <w:rFonts w:eastAsiaTheme="minorEastAsia"/>
@@ -3241,7 +3661,7 @@
           <w:lang w:val="en-GB"/>
         </w:rPr>
         <w:drawing>
-          <wp:anchor distT="0" distB="0" distL="114300" distR="114300" simplePos="0" relativeHeight="251659264" behindDoc="0" locked="0" layoutInCell="1" allowOverlap="1" wp14:anchorId="1663923E" wp14:editId="4AC644E2">
+          <wp:anchor distT="0" distB="0" distL="114300" distR="114300" simplePos="0" relativeHeight="251659264" behindDoc="0" locked="0" layoutInCell="1" allowOverlap="1" wp14:anchorId="1663923E" wp14:editId="6FC98B5C">
             <wp:simplePos x="0" y="0"/>
             <wp:positionH relativeFrom="margin">
               <wp:posOffset>15875</wp:posOffset>
@@ -3309,7 +3729,7 @@
           <w:lang w:val="en-GB"/>
         </w:rPr>
         <w:drawing>
-          <wp:anchor distT="0" distB="0" distL="114300" distR="114300" simplePos="0" relativeHeight="251660288" behindDoc="0" locked="0" layoutInCell="1" allowOverlap="1" wp14:anchorId="3EE30990" wp14:editId="7F78FDDE">
+          <wp:anchor distT="0" distB="0" distL="114300" distR="114300" simplePos="0" relativeHeight="251660288" behindDoc="0" locked="0" layoutInCell="1" allowOverlap="1" wp14:anchorId="3EE30990" wp14:editId="21F44687">
             <wp:simplePos x="0" y="0"/>
             <wp:positionH relativeFrom="column">
               <wp:posOffset>3057525</wp:posOffset>
@@ -3370,240 +3790,10 @@
           </wp:anchor>
         </w:drawing>
       </w:r>
-      <w:r>
-        <w:rPr>
-          <w:noProof/>
-          <w:lang w:val="en-GB"/>
-        </w:rPr>
-        <mc:AlternateContent>
-          <mc:Choice Requires="wps">
-            <w:drawing>
-              <wp:anchor distT="0" distB="0" distL="114300" distR="114300" simplePos="0" relativeHeight="251661312" behindDoc="0" locked="0" layoutInCell="1" allowOverlap="1" wp14:anchorId="47F7EF07" wp14:editId="13A70AAD">
-                <wp:simplePos x="0" y="0"/>
-                <wp:positionH relativeFrom="column">
-                  <wp:posOffset>3056255</wp:posOffset>
-                </wp:positionH>
-                <wp:positionV relativeFrom="paragraph">
-                  <wp:posOffset>2694940</wp:posOffset>
-                </wp:positionV>
-                <wp:extent cx="2625090" cy="635"/>
-                <wp:effectExtent l="0" t="0" r="3810" b="0"/>
-                <wp:wrapTopAndBottom/>
-                <wp:docPr id="43711048" name="Text Box 1"/>
-                <wp:cNvGraphicFramePr/>
-                <a:graphic xmlns:a="http://schemas.openxmlformats.org/drawingml/2006/main">
-                  <a:graphicData uri="http://schemas.microsoft.com/office/word/2010/wordprocessingShape">
-                    <wps:wsp>
-                      <wps:cNvSpPr txBox="1"/>
-                      <wps:spPr>
-                        <a:xfrm>
-                          <a:off x="0" y="0"/>
-                          <a:ext cx="2625090" cy="635"/>
-                        </a:xfrm>
-                        <a:prstGeom prst="rect">
-                          <a:avLst/>
-                        </a:prstGeom>
-                        <a:solidFill>
-                          <a:prstClr val="white"/>
-                        </a:solidFill>
-                        <a:ln>
-                          <a:noFill/>
-                        </a:ln>
-                      </wps:spPr>
-                      <wps:txbx>
-                        <w:txbxContent>
-                          <w:p>
-                            <w:pPr>
-                              <w:pStyle w:val="Bijschrift"/>
-                              <w:jc w:val="center"/>
-                              <w:rPr>
-                                <w:sz w:val="22"/>
-                                <w:szCs w:val="22"/>
-                              </w:rPr>
-                            </w:pPr>
-                            <w:r>
-                              <w:t>Figure 2: Camera 2.</w:t>
-                            </w:r>
-                          </w:p>
-                        </w:txbxContent>
-                      </wps:txbx>
-                      <wps:bodyPr rot="0" spcFirstLastPara="0" vertOverflow="overflow" horzOverflow="overflow" vert="horz" wrap="square" lIns="0" tIns="0" rIns="0" bIns="0" numCol="1" spcCol="0" rtlCol="0" fromWordArt="0" anchor="t" anchorCtr="0" forceAA="0" compatLnSpc="1">
-                        <a:prstTxWarp prst="textNoShape">
-                          <a:avLst/>
-                        </a:prstTxWarp>
-                        <a:spAutoFit/>
-                      </wps:bodyPr>
-                    </wps:wsp>
-                  </a:graphicData>
-                </a:graphic>
-              </wp:anchor>
-            </w:drawing>
-          </mc:Choice>
-          <mc:Fallback>
-            <w:pict>
-              <v:shapetype w14:anchorId="47F7EF07" id="_x0000_t202" coordsize="21600,21600" o:spt="202" path="m,l,21600r21600,l21600,xe">
-                <v:stroke joinstyle="miter"/>
-                <v:path gradientshapeok="t" o:connecttype="rect"/>
-              </v:shapetype>
-              <v:shape id="Text Box 1" o:spid="_x0000_s1026" type="#_x0000_t202" style="position:absolute;margin-left:240.65pt;margin-top:212.2pt;width:206.7pt;height:.05pt;z-index:251661312;visibility:visible;mso-wrap-style:square;mso-wrap-distance-left:9pt;mso-wrap-distance-top:0;mso-wrap-distance-right:9pt;mso-wrap-distance-bottom:0;mso-position-horizontal:absolute;mso-position-horizontal-relative:text;mso-position-vertical:absolute;mso-position-vertical-relative:text;v-text-anchor:top" o:gfxdata="UEsDBBQABgAIAAAAIQC2gziS/gAAAOEBAAATAAAAW0NvbnRlbnRfVHlwZXNdLnhtbJSRQU7DMBBF&#10;90jcwfIWJU67QAgl6YK0S0CoHGBkTxKLZGx5TGhvj5O2G0SRWNoz/78nu9wcxkFMGNg6quQqL6RA&#10;0s5Y6ir5vt9lD1JwBDIwOMJKHpHlpr69KfdHjyxSmriSfYz+USnWPY7AufNIadK6MEJMx9ApD/oD&#10;OlTrorhX2lFEilmcO2RdNtjC5xDF9pCuTyYBB5bi6bQ4syoJ3g9WQ0ymaiLzg5KdCXlKLjvcW893&#10;SUOqXwnz5DrgnHtJTxOsQfEKIT7DmDSUCaxw7Rqn8787ZsmRM9e2VmPeBN4uqYvTtW7jvijg9N/y&#10;JsXecLq0q+WD6m8AAAD//wMAUEsDBBQABgAIAAAAIQA4/SH/1gAAAJQBAAALAAAAX3JlbHMvLnJl&#10;bHOkkMFqwzAMhu+DvYPRfXGawxijTi+j0GvpHsDYimMaW0Yy2fr2M4PBMnrbUb/Q94l/f/hMi1qR&#10;JVI2sOt6UJgd+ZiDgffL8ekFlFSbvV0oo4EbChzGx4f9GRdb25HMsYhqlCwG5lrLq9biZkxWOiqY&#10;22YiTra2kYMu1l1tQD30/bPm3wwYN0x18gb45AdQl1tp5j/sFB2T0FQ7R0nTNEV3j6o9feQzro1i&#10;OWA14Fm+Q8a1a8+Bvu/d/dMb2JY5uiPbhG/ktn4cqGU/er3pcvwCAAD//wMAUEsDBBQABgAIAAAA&#10;IQDVXUL0FQIAADgEAAAOAAAAZHJzL2Uyb0RvYy54bWysU8Fu2zAMvQ/YPwi6L04yNNiMOEWWIsOA&#10;oC2QDj0rshQbkEWNUmJ3Xz9KtpOu22nYRaZF6lF872l52zWGnRX6GmzBZ5MpZ8pKKGt7LPj3p+2H&#10;T5z5IGwpDFhV8Bfl+e3q/btl63I1hwpMqZARiPV56wpeheDyLPOyUo3wE3DKUlIDNiLQLx6zEkVL&#10;6I3J5tPpImsBS4cglfe0e9cn+Srha61keNDaq8BMweluIa2Y1kNcs9VS5EcUrqrlcA3xD7doRG2p&#10;6QXqTgTBTlj/AdXUEsGDDhMJTQZa11KlGWia2fTNNPtKOJVmIXK8u9Dk/x+svD/v3SOy0H2BjgSM&#10;hLTO55424zydxiZ+6aaM8kThy4U21QUmaXO+mN9MP1NKUm7x8SZiZNejDn34qqBhMSg4kiaJKnHe&#10;+dCXjiWxkwdTl9vamPgTExuD7CxIv7aqgxrAf6syNtZaiKd6wLiTXeeIUegO3TDcAcoXmhmht4N3&#10;cltTo53w4VEg6U+zkKfDAy3aQFtwGCLOKsCff9uP9SQLZTlryU8F9z9OAhVn5pslwaL5xgDH4DAG&#10;9tRsgEac0WtxMoV0AIMZQ43QPJPV17ELpYSV1KvgYQw3oXc1PRWp1utURBZzIuzs3skIPRL61D0L&#10;dIMcgVS8h9FpIn+jSl+bdHHrUyCKk2SR0J7FgWeyZxJ9eErR/6//U9X1wa9+AQAA//8DAFBLAwQU&#10;AAYACAAAACEA3ou9ruEAAAALAQAADwAAAGRycy9kb3ducmV2LnhtbEyPPU/DMBCGdyT+g3VILKh1&#10;2poSQpyqqmCgS0Xahc2Nr3EgtqPYacO/52CB7T4evfdcvhpty87Yh8Y7CbNpAgxd5XXjagmH/csk&#10;BRaiclq13qGELwywKq6vcpVpf3FveC5jzSjEhUxJMDF2GeehMmhVmPoOHe1OvrcqUtvXXPfqQuG2&#10;5fMkWXKrGkcXjOpwY7D6LAcrYSfed+ZuOD1v12LRvx6GzfKjLqW8vRnXT8AijvEPhh99UoeCnI5+&#10;cDqwVoJIZwtCqZgLAYyI9FE8ADv+Tu6BFzn//0PxDQAA//8DAFBLAQItABQABgAIAAAAIQC2gziS&#10;/gAAAOEBAAATAAAAAAAAAAAAAAAAAAAAAABbQ29udGVudF9UeXBlc10ueG1sUEsBAi0AFAAGAAgA&#10;AAAhADj9If/WAAAAlAEAAAsAAAAAAAAAAAAAAAAALwEAAF9yZWxzLy5yZWxzUEsBAi0AFAAGAAgA&#10;AAAhANVdQvQVAgAAOAQAAA4AAAAAAAAAAAAAAAAALgIAAGRycy9lMm9Eb2MueG1sUEsBAi0AFAAG&#10;AAgAAAAhAN6Lva7hAAAACwEAAA8AAAAAAAAAAAAAAAAAbwQAAGRycy9kb3ducmV2LnhtbFBLBQYA&#10;AAAABAAEAPMAAAB9BQAAAAA=&#10;" stroked="f">
-                <v:textbox style="mso-fit-shape-to-text:t" inset="0,0,0,0">
-                  <w:txbxContent>
-                    <w:p>
-                      <w:pPr>
-                        <w:pStyle w:val="Bijschrift"/>
-                        <w:jc w:val="center"/>
-                        <w:rPr>
-                          <w:sz w:val="22"/>
-                          <w:szCs w:val="22"/>
-                        </w:rPr>
-                      </w:pPr>
-                      <w:r>
-                        <w:t>Figure 2: Camera 2.</w:t>
-                      </w:r>
-                    </w:p>
-                  </w:txbxContent>
-                </v:textbox>
-                <w10:wrap type="topAndBottom"/>
-              </v:shape>
-            </w:pict>
-          </mc:Fallback>
-        </mc:AlternateContent>
-      </w:r>
-      <w:r>
-        <w:rPr>
-          <w:noProof/>
-          <w:lang w:val="en-GB"/>
-        </w:rPr>
-        <mc:AlternateContent>
-          <mc:Choice Requires="wps">
-            <w:drawing>
-              <wp:anchor distT="0" distB="0" distL="114300" distR="114300" simplePos="0" relativeHeight="251665408" behindDoc="0" locked="0" layoutInCell="1" allowOverlap="1" wp14:anchorId="01F12561" wp14:editId="5F13E927">
-                <wp:simplePos x="0" y="0"/>
-                <wp:positionH relativeFrom="margin">
-                  <wp:posOffset>635</wp:posOffset>
-                </wp:positionH>
-                <wp:positionV relativeFrom="paragraph">
-                  <wp:posOffset>2694940</wp:posOffset>
-                </wp:positionV>
-                <wp:extent cx="2625090" cy="635"/>
-                <wp:effectExtent l="0" t="0" r="3810" b="0"/>
-                <wp:wrapTopAndBottom/>
-                <wp:docPr id="1383324796" name="Text Box 1"/>
-                <wp:cNvGraphicFramePr/>
-                <a:graphic xmlns:a="http://schemas.openxmlformats.org/drawingml/2006/main">
-                  <a:graphicData uri="http://schemas.microsoft.com/office/word/2010/wordprocessingShape">
-                    <wps:wsp>
-                      <wps:cNvSpPr txBox="1"/>
-                      <wps:spPr>
-                        <a:xfrm>
-                          <a:off x="0" y="0"/>
-                          <a:ext cx="2625090" cy="635"/>
-                        </a:xfrm>
-                        <a:prstGeom prst="rect">
-                          <a:avLst/>
-                        </a:prstGeom>
-                        <a:solidFill>
-                          <a:prstClr val="white"/>
-                        </a:solidFill>
-                        <a:ln>
-                          <a:noFill/>
-                        </a:ln>
-                      </wps:spPr>
-                      <wps:txbx>
-                        <w:txbxContent>
-                          <w:p>
-                            <w:pPr>
-                              <w:pStyle w:val="Bijschrift"/>
-                              <w:jc w:val="center"/>
-                              <w:rPr>
-                                <w:sz w:val="22"/>
-                                <w:szCs w:val="22"/>
-                              </w:rPr>
-                            </w:pPr>
-                            <w:r>
-                              <w:t xml:space="preserve">Figure </w:t>
-                            </w:r>
-                            <w:r>
-                              <w:fldChar w:fldCharType="begin"/>
-                            </w:r>
-                            <w:r>
-                              <w:instrText xml:space="preserve"> SEQ Figure \* ARABIC </w:instrText>
-                            </w:r>
-                            <w:r>
-                              <w:fldChar w:fldCharType="separate"/>
-                            </w:r>
-                            <w:r>
-                              <w:t>1</w:t>
-                            </w:r>
-                            <w:r>
-                              <w:fldChar w:fldCharType="end"/>
-                            </w:r>
-                            <w:r>
-                              <w:t>: Camera 1.</w:t>
-                            </w:r>
-                          </w:p>
-                        </w:txbxContent>
-                      </wps:txbx>
-                      <wps:bodyPr rot="0" spcFirstLastPara="0" vertOverflow="overflow" horzOverflow="overflow" vert="horz" wrap="square" lIns="0" tIns="0" rIns="0" bIns="0" numCol="1" spcCol="0" rtlCol="0" fromWordArt="0" anchor="t" anchorCtr="0" forceAA="0" compatLnSpc="1">
-                        <a:prstTxWarp prst="textNoShape">
-                          <a:avLst/>
-                        </a:prstTxWarp>
-                        <a:spAutoFit/>
-                      </wps:bodyPr>
-                    </wps:wsp>
-                  </a:graphicData>
-                </a:graphic>
-              </wp:anchor>
-            </w:drawing>
-          </mc:Choice>
-          <mc:Fallback>
-            <w:pict>
-              <v:shape w14:anchorId="01F12561" id="_x0000_s1027" type="#_x0000_t202" style="position:absolute;margin-left:.05pt;margin-top:212.2pt;width:206.7pt;height:.05pt;z-index:251665408;visibility:visible;mso-wrap-style:square;mso-wrap-distance-left:9pt;mso-wrap-distance-top:0;mso-wrap-distance-right:9pt;mso-wrap-distance-bottom:0;mso-position-horizontal:absolute;mso-position-horizontal-relative:margin;mso-position-vertical:absolute;mso-position-vertical-relative:text;v-text-anchor:top" o:gfxdata="UEsDBBQABgAIAAAAIQC2gziS/gAAAOEBAAATAAAAW0NvbnRlbnRfVHlwZXNdLnhtbJSRQU7DMBBF&#10;90jcwfIWJU67QAgl6YK0S0CoHGBkTxKLZGx5TGhvj5O2G0SRWNoz/78nu9wcxkFMGNg6quQqL6RA&#10;0s5Y6ir5vt9lD1JwBDIwOMJKHpHlpr69KfdHjyxSmriSfYz+USnWPY7AufNIadK6MEJMx9ApD/oD&#10;OlTrorhX2lFEilmcO2RdNtjC5xDF9pCuTyYBB5bi6bQ4syoJ3g9WQ0ymaiLzg5KdCXlKLjvcW893&#10;SUOqXwnz5DrgnHtJTxOsQfEKIT7DmDSUCaxw7Rqn8787ZsmRM9e2VmPeBN4uqYvTtW7jvijg9N/y&#10;JsXecLq0q+WD6m8AAAD//wMAUEsDBBQABgAIAAAAIQA4/SH/1gAAAJQBAAALAAAAX3JlbHMvLnJl&#10;bHOkkMFqwzAMhu+DvYPRfXGawxijTi+j0GvpHsDYimMaW0Yy2fr2M4PBMnrbUb/Q94l/f/hMi1qR&#10;JVI2sOt6UJgd+ZiDgffL8ekFlFSbvV0oo4EbChzGx4f9GRdb25HMsYhqlCwG5lrLq9biZkxWOiqY&#10;22YiTra2kYMu1l1tQD30/bPm3wwYN0x18gb45AdQl1tp5j/sFB2T0FQ7R0nTNEV3j6o9feQzro1i&#10;OWA14Fm+Q8a1a8+Bvu/d/dMb2JY5uiPbhG/ktn4cqGU/er3pcvwCAAD//wMAUEsDBBQABgAIAAAA&#10;IQByrH40GAIAAD8EAAAOAAAAZHJzL2Uyb0RvYy54bWysU8Fu2zAMvQ/YPwi6L04yNNiMOEWWIsOA&#10;oC2QDj0rshwLkEWNUmJ3Xz9KtpOu22nYRaZJihTfe1zedo1hZ4Vegy34bDLlTFkJpbbHgn9/2n74&#10;xJkPwpbCgFUFf1Ge367ev1u2LldzqMGUChkVsT5vXcHrEFyeZV7WqhF+Ak5ZClaAjQj0i8esRNFS&#10;9cZk8+l0kbWApUOQynvy3vVBvkr1q0rJ8FBVXgVmCk5vC+nEdB7ima2WIj+icLWWwzPEP7yiEdpS&#10;00upOxEEO6H+o1SjJYKHKkwkNBlUlZYqzUDTzKZvptnXwqk0C4Hj3QUm///Kyvvz3j0iC90X6IjA&#10;CEjrfO7JGefpKmzil17KKE4QvlxgU11gkpzzxfxm+plCkmKLjzexRna96tCHrwoaFo2CI3GSoBLn&#10;nQ996pgSO3kwutxqY+JPDGwMsrMg/tpaBzUU/y3L2JhrId7qC0ZPdp0jWqE7dEyXr2Y8QPlCoyP0&#10;qvBObjX12wkfHgWSDGgkknZ4oKMy0BYcBouzGvDn3/wxn9ihKGctyarg/sdJoOLMfLPEW9TgaOBo&#10;HEbDnpoN0KQzWhonk0kXMJjRrBCaZ1L8OnahkLCSehU8jOYm9OKmjZFqvU5JpDQnws7unYylR1yf&#10;umeBbmAlEJn3MApO5G/I6XMTPW59CoR0Yi7i2qM4wE0qTdwPGxXX4PV/yrru/eoXAAAA//8DAFBL&#10;AwQUAAYACAAAACEAjqVJlN4AAAAIAQAADwAAAGRycy9kb3ducmV2LnhtbEyPwU7DMBBE70j8g7VI&#10;XBB12roVCnGqqoIDXCpCL9zceBsH4nVkO234+7q9wHF2VjNvitVoO3ZEH1pHEqaTDBhS7XRLjYTd&#10;5+vjE7AQFWnVOUIJvxhgVd7eFCrX7kQfeKxiw1IIhVxJMDH2OeehNmhVmLgeKXkH562KSfqGa69O&#10;Kdx2fJZlS25VS6nBqB43BuufarAStuJrax6Gw8v7Wsz9227YLL+bSsr7u3H9DCziGP+e4YKf0KFM&#10;THs3kA6su2gWJYiZEMCSLabzBbD99bIAXhb8/4DyDAAA//8DAFBLAQItABQABgAIAAAAIQC2gziS&#10;/gAAAOEBAAATAAAAAAAAAAAAAAAAAAAAAABbQ29udGVudF9UeXBlc10ueG1sUEsBAi0AFAAGAAgA&#10;AAAhADj9If/WAAAAlAEAAAsAAAAAAAAAAAAAAAAALwEAAF9yZWxzLy5yZWxzUEsBAi0AFAAGAAgA&#10;AAAhAHKsfjQYAgAAPwQAAA4AAAAAAAAAAAAAAAAALgIAAGRycy9lMm9Eb2MueG1sUEsBAi0AFAAG&#10;AAgAAAAhAI6lSZTeAAAACAEAAA8AAAAAAAAAAAAAAAAAcgQAAGRycy9kb3ducmV2LnhtbFBLBQYA&#10;AAAABAAEAPMAAAB9BQAAAAA=&#10;" stroked="f">
-                <v:textbox style="mso-fit-shape-to-text:t" inset="0,0,0,0">
-                  <w:txbxContent>
-                    <w:p>
-                      <w:pPr>
-                        <w:pStyle w:val="Bijschrift"/>
-                        <w:jc w:val="center"/>
-                        <w:rPr>
-                          <w:sz w:val="22"/>
-                          <w:szCs w:val="22"/>
-                        </w:rPr>
-                      </w:pPr>
-                      <w:r>
-                        <w:t xml:space="preserve">Figure </w:t>
-                      </w:r>
-                      <w:r>
-                        <w:fldChar w:fldCharType="begin"/>
-                      </w:r>
-                      <w:r>
-                        <w:instrText xml:space="preserve"> SEQ Figure \* ARABIC </w:instrText>
-                      </w:r>
-                      <w:r>
-                        <w:fldChar w:fldCharType="separate"/>
-                      </w:r>
-                      <w:r>
-                        <w:t>1</w:t>
-                      </w:r>
-                      <w:r>
-                        <w:fldChar w:fldCharType="end"/>
-                      </w:r>
-                      <w:r>
-                        <w:t>: Camera 1.</w:t>
-                      </w:r>
-                    </w:p>
-                  </w:txbxContent>
-                </v:textbox>
-                <w10:wrap type="topAndBottom" anchorx="margin"/>
-              </v:shape>
-            </w:pict>
-          </mc:Fallback>
-        </mc:AlternateContent>
-      </w:r>
     </w:p>
     <w:p>
       <w:pPr>
-        <w:pStyle w:val="Geenafstand"/>
+        <w:pStyle w:val="NoSpacing"/>
         <w:rPr>
           <w:b/>
           <w:sz w:val="24"/>
@@ -3619,7 +3809,7 @@
         <mc:AlternateContent>
           <mc:Choice Requires="wps">
             <w:drawing>
-              <wp:anchor distT="0" distB="0" distL="114300" distR="114300" simplePos="0" relativeHeight="251666432" behindDoc="0" locked="0" layoutInCell="1" allowOverlap="1" wp14:anchorId="27E41F6F" wp14:editId="69BE1808">
+              <wp:anchor distT="0" distB="0" distL="114300" distR="114300" simplePos="0" relativeHeight="251666432" behindDoc="0" locked="0" layoutInCell="1" allowOverlap="1" wp14:anchorId="27E41F6F" wp14:editId="10AFAC4F">
                 <wp:simplePos x="0" y="0"/>
                 <wp:positionH relativeFrom="margin">
                   <wp:align>right</wp:align>
@@ -3655,7 +3845,7 @@
                         <w:txbxContent>
                           <w:p>
                             <w:pPr>
-                              <w:pStyle w:val="Bijschrift"/>
+                              <w:pStyle w:val="Caption"/>
                               <w:jc w:val="center"/>
                               <w:rPr>
                                 <w:sz w:val="22"/>
@@ -3714,7 +3904,7 @@
         <mc:AlternateContent>
           <mc:Choice Requires="wps">
             <w:drawing>
-              <wp:anchor distT="0" distB="0" distL="114300" distR="114300" simplePos="0" relativeHeight="251663360" behindDoc="0" locked="0" layoutInCell="1" allowOverlap="1" wp14:anchorId="48B61CCD" wp14:editId="33691040">
+              <wp:anchor distT="0" distB="0" distL="114300" distR="114300" simplePos="0" relativeHeight="251663360" behindDoc="0" locked="0" layoutInCell="1" allowOverlap="1" wp14:anchorId="48B61CCD" wp14:editId="1128150D">
                 <wp:simplePos x="0" y="0"/>
                 <wp:positionH relativeFrom="margin">
                   <wp:posOffset>129540</wp:posOffset>
@@ -3750,7 +3940,7 @@
                         <w:txbxContent>
                           <w:p>
                             <w:pPr>
-                              <w:pStyle w:val="Bijschrift"/>
+                              <w:pStyle w:val="Caption"/>
                               <w:jc w:val="center"/>
                               <w:rPr>
                                 <w:sz w:val="22"/>
@@ -3782,7 +3972,7 @@
                   <w:txbxContent>
                     <w:p>
                       <w:pPr>
-                        <w:pStyle w:val="Bijschrift"/>
+                        <w:pStyle w:val="Caption"/>
                         <w:jc w:val="center"/>
                         <w:rPr>
                           <w:sz w:val="22"/>
@@ -3807,7 +3997,7 @@
           <w:lang w:val="en-GB"/>
         </w:rPr>
         <w:drawing>
-          <wp:anchor distT="0" distB="0" distL="114300" distR="114300" simplePos="0" relativeHeight="251662336" behindDoc="0" locked="0" layoutInCell="1" allowOverlap="1" wp14:anchorId="60329633" wp14:editId="5F33F34F">
+          <wp:anchor distT="0" distB="0" distL="114300" distR="114300" simplePos="0" relativeHeight="251662336" behindDoc="0" locked="0" layoutInCell="1" allowOverlap="1" wp14:anchorId="60329633" wp14:editId="0F8CDDD6">
             <wp:simplePos x="0" y="0"/>
             <wp:positionH relativeFrom="margin">
               <wp:posOffset>130175</wp:posOffset>
@@ -3874,7 +4064,7 @@
           <w:lang w:val="en-GB"/>
         </w:rPr>
         <w:drawing>
-          <wp:anchor distT="0" distB="0" distL="114300" distR="114300" simplePos="0" relativeHeight="251664384" behindDoc="0" locked="0" layoutInCell="1" allowOverlap="1" wp14:anchorId="5E7D5D87" wp14:editId="2F2935EE">
+          <wp:anchor distT="0" distB="0" distL="114300" distR="114300" simplePos="0" relativeHeight="251664384" behindDoc="0" locked="0" layoutInCell="1" allowOverlap="1" wp14:anchorId="5E7D5D87" wp14:editId="3DC0265F">
             <wp:simplePos x="0" y="0"/>
             <wp:positionH relativeFrom="margin">
               <wp:align>right</wp:align>
@@ -3946,7 +4136,7 @@
     </w:p>
     <w:p>
       <w:pPr>
-        <w:pStyle w:val="Geenafstand"/>
+        <w:pStyle w:val="NoSpacing"/>
         <w:rPr>
           <w:lang w:val="en-GB"/>
         </w:rPr>
@@ -4196,7 +4386,7 @@
     </w:p>
     <w:p>
       <w:pPr>
-        <w:pStyle w:val="Geenafstand"/>
+        <w:pStyle w:val="NoSpacing"/>
         <w:rPr>
           <w:lang w:val="en-GB"/>
         </w:rPr>
@@ -4242,7 +4432,7 @@
     </w:p>
     <w:p>
       <w:pPr>
-        <w:pStyle w:val="Geenafstand"/>
+        <w:pStyle w:val="NoSpacing"/>
         <w:rPr>
           <w:lang w:val="en-GB"/>
         </w:rPr>
@@ -4268,7 +4458,7 @@
     </w:p>
     <w:p>
       <w:pPr>
-        <w:pStyle w:val="Geenafstand"/>
+        <w:pStyle w:val="NoSpacing"/>
         <w:rPr>
           <w:lang w:val="en-GB"/>
         </w:rPr>
@@ -4331,7 +4521,21 @@
         <w:rPr>
           <w:lang w:val="en-GB"/>
         </w:rPr>
-        <w:t xml:space="preserve"> 3D IRL coordinates in the voxel grid. We project these points onto each camera, based on their in- and extrinsics. This leaves a set of (x,</w:t>
+        <w:t xml:space="preserve"> 3D IRL coordinates in the voxel grid. We project these points onto each camera, based on their in- and </w:t>
+      </w:r>
+      <w:proofErr w:type="spellStart"/>
+      <w:r>
+        <w:rPr>
+          <w:lang w:val="en-GB"/>
+        </w:rPr>
+        <w:t>extrinsics</w:t>
+      </w:r>
+      <w:proofErr w:type="spellEnd"/>
+      <w:r>
+        <w:rPr>
+          <w:lang w:val="en-GB"/>
+        </w:rPr>
+        <w:t>. This leaves a set of (x,</w:t>
       </w:r>
       <w:r>
         <w:rPr>
@@ -4530,7 +4734,7 @@
     </w:p>
     <w:p>
       <w:pPr>
-        <w:pStyle w:val="Geenafstand"/>
+        <w:pStyle w:val="NoSpacing"/>
         <w:rPr>
           <w:lang w:val="en-GB"/>
         </w:rPr>
@@ -4616,7 +4820,7 @@
     </w:p>
     <w:p>
       <w:pPr>
-        <w:pStyle w:val="Geenafstand"/>
+        <w:pStyle w:val="NoSpacing"/>
         <w:rPr>
           <w:lang w:val="en-GB"/>
         </w:rPr>
@@ -4651,7 +4855,21 @@
         <w:rPr>
           <w:lang w:val="en-GB"/>
         </w:rPr>
-        <w:t>loaded in a NumPy array of shape (n_frames, width, height, 3)</w:t>
+        <w:t>loaded in a NumPy array of shape (</w:t>
+      </w:r>
+      <w:proofErr w:type="spellStart"/>
+      <w:r>
+        <w:rPr>
+          <w:lang w:val="en-GB"/>
+        </w:rPr>
+        <w:t>n_frames</w:t>
+      </w:r>
+      <w:proofErr w:type="spellEnd"/>
+      <w:r>
+        <w:rPr>
+          <w:lang w:val="en-GB"/>
+        </w:rPr>
+        <w:t>, width, height, 3)</w:t>
       </w:r>
       <w:r>
         <w:rPr>
@@ -4704,7 +4922,7 @@
     </w:p>
     <w:p>
       <w:pPr>
-        <w:pStyle w:val="Geenafstand"/>
+        <w:pStyle w:val="NoSpacing"/>
         <w:rPr>
           <w:lang w:val="en-GB"/>
         </w:rPr>
@@ -4713,13 +4931,41 @@
         <w:rPr>
           <w:lang w:val="en-GB"/>
         </w:rPr>
-        <w:t xml:space="preserve">Lastly, we also parallelised the process of finding optimal thresholds, using grid search. For this, we used JobLib to spawn multiple processes, equally spreading the tasks in the grid amongst them. This way, we sped up the process of finding the optimal thresholds </w:t>
-      </w:r>
-      <w:r>
-        <w:rPr>
-          <w:lang w:val="en-GB"/>
-        </w:rPr>
-        <w:t>by 16 times (on a 16 core cpu).</w:t>
+        <w:t xml:space="preserve">Lastly, we also parallelised the process of finding optimal thresholds, using grid search. For this, we used </w:t>
+      </w:r>
+      <w:proofErr w:type="spellStart"/>
+      <w:r>
+        <w:rPr>
+          <w:lang w:val="en-GB"/>
+        </w:rPr>
+        <w:t>JobLib</w:t>
+      </w:r>
+      <w:proofErr w:type="spellEnd"/>
+      <w:r>
+        <w:rPr>
+          <w:lang w:val="en-GB"/>
+        </w:rPr>
+        <w:t xml:space="preserve"> to spawn multiple processes, equally spreading the tasks in the grid amongst them. This way, we sped up the process of finding the optimal thresholds </w:t>
+      </w:r>
+      <w:r>
+        <w:rPr>
+          <w:lang w:val="en-GB"/>
+        </w:rPr>
+        <w:t xml:space="preserve">by 16 times (on a 16 core </w:t>
+      </w:r>
+      <w:proofErr w:type="spellStart"/>
+      <w:r>
+        <w:rPr>
+          <w:lang w:val="en-GB"/>
+        </w:rPr>
+        <w:t>cpu</w:t>
+      </w:r>
+      <w:proofErr w:type="spellEnd"/>
+      <w:r>
+        <w:rPr>
+          <w:lang w:val="en-GB"/>
+        </w:rPr>
+        <w:t>).</w:t>
       </w:r>
       <w:r>
         <w:rPr>
@@ -4730,7 +4976,7 @@
     </w:p>
     <w:p>
       <w:pPr>
-        <w:pStyle w:val="Geenafstand"/>
+        <w:pStyle w:val="NoSpacing"/>
         <w:rPr>
           <w:lang w:val="en-GB"/>
         </w:rPr>
@@ -4749,6 +4995,7 @@
         </w:rPr>
         <w:t xml:space="preserve">For this task, we first put all of our images, for each camera, through the </w:t>
       </w:r>
+      <w:proofErr w:type="spellStart"/>
       <w:r>
         <w:rPr>
           <w:i/>
@@ -4757,6 +5004,7 @@
         </w:rPr>
         <w:t>calibrateCamera</w:t>
       </w:r>
+      <w:proofErr w:type="spellEnd"/>
       <w:r>
         <w:rPr>
           <w:lang w:val="en-GB"/>
@@ -4772,7 +5020,7 @@
     </w:p>
     <w:p>
       <w:pPr>
-        <w:pStyle w:val="Geenafstand"/>
+        <w:pStyle w:val="NoSpacing"/>
         <w:rPr>
           <w:lang w:val="en-GB"/>
         </w:rPr>
@@ -4880,7 +5128,7 @@
     </w:p>
     <w:p>
       <w:pPr>
-        <w:pStyle w:val="Geenafstand"/>
+        <w:pStyle w:val="NoSpacing"/>
         <w:rPr>
           <w:lang w:val="en-GB"/>
         </w:rPr>
@@ -4980,7 +5228,7 @@
     </w:p>
     <w:p>
       <w:pPr>
-        <w:pStyle w:val="Geenafstand"/>
+        <w:pStyle w:val="NoSpacing"/>
         <w:rPr>
           <w:lang w:val="en-GB"/>
         </w:rPr>
@@ -5098,7 +5346,7 @@
     </w:p>
     <w:p>
       <w:pPr>
-        <w:pStyle w:val="Geenafstand"/>
+        <w:pStyle w:val="NoSpacing"/>
         <w:rPr>
           <w:lang w:val="en-GB"/>
         </w:rPr>
@@ -5216,7 +5464,7 @@
     </w:p>
     <w:p>
       <w:pPr>
-        <w:pStyle w:val="Geenafstand"/>
+        <w:pStyle w:val="NoSpacing"/>
         <w:rPr>
           <w:lang w:val="en-GB"/>
         </w:rPr>
@@ -5224,7 +5472,7 @@
     </w:p>
     <w:p>
       <w:pPr>
-        <w:pStyle w:val="Geenafstand"/>
+        <w:pStyle w:val="NoSpacing"/>
         <w:rPr>
           <w:b/>
           <w:sz w:val="24"/>
@@ -5242,7 +5490,7 @@
     </w:p>
     <w:p>
       <w:pPr>
-        <w:pStyle w:val="Geenafstand"/>
+        <w:pStyle w:val="NoSpacing"/>
         <w:rPr>
           <w:lang w:val="en-GB"/>
         </w:rPr>
@@ -5259,7 +5507,7 @@
     </w:p>
     <w:p>
       <w:pPr>
-        <w:pStyle w:val="Geenafstand"/>
+        <w:pStyle w:val="NoSpacing"/>
         <w:rPr>
           <w:lang w:val="en-US"/>
         </w:rPr>
@@ -5676,19 +5924,20 @@
     <w:lsdException w:name="Unresolved Mention" w:semiHidden="1" w:unhideWhenUsed="1"/>
     <w:lsdException w:name="Smart Link" w:semiHidden="1" w:unhideWhenUsed="1"/>
   </w:latentStyles>
-  <w:style w:type="paragraph" w:default="1" w:styleId="Standaard">
+  <w:style w:type="paragraph" w:default="1" w:styleId="Normal">
     <w:name w:val="Normal"/>
     <w:qFormat/>
     <w:rPr>
       <w:lang w:val="en-GB"/>
     </w:rPr>
   </w:style>
-  <w:style w:type="character" w:default="1" w:styleId="Standaardalinea-lettertype">
+  <w:style w:type="character" w:default="1" w:styleId="DefaultParagraphFont">
     <w:name w:val="Default Paragraph Font"/>
     <w:uiPriority w:val="1"/>
+    <w:semiHidden/>
     <w:unhideWhenUsed/>
   </w:style>
-  <w:style w:type="table" w:default="1" w:styleId="Standaardtabel">
+  <w:style w:type="table" w:default="1" w:styleId="TableNormal">
     <w:name w:val="Normal Table"/>
     <w:uiPriority w:val="99"/>
     <w:semiHidden/>
@@ -5703,13 +5952,13 @@
       </w:tblCellMar>
     </w:tblPr>
   </w:style>
-  <w:style w:type="numbering" w:default="1" w:styleId="Geenlijst">
+  <w:style w:type="numbering" w:default="1" w:styleId="NoList">
     <w:name w:val="No List"/>
     <w:uiPriority w:val="99"/>
     <w:semiHidden/>
     <w:unhideWhenUsed/>
   </w:style>
-  <w:style w:type="paragraph" w:styleId="Geenafstand">
+  <w:style w:type="paragraph" w:styleId="NoSpacing">
     <w:name w:val="No Spacing"/>
     <w:uiPriority w:val="1"/>
     <w:qFormat/>
@@ -5718,9 +5967,9 @@
       <w:spacing w:after="0" w:line="240" w:lineRule="auto"/>
     </w:pPr>
   </w:style>
-  <w:style w:type="character" w:styleId="Tekstvantijdelijkeaanduiding">
+  <w:style w:type="character" w:styleId="PlaceholderText">
     <w:name w:val="Placeholder Text"/>
-    <w:basedOn w:val="Standaardalinea-lettertype"/>
+    <w:basedOn w:val="DefaultParagraphFont"/>
     <w:uiPriority w:val="99"/>
     <w:semiHidden/>
     <w:rsid w:val="00BF402B"/>
@@ -5728,10 +5977,10 @@
       <w:color w:val="666666"/>
     </w:rPr>
   </w:style>
-  <w:style w:type="paragraph" w:styleId="Bijschrift">
+  <w:style w:type="paragraph" w:styleId="Caption">
     <w:name w:val="caption"/>
-    <w:basedOn w:val="Standaard"/>
-    <w:next w:val="Standaard"/>
+    <w:basedOn w:val="Normal"/>
+    <w:next w:val="Normal"/>
     <w:uiPriority w:val="35"/>
     <w:unhideWhenUsed/>
     <w:qFormat/>
@@ -5747,9 +5996,9 @@
       <w:szCs w:val="18"/>
     </w:rPr>
   </w:style>
-  <w:style w:type="table" w:styleId="Tabelraster">
+  <w:style w:type="table" w:styleId="TableGrid">
     <w:name w:val="Table Grid"/>
-    <w:basedOn w:val="Standaardtabel"/>
+    <w:basedOn w:val="TableNormal"/>
     <w:uiPriority w:val="39"/>
     <w:rsid w:val="000667A0"/>
     <w:pPr>
@@ -5768,7 +6017,7 @@
   </w:style>
   <w:style w:type="character" w:styleId="Hyperlink">
     <w:name w:val="Hyperlink"/>
-    <w:basedOn w:val="Standaardalinea-lettertype"/>
+    <w:basedOn w:val="DefaultParagraphFont"/>
     <w:uiPriority w:val="99"/>
     <w:unhideWhenUsed/>
     <w:rsid w:val="00911F62"/>
@@ -5777,9 +6026,9 @@
       <w:u w:val="single"/>
     </w:rPr>
   </w:style>
-  <w:style w:type="character" w:styleId="Onopgelostemelding">
+  <w:style w:type="character" w:styleId="UnresolvedMention">
     <w:name w:val="Unresolved Mention"/>
-    <w:basedOn w:val="Standaardalinea-lettertype"/>
+    <w:basedOn w:val="DefaultParagraphFont"/>
     <w:uiPriority w:val="99"/>
     <w:semiHidden/>
     <w:unhideWhenUsed/>
